--- a/data/revised_2026-10_full/tracked/v2/Physics/SS1.5_Moments_of_Equilibrium/Physics_Moments_of_Equilibrium_CBE_LessonSequence_TRACKED.docx
+++ b/data/revised_2026-10_full/tracked/v2/Physics/SS1.5_Moments_of_Equilibrium/Physics_Moments_of_Equilibrium_CBE_LessonSequence_TRACKED.docx
@@ -440,7 +440,7 @@
               </w:rPr>
               <w:t xml:space="preserve">6</w:t>
             </w:r>
-            <w:ins w:id="9001" w:author="Claude (AI) - proposed" w:date="2026-10-15T08:04:24Z">
+            <w:ins w:id="9001" w:author="Claude (AI) - proposed" w:date="2026-10-18T00:32:10Z">
               <w:r>
                 <w:rPr>
                   <w:rFonts w:ascii="Arial" w:cs="Arial" w:eastAsia="Arial" w:hAnsi="Arial"/>
@@ -468,7 +468,7 @@
               </w:rPr>
               <w:t xml:space="preserve"> lessons × 40 minutes = </w:t>
             </w:r>
-            <w:del w:id="9002" w:author="Claude (AI) - proposed" w:date="2026-10-15T08:04:24Z">
+            <w:del w:id="9002" w:author="Claude (AI) - proposed" w:date="2026-10-18T00:32:10Z">
               <w:r>
                 <w:rPr>
                   <w:rFonts w:ascii="Arial" w:cs="Arial" w:eastAsia="Arial" w:hAnsi="Arial"/>
@@ -483,7 +483,7 @@
                 <w:delText xml:space="preserve">240</w:delText>
               </w:r>
             </w:del>
-            <w:ins w:id="9003" w:author="Claude (AI) - proposed" w:date="2026-10-15T08:04:24Z">
+            <w:ins w:id="9003" w:author="Claude (AI) - proposed" w:date="2026-10-18T00:32:10Z">
               <w:r>
                 <w:rPr>
                   <w:rFonts w:ascii="Arial" w:cs="Arial" w:eastAsia="Arial" w:hAnsi="Arial"/>
@@ -566,10 +566,10 @@
               <w:ind w:left="360" w:hanging="180"/>
               <w:jc w:val="left"/>
               <w:rPr>
-                <w:ins w:id="9005" w:author="Claude (AI) - proposed" w:date="2026-10-15T08:04:24Z"/>
-              </w:rPr>
-            </w:pPr>
-            <w:ins w:id="9004" w:author="Claude (AI) - proposed" w:date="2026-10-15T08:04:24Z">
+                <w:ins w:id="9005" w:author="Claude (AI) - proposed" w:date="2026-10-18T00:32:10Z"/>
+              </w:rPr>
+            </w:pPr>
+            <w:ins w:id="9004" w:author="Claude (AI) - proposed" w:date="2026-10-18T00:32:10Z">
               <w:r>
                 <w:rPr>
                   <w:rFonts w:ascii="Arial" w:cs="Arial" w:eastAsia="Arial" w:hAnsi="Arial"/>
@@ -591,10 +591,10 @@
               <w:ind w:left="360" w:hanging="180"/>
               <w:jc w:val="left"/>
               <w:rPr>
-                <w:del w:id="9007" w:author="Claude (AI) - proposed" w:date="2026-10-15T08:04:24Z"/>
-              </w:rPr>
-            </w:pPr>
-            <w:del w:id="9006" w:author="Claude (AI) - proposed" w:date="2026-10-15T08:04:24Z">
+                <w:del w:id="9007" w:author="Claude (AI) - proposed" w:date="2026-10-18T00:32:10Z"/>
+              </w:rPr>
+            </w:pPr>
+            <w:del w:id="9006" w:author="Claude (AI) - proposed" w:date="2026-10-18T00:32:10Z">
               <w:r>
                 <w:rPr>
                   <w:rFonts w:ascii="Arial" w:cs="Arial" w:eastAsia="Arial" w:hAnsi="Arial"/>
@@ -629,7 +629,7 @@
               </w:rPr>
               <w:t xml:space="preserve">–  </w:t>
             </w:r>
-            <w:del w:id="9008" w:author="Claude (AI) - proposed" w:date="2026-10-15T08:04:24Z">
+            <w:del w:id="9008" w:author="Claude (AI) - proposed" w:date="2026-10-18T00:32:10Z">
               <w:r>
                 <w:rPr>
                   <w:rFonts w:ascii="Arial" w:cs="Arial" w:eastAsia="Arial" w:hAnsi="Arial"/>
@@ -644,7 +644,7 @@
                 <w:delText xml:space="preserve">The Principle of Moments</w:delText>
               </w:r>
             </w:del>
-            <w:ins w:id="9009" w:author="Claude (AI) - proposed" w:date="2026-10-15T08:04:24Z">
+            <w:ins w:id="9009" w:author="Claude (AI) - proposed" w:date="2026-10-18T00:32:10Z">
               <w:r>
                 <w:rPr>
                   <w:rFonts w:ascii="Arial" w:cs="Arial" w:eastAsia="Arial" w:hAnsi="Arial"/>
@@ -666,10 +666,10 @@
               <w:ind w:left="360" w:hanging="180"/>
               <w:jc w:val="left"/>
               <w:rPr>
-                <w:ins w:id="9011" w:author="Claude (AI) - proposed" w:date="2026-10-15T08:04:24Z"/>
-              </w:rPr>
-            </w:pPr>
-            <w:ins w:id="9010" w:author="Claude (AI) - proposed" w:date="2026-10-15T08:04:24Z">
+                <w:ins w:id="9011" w:author="Claude (AI) - proposed" w:date="2026-10-18T00:32:10Z"/>
+              </w:rPr>
+            </w:pPr>
+            <w:ins w:id="9010" w:author="Claude (AI) - proposed" w:date="2026-10-18T00:32:10Z">
               <w:r>
                 <w:rPr>
                   <w:rFonts w:ascii="Arial" w:cs="Arial" w:eastAsia="Arial" w:hAnsi="Arial"/>
@@ -691,10 +691,10 @@
               <w:ind w:left="360" w:hanging="180"/>
               <w:jc w:val="left"/>
               <w:rPr>
-                <w:ins w:id="9013" w:author="Claude (AI) - proposed" w:date="2026-10-15T08:04:24Z"/>
-              </w:rPr>
-            </w:pPr>
-            <w:ins w:id="9012" w:author="Claude (AI) - proposed" w:date="2026-10-15T08:04:24Z">
+                <w:ins w:id="9013" w:author="Claude (AI) - proposed" w:date="2026-10-18T00:32:10Z"/>
+              </w:rPr>
+            </w:pPr>
+            <w:ins w:id="9012" w:author="Claude (AI) - proposed" w:date="2026-10-18T00:32:10Z">
               <w:r>
                 <w:rPr>
                   <w:rFonts w:ascii="Arial" w:cs="Arial" w:eastAsia="Arial" w:hAnsi="Arial"/>
@@ -716,10 +716,10 @@
               <w:ind w:left="360" w:hanging="180"/>
               <w:jc w:val="left"/>
               <w:rPr>
-                <w:ins w:id="9015" w:author="Claude (AI) - proposed" w:date="2026-10-15T08:04:24Z"/>
-              </w:rPr>
-            </w:pPr>
-            <w:ins w:id="9014" w:author="Claude (AI) - proposed" w:date="2026-10-15T08:04:24Z">
+                <w:ins w:id="9015" w:author="Claude (AI) - proposed" w:date="2026-10-18T00:32:10Z"/>
+              </w:rPr>
+            </w:pPr>
+            <w:ins w:id="9014" w:author="Claude (AI) - proposed" w:date="2026-10-18T00:32:10Z">
               <w:r>
                 <w:rPr>
                   <w:rFonts w:ascii="Arial" w:cs="Arial" w:eastAsia="Arial" w:hAnsi="Arial"/>
@@ -741,10 +741,10 @@
               <w:ind w:left="360" w:hanging="180"/>
               <w:jc w:val="left"/>
               <w:rPr>
-                <w:ins w:id="9017" w:author="Claude (AI) - proposed" w:date="2026-10-15T08:04:24Z"/>
-              </w:rPr>
-            </w:pPr>
-            <w:ins w:id="9016" w:author="Claude (AI) - proposed" w:date="2026-10-15T08:04:24Z">
+                <w:ins w:id="9017" w:author="Claude (AI) - proposed" w:date="2026-10-18T00:32:10Z"/>
+              </w:rPr>
+            </w:pPr>
+            <w:ins w:id="9016" w:author="Claude (AI) - proposed" w:date="2026-10-18T00:32:10Z">
               <w:r>
                 <w:rPr>
                   <w:rFonts w:ascii="Arial" w:cs="Arial" w:eastAsia="Arial" w:hAnsi="Arial"/>
@@ -766,10 +766,10 @@
               <w:ind w:left="360" w:hanging="180"/>
               <w:jc w:val="left"/>
               <w:rPr>
-                <w:ins w:id="9019" w:author="Claude (AI) - proposed" w:date="2026-10-15T08:04:24Z"/>
-              </w:rPr>
-            </w:pPr>
-            <w:ins w:id="9018" w:author="Claude (AI) - proposed" w:date="2026-10-15T08:04:24Z">
+                <w:ins w:id="9019" w:author="Claude (AI) - proposed" w:date="2026-10-18T00:32:10Z"/>
+              </w:rPr>
+            </w:pPr>
+            <w:ins w:id="9018" w:author="Claude (AI) - proposed" w:date="2026-10-18T00:32:10Z">
               <w:r>
                 <w:rPr>
                   <w:rFonts w:ascii="Arial" w:cs="Arial" w:eastAsia="Arial" w:hAnsi="Arial"/>
@@ -791,10 +791,10 @@
               <w:ind w:left="360" w:hanging="180"/>
               <w:jc w:val="left"/>
               <w:rPr>
-                <w:ins w:id="9021" w:author="Claude (AI) - proposed" w:date="2026-10-15T08:04:24Z"/>
-              </w:rPr>
-            </w:pPr>
-            <w:ins w:id="9020" w:author="Claude (AI) - proposed" w:date="2026-10-15T08:04:24Z">
+                <w:ins w:id="9021" w:author="Claude (AI) - proposed" w:date="2026-10-18T00:32:10Z"/>
+              </w:rPr>
+            </w:pPr>
+            <w:ins w:id="9020" w:author="Claude (AI) - proposed" w:date="2026-10-18T00:32:10Z">
               <w:r>
                 <w:rPr>
                   <w:rFonts w:ascii="Arial" w:cs="Arial" w:eastAsia="Arial" w:hAnsi="Arial"/>
@@ -816,10 +816,10 @@
               <w:ind w:left="360" w:hanging="180"/>
               <w:jc w:val="left"/>
               <w:rPr>
-                <w:ins w:id="9023" w:author="Claude (AI) - proposed" w:date="2026-10-15T08:04:24Z"/>
-              </w:rPr>
-            </w:pPr>
-            <w:ins w:id="9022" w:author="Claude (AI) - proposed" w:date="2026-10-15T08:04:24Z">
+                <w:ins w:id="9023" w:author="Claude (AI) - proposed" w:date="2026-10-18T00:32:10Z"/>
+              </w:rPr>
+            </w:pPr>
+            <w:ins w:id="9022" w:author="Claude (AI) - proposed" w:date="2026-10-18T00:32:10Z">
               <w:r>
                 <w:rPr>
                   <w:rFonts w:ascii="Arial" w:cs="Arial" w:eastAsia="Arial" w:hAnsi="Arial"/>
@@ -841,10 +841,10 @@
               <w:ind w:left="360" w:hanging="180"/>
               <w:jc w:val="left"/>
               <w:rPr>
-                <w:del w:id="9025" w:author="Claude (AI) - proposed" w:date="2026-10-15T08:04:24Z"/>
-              </w:rPr>
-            </w:pPr>
-            <w:del w:id="9024" w:author="Claude (AI) - proposed" w:date="2026-10-15T08:04:24Z">
+                <w:del w:id="9025" w:author="Claude (AI) - proposed" w:date="2026-10-18T00:32:10Z"/>
+              </w:rPr>
+            </w:pPr>
+            <w:del w:id="9024" w:author="Claude (AI) - proposed" w:date="2026-10-18T00:32:10Z">
               <w:r>
                 <w:rPr>
                   <w:rFonts w:ascii="Arial" w:cs="Arial" w:eastAsia="Arial" w:hAnsi="Arial"/>
@@ -866,10 +866,10 @@
               <w:ind w:left="360" w:hanging="180"/>
               <w:jc w:val="left"/>
               <w:rPr>
-                <w:del w:id="9027" w:author="Claude (AI) - proposed" w:date="2026-10-15T08:04:24Z"/>
-              </w:rPr>
-            </w:pPr>
-            <w:del w:id="9026" w:author="Claude (AI) - proposed" w:date="2026-10-15T08:04:24Z">
+                <w:del w:id="9027" w:author="Claude (AI) - proposed" w:date="2026-10-18T00:32:10Z"/>
+              </w:rPr>
+            </w:pPr>
+            <w:del w:id="9026" w:author="Claude (AI) - proposed" w:date="2026-10-18T00:32:10Z">
               <w:r>
                 <w:rPr>
                   <w:rFonts w:ascii="Arial" w:cs="Arial" w:eastAsia="Arial" w:hAnsi="Arial"/>
@@ -891,10 +891,10 @@
               <w:ind w:left="360" w:hanging="180"/>
               <w:jc w:val="left"/>
               <w:rPr>
-                <w:del w:id="9029" w:author="Claude (AI) - proposed" w:date="2026-10-15T08:04:24Z"/>
-              </w:rPr>
-            </w:pPr>
-            <w:del w:id="9028" w:author="Claude (AI) - proposed" w:date="2026-10-15T08:04:24Z">
+                <w:del w:id="9029" w:author="Claude (AI) - proposed" w:date="2026-10-18T00:32:10Z"/>
+              </w:rPr>
+            </w:pPr>
+            <w:del w:id="9028" w:author="Claude (AI) - proposed" w:date="2026-10-18T00:32:10Z">
               <w:r>
                 <w:rPr>
                   <w:rFonts w:ascii="Arial" w:cs="Arial" w:eastAsia="Arial" w:hAnsi="Arial"/>
@@ -916,10 +916,10 @@
               <w:ind w:left="360" w:hanging="180"/>
               <w:jc w:val="left"/>
               <w:rPr>
-                <w:del w:id="9031" w:author="Claude (AI) - proposed" w:date="2026-10-15T08:04:24Z"/>
-              </w:rPr>
-            </w:pPr>
-            <w:del w:id="9030" w:author="Claude (AI) - proposed" w:date="2026-10-15T08:04:24Z">
+                <w:del w:id="9031" w:author="Claude (AI) - proposed" w:date="2026-10-18T00:32:10Z"/>
+              </w:rPr>
+            </w:pPr>
+            <w:del w:id="9030" w:author="Claude (AI) - proposed" w:date="2026-10-18T00:32:10Z">
               <w:r>
                 <w:rPr>
                   <w:rFonts w:ascii="Arial" w:cs="Arial" w:eastAsia="Arial" w:hAnsi="Arial"/>
@@ -941,10 +941,10 @@
               <w:ind w:left="360" w:hanging="180"/>
               <w:jc w:val="left"/>
               <w:rPr>
-                <w:del w:id="9033" w:author="Claude (AI) - proposed" w:date="2026-10-15T08:04:24Z"/>
-              </w:rPr>
-            </w:pPr>
-            <w:del w:id="9032" w:author="Claude (AI) - proposed" w:date="2026-10-15T08:04:24Z">
+                <w:del w:id="9033" w:author="Claude (AI) - proposed" w:date="2026-10-18T00:32:10Z"/>
+              </w:rPr>
+            </w:pPr>
+            <w:del w:id="9032" w:author="Claude (AI) - proposed" w:date="2026-10-18T00:32:10Z">
               <w:r>
                 <w:rPr>
                   <w:rFonts w:ascii="Arial" w:cs="Arial" w:eastAsia="Arial" w:hAnsi="Arial"/>
@@ -1014,10 +1014,10 @@
               <w:spacing w:after="40" w:before="0"/>
               <w:jc w:val="left"/>
               <w:rPr>
-                <w:ins w:id="9035" w:author="Claude (AI) - proposed" w:date="2026-10-15T08:04:24Z"/>
-              </w:rPr>
-            </w:pPr>
-            <w:ins w:id="9034" w:author="Claude (AI) - proposed" w:date="2026-10-15T08:04:24Z">
+                <w:ins w:id="9035" w:author="Claude (AI) - proposed" w:date="2026-10-18T00:32:10Z"/>
+              </w:rPr>
+            </w:pPr>
+            <w:ins w:id="9034" w:author="Claude (AI) - proposed" w:date="2026-10-18T00:32:10Z">
               <w:r>
                 <w:rPr>
                   <w:rFonts w:ascii="Arial" w:cs="Arial" w:eastAsia="Arial" w:hAnsi="Arial"/>
@@ -1039,10 +1039,10 @@
               <w:spacing w:after="40" w:before="0"/>
               <w:jc w:val="left"/>
               <w:rPr>
-                <w:del w:id="9037" w:author="Claude (AI) - proposed" w:date="2026-10-15T08:04:24Z"/>
-              </w:rPr>
-            </w:pPr>
-            <w:del w:id="9036" w:author="Claude (AI) - proposed" w:date="2026-10-15T08:04:24Z">
+                <w:del w:id="9037" w:author="Claude (AI) - proposed" w:date="2026-10-18T00:32:10Z"/>
+              </w:rPr>
+            </w:pPr>
+            <w:del w:id="9036" w:author="Claude (AI) - proposed" w:date="2026-10-18T00:32:10Z">
               <w:r>
                 <w:rPr>
                   <w:rFonts w:ascii="Arial" w:cs="Arial" w:eastAsia="Arial" w:hAnsi="Arial"/>
@@ -1064,10 +1064,10 @@
               <w:spacing w:after="40" w:before="0"/>
               <w:jc w:val="left"/>
               <w:rPr>
-                <w:del w:id="9039" w:author="Claude (AI) - proposed" w:date="2026-10-15T08:04:24Z"/>
-              </w:rPr>
-            </w:pPr>
-            <w:del w:id="9038" w:author="Claude (AI) - proposed" w:date="2026-10-15T08:04:24Z">
+                <w:del w:id="9039" w:author="Claude (AI) - proposed" w:date="2026-10-18T00:32:10Z"/>
+              </w:rPr>
+            </w:pPr>
+            <w:del w:id="9038" w:author="Claude (AI) - proposed" w:date="2026-10-18T00:32:10Z">
               <w:r>
                 <w:rPr>
                   <w:rFonts w:ascii="Arial" w:cs="Arial" w:eastAsia="Arial" w:hAnsi="Arial"/>
@@ -1089,10 +1089,10 @@
               <w:spacing w:after="40" w:before="0"/>
               <w:jc w:val="left"/>
               <w:rPr>
-                <w:del w:id="9041" w:author="Claude (AI) - proposed" w:date="2026-10-15T08:04:24Z"/>
-              </w:rPr>
-            </w:pPr>
-            <w:del w:id="9040" w:author="Claude (AI) - proposed" w:date="2026-10-15T08:04:24Z">
+                <w:del w:id="9041" w:author="Claude (AI) - proposed" w:date="2026-10-18T00:32:10Z"/>
+              </w:rPr>
+            </w:pPr>
+            <w:del w:id="9040" w:author="Claude (AI) - proposed" w:date="2026-10-18T00:32:10Z">
               <w:r>
                 <w:rPr>
                   <w:rFonts w:ascii="Arial" w:cs="Arial" w:eastAsia="Arial" w:hAnsi="Arial"/>
@@ -1114,10 +1114,10 @@
               <w:spacing w:after="40" w:before="0"/>
               <w:jc w:val="left"/>
               <w:rPr>
-                <w:del w:id="9043" w:author="Claude (AI) - proposed" w:date="2026-10-15T08:04:24Z"/>
-              </w:rPr>
-            </w:pPr>
-            <w:del w:id="9042" w:author="Claude (AI) - proposed" w:date="2026-10-15T08:04:24Z">
+                <w:del w:id="9043" w:author="Claude (AI) - proposed" w:date="2026-10-18T00:32:10Z"/>
+              </w:rPr>
+            </w:pPr>
+            <w:del w:id="9042" w:author="Claude (AI) - proposed" w:date="2026-10-18T00:32:10Z">
               <w:r>
                 <w:rPr>
                   <w:rFonts w:ascii="Arial" w:cs="Arial" w:eastAsia="Arial" w:hAnsi="Arial"/>
@@ -1139,10 +1139,10 @@
               <w:spacing w:after="40" w:before="0"/>
               <w:jc w:val="left"/>
               <w:rPr>
-                <w:del w:id="9045" w:author="Claude (AI) - proposed" w:date="2026-10-15T08:04:24Z"/>
-              </w:rPr>
-            </w:pPr>
-            <w:del w:id="9044" w:author="Claude (AI) - proposed" w:date="2026-10-15T08:04:24Z">
+                <w:del w:id="9045" w:author="Claude (AI) - proposed" w:date="2026-10-18T00:32:10Z"/>
+              </w:rPr>
+            </w:pPr>
+            <w:del w:id="9044" w:author="Claude (AI) - proposed" w:date="2026-10-18T00:32:10Z">
               <w:r>
                 <w:rPr>
                   <w:rFonts w:ascii="Arial" w:cs="Arial" w:eastAsia="Arial" w:hAnsi="Arial"/>
@@ -1164,10 +1164,10 @@
               <w:spacing w:after="40" w:before="0"/>
               <w:jc w:val="left"/>
               <w:rPr>
-                <w:del w:id="9047" w:author="Claude (AI) - proposed" w:date="2026-10-15T08:04:24Z"/>
-              </w:rPr>
-            </w:pPr>
-            <w:del w:id="9046" w:author="Claude (AI) - proposed" w:date="2026-10-15T08:04:24Z">
+                <w:del w:id="9047" w:author="Claude (AI) - proposed" w:date="2026-10-18T00:32:10Z"/>
+              </w:rPr>
+            </w:pPr>
+            <w:del w:id="9046" w:author="Claude (AI) - proposed" w:date="2026-10-18T00:32:10Z">
               <w:r>
                 <w:rPr>
                   <w:rFonts w:ascii="Arial" w:cs="Arial" w:eastAsia="Arial" w:hAnsi="Arial"/>
@@ -1189,10 +1189,10 @@
               <w:spacing w:after="40" w:before="0"/>
               <w:jc w:val="left"/>
               <w:rPr>
-                <w:del w:id="9049" w:author="Claude (AI) - proposed" w:date="2026-10-15T08:04:24Z"/>
-              </w:rPr>
-            </w:pPr>
-            <w:del w:id="9048" w:author="Claude (AI) - proposed" w:date="2026-10-15T08:04:24Z">
+                <w:del w:id="9049" w:author="Claude (AI) - proposed" w:date="2026-10-18T00:32:10Z"/>
+              </w:rPr>
+            </w:pPr>
+            <w:del w:id="9048" w:author="Claude (AI) - proposed" w:date="2026-10-18T00:32:10Z">
               <w:r>
                 <w:rPr>
                   <w:rFonts w:ascii="Arial" w:cs="Arial" w:eastAsia="Arial" w:hAnsi="Arial"/>
@@ -1214,10 +1214,10 @@
               <w:spacing w:after="40" w:before="0"/>
               <w:jc w:val="left"/>
               <w:rPr>
-                <w:del w:id="9051" w:author="Claude (AI) - proposed" w:date="2026-10-15T08:04:24Z"/>
-              </w:rPr>
-            </w:pPr>
-            <w:del w:id="9050" w:author="Claude (AI) - proposed" w:date="2026-10-15T08:04:24Z">
+                <w:del w:id="9051" w:author="Claude (AI) - proposed" w:date="2026-10-18T00:32:10Z"/>
+              </w:rPr>
+            </w:pPr>
+            <w:del w:id="9050" w:author="Claude (AI) - proposed" w:date="2026-10-18T00:32:10Z">
               <w:r>
                 <w:rPr>
                   <w:rFonts w:ascii="Arial" w:cs="Arial" w:eastAsia="Arial" w:hAnsi="Arial"/>
@@ -1239,10 +1239,10 @@
               <w:spacing w:after="40" w:before="0"/>
               <w:jc w:val="left"/>
               <w:rPr>
-                <w:del w:id="9053" w:author="Claude (AI) - proposed" w:date="2026-10-15T08:04:24Z"/>
-              </w:rPr>
-            </w:pPr>
-            <w:del w:id="9052" w:author="Claude (AI) - proposed" w:date="2026-10-15T08:04:24Z">
+                <w:del w:id="9053" w:author="Claude (AI) - proposed" w:date="2026-10-18T00:32:10Z"/>
+              </w:rPr>
+            </w:pPr>
+            <w:del w:id="9052" w:author="Claude (AI) - proposed" w:date="2026-10-18T00:32:10Z">
               <w:r>
                 <w:rPr>
                   <w:rFonts w:ascii="Arial" w:cs="Arial" w:eastAsia="Arial" w:hAnsi="Arial"/>
@@ -1312,10 +1312,10 @@
               <w:ind w:left="360" w:hanging="180"/>
               <w:jc w:val="left"/>
               <w:rPr>
-                <w:ins w:id="9055" w:author="Claude (AI) - proposed" w:date="2026-10-15T08:04:24Z"/>
-              </w:rPr>
-            </w:pPr>
-            <w:ins w:id="9054" w:author="Claude (AI) - proposed" w:date="2026-10-15T08:04:24Z">
+                <w:ins w:id="9055" w:author="Claude (AI) - proposed" w:date="2026-10-18T00:32:10Z"/>
+              </w:rPr>
+            </w:pPr>
+            <w:ins w:id="9054" w:author="Claude (AI) - proposed" w:date="2026-10-18T00:32:10Z">
               <w:r>
                 <w:rPr>
                   <w:rFonts w:ascii="Arial" w:cs="Arial" w:eastAsia="Arial" w:hAnsi="Arial"/>
@@ -1337,10 +1337,10 @@
               <w:ind w:left="360" w:hanging="180"/>
               <w:jc w:val="left"/>
               <w:rPr>
-                <w:ins w:id="9057" w:author="Claude (AI) - proposed" w:date="2026-10-15T08:04:24Z"/>
-              </w:rPr>
-            </w:pPr>
-            <w:ins w:id="9056" w:author="Claude (AI) - proposed" w:date="2026-10-15T08:04:24Z">
+                <w:ins w:id="9057" w:author="Claude (AI) - proposed" w:date="2026-10-18T00:32:10Z"/>
+              </w:rPr>
+            </w:pPr>
+            <w:ins w:id="9056" w:author="Claude (AI) - proposed" w:date="2026-10-18T00:32:10Z">
               <w:r>
                 <w:rPr>
                   <w:rFonts w:ascii="Arial" w:cs="Arial" w:eastAsia="Arial" w:hAnsi="Arial"/>
@@ -1362,10 +1362,10 @@
               <w:ind w:left="360" w:hanging="180"/>
               <w:jc w:val="left"/>
               <w:rPr>
-                <w:del w:id="9059" w:author="Claude (AI) - proposed" w:date="2026-10-15T08:04:24Z"/>
-              </w:rPr>
-            </w:pPr>
-            <w:del w:id="9058" w:author="Claude (AI) - proposed" w:date="2026-10-15T08:04:24Z">
+                <w:del w:id="9059" w:author="Claude (AI) - proposed" w:date="2026-10-18T00:32:10Z"/>
+              </w:rPr>
+            </w:pPr>
+            <w:del w:id="9058" w:author="Claude (AI) - proposed" w:date="2026-10-18T00:32:10Z">
               <w:r>
                 <w:rPr>
                   <w:rFonts w:ascii="Arial" w:cs="Arial" w:eastAsia="Arial" w:hAnsi="Arial"/>
@@ -1387,10 +1387,10 @@
               <w:ind w:left="360" w:hanging="180"/>
               <w:jc w:val="left"/>
               <w:rPr>
-                <w:del w:id="9061" w:author="Claude (AI) - proposed" w:date="2026-10-15T08:04:24Z"/>
-              </w:rPr>
-            </w:pPr>
-            <w:del w:id="9060" w:author="Claude (AI) - proposed" w:date="2026-10-15T08:04:24Z">
+                <w:del w:id="9061" w:author="Claude (AI) - proposed" w:date="2026-10-18T00:32:10Z"/>
+              </w:rPr>
+            </w:pPr>
+            <w:del w:id="9060" w:author="Claude (AI) - proposed" w:date="2026-10-18T00:32:10Z">
               <w:r>
                 <w:rPr>
                   <w:rFonts w:ascii="Arial" w:cs="Arial" w:eastAsia="Arial" w:hAnsi="Arial"/>
@@ -1412,10 +1412,10 @@
               <w:ind w:left="360" w:hanging="180"/>
               <w:jc w:val="left"/>
               <w:rPr>
-                <w:del w:id="9063" w:author="Claude (AI) - proposed" w:date="2026-10-15T08:04:24Z"/>
-              </w:rPr>
-            </w:pPr>
-            <w:del w:id="9062" w:author="Claude (AI) - proposed" w:date="2026-10-15T08:04:24Z">
+                <w:del w:id="9063" w:author="Claude (AI) - proposed" w:date="2026-10-18T00:32:10Z"/>
+              </w:rPr>
+            </w:pPr>
+            <w:del w:id="9062" w:author="Claude (AI) - proposed" w:date="2026-10-18T00:32:10Z">
               <w:r>
                 <w:rPr>
                   <w:rFonts w:ascii="Arial" w:cs="Arial" w:eastAsia="Arial" w:hAnsi="Arial"/>
@@ -1437,10 +1437,10 @@
               <w:ind w:left="360" w:hanging="180"/>
               <w:jc w:val="left"/>
               <w:rPr>
-                <w:del w:id="9065" w:author="Claude (AI) - proposed" w:date="2026-10-15T08:04:24Z"/>
-              </w:rPr>
-            </w:pPr>
-            <w:del w:id="9064" w:author="Claude (AI) - proposed" w:date="2026-10-15T08:04:24Z">
+                <w:del w:id="9065" w:author="Claude (AI) - proposed" w:date="2026-10-18T00:32:10Z"/>
+              </w:rPr>
+            </w:pPr>
+            <w:del w:id="9064" w:author="Claude (AI) - proposed" w:date="2026-10-18T00:32:10Z">
               <w:r>
                 <w:rPr>
                   <w:rFonts w:ascii="Arial" w:cs="Arial" w:eastAsia="Arial" w:hAnsi="Arial"/>
@@ -1510,10 +1510,10 @@
               <w:ind w:left="360" w:hanging="180"/>
               <w:jc w:val="left"/>
               <w:rPr>
-                <w:ins w:id="9067" w:author="Claude (AI) - proposed" w:date="2026-10-15T08:04:24Z"/>
-              </w:rPr>
-            </w:pPr>
-            <w:ins w:id="9066" w:author="Claude (AI) - proposed" w:date="2026-10-15T08:04:24Z">
+                <w:ins w:id="9067" w:author="Claude (AI) - proposed" w:date="2026-10-18T00:32:10Z"/>
+              </w:rPr>
+            </w:pPr>
+            <w:ins w:id="9066" w:author="Claude (AI) - proposed" w:date="2026-10-18T00:32:10Z">
               <w:r>
                 <w:rPr>
                   <w:rFonts w:ascii="Arial" w:cs="Arial" w:eastAsia="Arial" w:hAnsi="Arial"/>
@@ -1535,10 +1535,10 @@
               <w:ind w:left="360" w:hanging="180"/>
               <w:jc w:val="left"/>
               <w:rPr>
-                <w:ins w:id="9069" w:author="Claude (AI) - proposed" w:date="2026-10-15T08:04:24Z"/>
-              </w:rPr>
-            </w:pPr>
-            <w:ins w:id="9068" w:author="Claude (AI) - proposed" w:date="2026-10-15T08:04:24Z">
+                <w:ins w:id="9069" w:author="Claude (AI) - proposed" w:date="2026-10-18T00:32:10Z"/>
+              </w:rPr>
+            </w:pPr>
+            <w:ins w:id="9068" w:author="Claude (AI) - proposed" w:date="2026-10-18T00:32:10Z">
               <w:r>
                 <w:rPr>
                   <w:rFonts w:ascii="Arial" w:cs="Arial" w:eastAsia="Arial" w:hAnsi="Arial"/>
@@ -1560,10 +1560,10 @@
               <w:ind w:left="360" w:hanging="180"/>
               <w:jc w:val="left"/>
               <w:rPr>
-                <w:del w:id="9071" w:author="Claude (AI) - proposed" w:date="2026-10-15T08:04:24Z"/>
-              </w:rPr>
-            </w:pPr>
-            <w:del w:id="9070" w:author="Claude (AI) - proposed" w:date="2026-10-15T08:04:24Z">
+                <w:del w:id="9071" w:author="Claude (AI) - proposed" w:date="2026-10-18T00:32:10Z"/>
+              </w:rPr>
+            </w:pPr>
+            <w:del w:id="9070" w:author="Claude (AI) - proposed" w:date="2026-10-18T00:32:10Z">
               <w:r>
                 <w:rPr>
                   <w:rFonts w:ascii="Arial" w:cs="Arial" w:eastAsia="Arial" w:hAnsi="Arial"/>
@@ -1585,10 +1585,10 @@
               <w:ind w:left="360" w:hanging="180"/>
               <w:jc w:val="left"/>
               <w:rPr>
-                <w:del w:id="9073" w:author="Claude (AI) - proposed" w:date="2026-10-15T08:04:24Z"/>
-              </w:rPr>
-            </w:pPr>
-            <w:del w:id="9072" w:author="Claude (AI) - proposed" w:date="2026-10-15T08:04:24Z">
+                <w:del w:id="9073" w:author="Claude (AI) - proposed" w:date="2026-10-18T00:32:10Z"/>
+              </w:rPr>
+            </w:pPr>
+            <w:del w:id="9072" w:author="Claude (AI) - proposed" w:date="2026-10-18T00:32:10Z">
               <w:r>
                 <w:rPr>
                   <w:rFonts w:ascii="Arial" w:cs="Arial" w:eastAsia="Arial" w:hAnsi="Arial"/>
@@ -1610,10 +1610,10 @@
               <w:ind w:left="360" w:hanging="180"/>
               <w:jc w:val="left"/>
               <w:rPr>
-                <w:del w:id="9075" w:author="Claude (AI) - proposed" w:date="2026-10-15T08:04:24Z"/>
-              </w:rPr>
-            </w:pPr>
-            <w:del w:id="9074" w:author="Claude (AI) - proposed" w:date="2026-10-15T08:04:24Z">
+                <w:del w:id="9075" w:author="Claude (AI) - proposed" w:date="2026-10-18T00:32:10Z"/>
+              </w:rPr>
+            </w:pPr>
+            <w:del w:id="9074" w:author="Claude (AI) - proposed" w:date="2026-10-18T00:32:10Z">
               <w:r>
                 <w:rPr>
                   <w:rFonts w:ascii="Arial" w:cs="Arial" w:eastAsia="Arial" w:hAnsi="Arial"/>
@@ -1635,10 +1635,10 @@
               <w:ind w:left="360" w:hanging="180"/>
               <w:jc w:val="left"/>
               <w:rPr>
-                <w:del w:id="9077" w:author="Claude (AI) - proposed" w:date="2026-10-15T08:04:24Z"/>
-              </w:rPr>
-            </w:pPr>
-            <w:del w:id="9076" w:author="Claude (AI) - proposed" w:date="2026-10-15T08:04:24Z">
+                <w:del w:id="9077" w:author="Claude (AI) - proposed" w:date="2026-10-18T00:32:10Z"/>
+              </w:rPr>
+            </w:pPr>
+            <w:del w:id="9076" w:author="Claude (AI) - proposed" w:date="2026-10-18T00:32:10Z">
               <w:r>
                 <w:rPr>
                   <w:rFonts w:ascii="Arial" w:cs="Arial" w:eastAsia="Arial" w:hAnsi="Arial"/>
@@ -1876,10 +1876,10 @@
               <w:ind w:left="360" w:hanging="180"/>
               <w:jc w:val="left"/>
               <w:rPr>
-                <w:ins w:id="9079" w:author="Claude (AI) - proposed" w:date="2026-10-15T08:04:24Z"/>
-              </w:rPr>
-            </w:pPr>
-            <w:ins w:id="9078" w:author="Claude (AI) - proposed" w:date="2026-10-15T08:04:24Z">
+                <w:ins w:id="9079" w:author="Claude (AI) - proposed" w:date="2026-10-18T00:32:10Z"/>
+              </w:rPr>
+            </w:pPr>
+            <w:ins w:id="9078" w:author="Claude (AI) - proposed" w:date="2026-10-18T00:32:10Z">
               <w:r>
                 <w:rPr>
                   <w:rFonts w:ascii="Arial" w:cs="Arial" w:eastAsia="Arial" w:hAnsi="Arial"/>
@@ -1901,10 +1901,10 @@
               <w:ind w:left="360" w:hanging="180"/>
               <w:jc w:val="left"/>
               <w:rPr>
-                <w:del w:id="9081" w:author="Claude (AI) - proposed" w:date="2026-10-15T08:04:24Z"/>
-              </w:rPr>
-            </w:pPr>
-            <w:del w:id="9080" w:author="Claude (AI) - proposed" w:date="2026-10-15T08:04:24Z">
+                <w:del w:id="9081" w:author="Claude (AI) - proposed" w:date="2026-10-18T00:32:10Z"/>
+              </w:rPr>
+            </w:pPr>
+            <w:del w:id="9080" w:author="Claude (AI) - proposed" w:date="2026-10-18T00:32:10Z">
               <w:r>
                 <w:rPr>
                   <w:rFonts w:ascii="Arial" w:cs="Arial" w:eastAsia="Arial" w:hAnsi="Arial"/>
@@ -1926,10 +1926,10 @@
               <w:ind w:left="360" w:hanging="180"/>
               <w:jc w:val="left"/>
               <w:rPr>
-                <w:del w:id="9083" w:author="Claude (AI) - proposed" w:date="2026-10-15T08:04:24Z"/>
-              </w:rPr>
-            </w:pPr>
-            <w:del w:id="9082" w:author="Claude (AI) - proposed" w:date="2026-10-15T08:04:24Z">
+                <w:del w:id="9083" w:author="Claude (AI) - proposed" w:date="2026-10-18T00:32:10Z"/>
+              </w:rPr>
+            </w:pPr>
+            <w:del w:id="9082" w:author="Claude (AI) - proposed" w:date="2026-10-18T00:32:10Z">
               <w:r>
                 <w:rPr>
                   <w:rFonts w:ascii="Arial" w:cs="Arial" w:eastAsia="Arial" w:hAnsi="Arial"/>
@@ -1951,10 +1951,10 @@
               <w:ind w:left="360" w:hanging="180"/>
               <w:jc w:val="left"/>
               <w:rPr>
-                <w:del w:id="9085" w:author="Claude (AI) - proposed" w:date="2026-10-15T08:04:24Z"/>
-              </w:rPr>
-            </w:pPr>
-            <w:del w:id="9084" w:author="Claude (AI) - proposed" w:date="2026-10-15T08:04:24Z">
+                <w:del w:id="9085" w:author="Claude (AI) - proposed" w:date="2026-10-18T00:32:10Z"/>
+              </w:rPr>
+            </w:pPr>
+            <w:del w:id="9084" w:author="Claude (AI) - proposed" w:date="2026-10-18T00:32:10Z">
               <w:r>
                 <w:rPr>
                   <w:rFonts w:ascii="Arial" w:cs="Arial" w:eastAsia="Arial" w:hAnsi="Arial"/>
@@ -1976,10 +1976,10 @@
               <w:ind w:left="360" w:hanging="180"/>
               <w:jc w:val="left"/>
               <w:rPr>
-                <w:del w:id="9087" w:author="Claude (AI) - proposed" w:date="2026-10-15T08:04:24Z"/>
-              </w:rPr>
-            </w:pPr>
-            <w:del w:id="9086" w:author="Claude (AI) - proposed" w:date="2026-10-15T08:04:24Z">
+                <w:del w:id="9087" w:author="Claude (AI) - proposed" w:date="2026-10-18T00:32:10Z"/>
+              </w:rPr>
+            </w:pPr>
+            <w:del w:id="9086" w:author="Claude (AI) - proposed" w:date="2026-10-18T00:32:10Z">
               <w:r>
                 <w:rPr>
                   <w:rFonts w:ascii="Arial" w:cs="Arial" w:eastAsia="Arial" w:hAnsi="Arial"/>
@@ -2338,7 +2338,7 @@
               </w:rPr>
               <w:t xml:space="preserve">KICD KEY INQUIRY </w:t>
             </w:r>
-            <w:del w:id="9088" w:author="Claude (AI) - proposed" w:date="2026-10-15T08:04:24Z">
+            <w:del w:id="9088" w:author="Claude (AI) - proposed" w:date="2026-10-18T00:32:10Z">
               <w:r>
                 <w:rPr>
                   <w:rFonts w:ascii="Arial" w:cs="Arial" w:eastAsia="Arial" w:hAnsi="Arial"/>
@@ -2353,7 +2353,7 @@
                 <w:delText xml:space="preserve">QUESTIONS</w:delText>
               </w:r>
             </w:del>
-            <w:ins w:id="9089" w:author="Claude (AI) - proposed" w:date="2026-10-15T08:04:24Z">
+            <w:ins w:id="9089" w:author="Claude (AI) - proposed" w:date="2026-10-18T00:32:10Z">
               <w:r>
                 <w:rPr>
                   <w:rFonts w:ascii="Arial" w:cs="Arial" w:eastAsia="Arial" w:hAnsi="Arial"/>
@@ -2388,10 +2388,10 @@
               <w:spacing w:after="40" w:before="0"/>
               <w:jc w:val="left"/>
               <w:rPr>
-                <w:ins w:id="9091" w:author="Claude (AI) - proposed" w:date="2026-10-15T08:04:24Z"/>
-              </w:rPr>
-            </w:pPr>
-            <w:ins w:id="9090" w:author="Claude (AI) - proposed" w:date="2026-10-15T08:04:24Z">
+                <w:ins w:id="9091" w:author="Claude (AI) - proposed" w:date="2026-10-18T00:32:10Z"/>
+              </w:rPr>
+            </w:pPr>
+            <w:ins w:id="9090" w:author="Claude (AI) - proposed" w:date="2026-10-18T00:32:10Z">
               <w:r>
                 <w:rPr>
                   <w:rFonts w:ascii="Arial" w:cs="Arial" w:eastAsia="Arial" w:hAnsi="Arial"/>
@@ -2413,10 +2413,10 @@
               <w:spacing w:after="40" w:before="0"/>
               <w:jc w:val="left"/>
               <w:rPr>
-                <w:del w:id="9093" w:author="Claude (AI) - proposed" w:date="2026-10-15T08:04:24Z"/>
-              </w:rPr>
-            </w:pPr>
-            <w:del w:id="9092" w:author="Claude (AI) - proposed" w:date="2026-10-15T08:04:24Z">
+                <w:del w:id="9093" w:author="Claude (AI) - proposed" w:date="2026-10-18T00:32:10Z"/>
+              </w:rPr>
+            </w:pPr>
+            <w:del w:id="9092" w:author="Claude (AI) - proposed" w:date="2026-10-18T00:32:10Z">
               <w:r>
                 <w:rPr>
                   <w:rFonts w:ascii="Arial" w:cs="Arial" w:eastAsia="Arial" w:hAnsi="Arial"/>
@@ -2438,10 +2438,10 @@
               <w:spacing w:after="40" w:before="0"/>
               <w:jc w:val="left"/>
               <w:rPr>
-                <w:del w:id="9095" w:author="Claude (AI) - proposed" w:date="2026-10-15T08:04:24Z"/>
-              </w:rPr>
-            </w:pPr>
-            <w:del w:id="9094" w:author="Claude (AI) - proposed" w:date="2026-10-15T08:04:24Z">
+                <w:del w:id="9095" w:author="Claude (AI) - proposed" w:date="2026-10-18T00:32:10Z"/>
+              </w:rPr>
+            </w:pPr>
+            <w:del w:id="9094" w:author="Claude (AI) - proposed" w:date="2026-10-18T00:32:10Z">
               <w:r>
                 <w:rPr>
                   <w:rFonts w:ascii="Arial" w:cs="Arial" w:eastAsia="Arial" w:hAnsi="Arial"/>
@@ -2564,7 +2564,7 @@
               </w:rPr>
               <w:t xml:space="preserve">A three-legged wooden Jiko stool (commonly found in Kenyan homes and market stalls) stands perfectly steady on a flat floor even when a heavy sufuria of ugali is placed near its centre. Yet when a student places a full 20-litre jerrycan of water on one corner of the </w:t>
             </w:r>
-            <w:del w:id="9096" w:author="Claude (AI) - proposed" w:date="2026-10-15T08:04:24Z">
+            <w:del w:id="9096" w:author="Claude (AI) - proposed" w:date="2026-10-18T00:32:10Z">
               <w:r>
                 <w:rPr>
                   <w:rFonts w:ascii="Arial" w:cs="Arial" w:eastAsia="Arial" w:hAnsi="Arial"/>
@@ -2579,7 +2579,7 @@
                 <w:delText xml:space="preserve">stool</w:delText>
               </w:r>
             </w:del>
-            <w:ins w:id="9097" w:author="Claude (AI) - proposed" w:date="2026-10-15T08:04:24Z">
+            <w:ins w:id="9097" w:author="Claude (AI) - proposed" w:date="2026-10-18T00:32:10Z">
               <w:r>
                 <w:rPr>
                   <w:rFonts w:ascii="Arial" w:cs="Arial" w:eastAsia="Arial" w:hAnsi="Arial"/>
@@ -2607,7 +2607,7 @@
               </w:rPr>
               <w:t xml:space="preserve"> and gently nudges it, the stool topples dramatically. Strikingly, a wider, lower</w:t>
             </w:r>
-            <w:ins w:id="9098" w:author="Claude (AI) - proposed" w:date="2026-10-15T08:04:24Z">
+            <w:ins w:id="9098" w:author="Claude (AI) - proposed" w:date="2026-10-18T00:32:10Z">
               <w:r>
                 <w:rPr>
                   <w:rFonts w:ascii="Arial" w:cs="Arial" w:eastAsia="Arial" w:hAnsi="Arial"/>
@@ -2635,7 +2635,7 @@
               </w:rPr>
               <w:t xml:space="preserve"> four-legged stool with the same jerrycan placed at the same corner</w:t>
             </w:r>
-            <w:ins w:id="9099" w:author="Claude (AI) - proposed" w:date="2026-10-15T08:04:24Z">
+            <w:ins w:id="9099" w:author="Claude (AI) - proposed" w:date="2026-10-18T00:32:10Z">
               <w:r>
                 <w:rPr>
                   <w:rFonts w:ascii="Arial" w:cs="Arial" w:eastAsia="Arial" w:hAnsi="Arial"/>
@@ -2751,7 +2751,7 @@
               </w:rPr>
               <w:t xml:space="preserve">Students observe the anchoring phenomenon (Jiko stool toppling vs. staying upright) and record initial predictions. They are introduced to the concept of the turning effect of a force — the moment — and </w:t>
             </w:r>
-            <w:del w:id="9100" w:author="Claude (AI) - proposed" w:date="2026-10-15T08:04:24Z">
+            <w:del w:id="9100" w:author="Claude (AI) - proposed" w:date="2026-10-18T00:32:10Z">
               <w:r>
                 <w:rPr>
                   <w:rFonts w:ascii="Arial" w:cs="Arial" w:eastAsia="Arial" w:hAnsi="Arial"/>
@@ -2766,7 +2766,7 @@
                 <w:delText xml:space="preserve">derive</w:delText>
               </w:r>
             </w:del>
-            <w:ins w:id="9101" w:author="Claude (AI) - proposed" w:date="2026-10-15T08:04:24Z">
+            <w:ins w:id="9101" w:author="Claude (AI) - proposed" w:date="2026-10-18T00:32:10Z">
               <w:r>
                 <w:rPr>
                   <w:rFonts w:ascii="Arial" w:cs="Arial" w:eastAsia="Arial" w:hAnsi="Arial"/>
@@ -2821,10 +2821,10 @@
               <w:spacing w:after="40" w:before="0"/>
               <w:jc w:val="left"/>
               <w:rPr>
-                <w:ins w:id="9103" w:author="Claude (AI) - proposed" w:date="2026-10-15T08:04:24Z"/>
-              </w:rPr>
-            </w:pPr>
-            <w:ins w:id="9102" w:author="Claude (AI) - proposed" w:date="2026-10-15T08:04:24Z">
+                <w:ins w:id="9103" w:author="Claude (AI) - proposed" w:date="2026-10-18T00:32:10Z"/>
+              </w:rPr>
+            </w:pPr>
+            <w:ins w:id="9102" w:author="Claude (AI) - proposed" w:date="2026-10-18T00:32:10Z">
               <w:r>
                 <w:rPr>
                   <w:rFonts w:ascii="Arial" w:cs="Arial" w:eastAsia="Arial" w:hAnsi="Arial"/>
@@ -2846,10 +2846,10 @@
               <w:spacing w:after="40" w:before="0"/>
               <w:jc w:val="left"/>
               <w:rPr>
-                <w:ins w:id="9105" w:author="Claude (AI) - proposed" w:date="2026-10-15T08:04:24Z"/>
-              </w:rPr>
-            </w:pPr>
-            <w:ins w:id="9104" w:author="Claude (AI) - proposed" w:date="2026-10-15T08:04:24Z">
+                <w:ins w:id="9105" w:author="Claude (AI) - proposed" w:date="2026-10-18T00:32:10Z"/>
+              </w:rPr>
+            </w:pPr>
+            <w:ins w:id="9104" w:author="Claude (AI) - proposed" w:date="2026-10-18T00:32:10Z">
               <w:r>
                 <w:rPr>
                   <w:rFonts w:ascii="Arial" w:cs="Arial" w:eastAsia="Arial" w:hAnsi="Arial"/>
@@ -2871,10 +2871,10 @@
               <w:spacing w:after="40" w:before="0"/>
               <w:jc w:val="left"/>
               <w:rPr>
-                <w:del w:id="9107" w:author="Claude (AI) - proposed" w:date="2026-10-15T08:04:24Z"/>
-              </w:rPr>
-            </w:pPr>
-            <w:del w:id="9106" w:author="Claude (AI) - proposed" w:date="2026-10-15T08:04:24Z">
+                <w:del w:id="9107" w:author="Claude (AI) - proposed" w:date="2026-10-18T00:32:10Z"/>
+              </w:rPr>
+            </w:pPr>
+            <w:del w:id="9106" w:author="Claude (AI) - proposed" w:date="2026-10-18T00:32:10Z">
               <w:r>
                 <w:rPr>
                   <w:rFonts w:ascii="Arial" w:cs="Arial" w:eastAsia="Arial" w:hAnsi="Arial"/>
@@ -2896,10 +2896,10 @@
               <w:spacing w:after="40" w:before="0"/>
               <w:jc w:val="left"/>
               <w:rPr>
-                <w:del w:id="9109" w:author="Claude (AI) - proposed" w:date="2026-10-15T08:04:24Z"/>
-              </w:rPr>
-            </w:pPr>
-            <w:del w:id="9108" w:author="Claude (AI) - proposed" w:date="2026-10-15T08:04:24Z">
+                <w:del w:id="9109" w:author="Claude (AI) - proposed" w:date="2026-10-18T00:32:10Z"/>
+              </w:rPr>
+            </w:pPr>
+            <w:del w:id="9108" w:author="Claude (AI) - proposed" w:date="2026-10-18T00:32:10Z">
               <w:r>
                 <w:rPr>
                   <w:rFonts w:ascii="Arial" w:cs="Arial" w:eastAsia="Arial" w:hAnsi="Arial"/>
@@ -2954,7 +2954,7 @@
               </w:rPr>
               <w:t xml:space="preserve">Lesson 3 — "Where Is the 'Balance Point' Hiding?" (Centre of Gravity </w:t>
             </w:r>
-            <w:del w:id="9110" w:author="Claude (AI) - proposed" w:date="2026-10-15T08:04:24Z">
+            <w:del w:id="9110" w:author="Claude (AI) - proposed" w:date="2026-10-18T00:32:10Z">
               <w:r>
                 <w:rPr>
                   <w:rFonts w:ascii="Arial" w:cs="Arial" w:eastAsia="Arial" w:hAnsi="Arial"/>
@@ -2969,7 +2969,7 @@
                 <w:delText xml:space="preserve">— Regular and Irregular Objects</w:delText>
               </w:r>
             </w:del>
-            <w:ins w:id="9111" w:author="Claude (AI) - proposed" w:date="2026-10-15T08:04:24Z">
+            <w:ins w:id="9111" w:author="Claude (AI) - proposed" w:date="2026-10-18T00:32:10Z">
               <w:r>
                 <w:rPr>
                   <w:rFonts w:ascii="Arial" w:cs="Arial" w:eastAsia="Arial" w:hAnsi="Arial"/>
@@ -3017,7 +3017,7 @@
               </w:rPr>
               <w:t xml:space="preserve">Students determine the centre of gravity of regular shapes (</w:t>
             </w:r>
-            <w:del w:id="9112" w:author="Claude (AI) - proposed" w:date="2026-10-15T08:04:24Z">
+            <w:del w:id="9112" w:author="Claude (AI) - proposed" w:date="2026-10-18T00:32:10Z">
               <w:r>
                 <w:rPr>
                   <w:rFonts w:ascii="Arial" w:cs="Arial" w:eastAsia="Arial" w:hAnsi="Arial"/>
@@ -3045,7 +3045,7 @@
               </w:rPr>
               <w:t xml:space="preserve">rectangular cardboard) </w:t>
             </w:r>
-            <w:del w:id="9113" w:author="Claude (AI) - proposed" w:date="2026-10-15T08:04:24Z">
+            <w:del w:id="9113" w:author="Claude (AI) - proposed" w:date="2026-10-18T00:32:10Z">
               <w:r>
                 <w:rPr>
                   <w:rFonts w:ascii="Arial" w:cs="Arial" w:eastAsia="Arial" w:hAnsi="Arial"/>
@@ -3060,7 +3060,7 @@
                 <w:delText xml:space="preserve">by calculation and of</w:delText>
               </w:r>
             </w:del>
-            <w:ins w:id="9114" w:author="Claude (AI) - proposed" w:date="2026-10-15T08:04:24Z">
+            <w:ins w:id="9114" w:author="Claude (AI) - proposed" w:date="2026-10-18T00:32:10Z">
               <w:r>
                 <w:rPr>
                   <w:rFonts w:ascii="Arial" w:cs="Arial" w:eastAsia="Arial" w:hAnsi="Arial"/>
@@ -3088,7 +3088,7 @@
               </w:rPr>
               <w:t xml:space="preserve"> irregular shapes (</w:t>
             </w:r>
-            <w:del w:id="9115" w:author="Claude (AI) - proposed" w:date="2026-10-15T08:04:24Z">
+            <w:del w:id="9115" w:author="Claude (AI) - proposed" w:date="2026-10-18T00:32:10Z">
               <w:r>
                 <w:rPr>
                   <w:rFonts w:ascii="Arial" w:cs="Arial" w:eastAsia="Arial" w:hAnsi="Arial"/>
@@ -3103,7 +3103,7 @@
                 <w:delText xml:space="preserve">cut-out map of Kenya, oddly shaped plywood</w:delText>
               </w:r>
             </w:del>
-            <w:ins w:id="9116" w:author="Claude (AI) - proposed" w:date="2026-10-15T08:04:24Z">
+            <w:ins w:id="9116" w:author="Claude (AI) - proposed" w:date="2026-10-18T00:32:10Z">
               <w:r>
                 <w:rPr>
                   <w:rFonts w:ascii="Arial" w:cs="Arial" w:eastAsia="Arial" w:hAnsi="Arial"/>
@@ -3131,7 +3131,7 @@
               </w:rPr>
               <w:t xml:space="preserve">) by the plumb-line suspension method</w:t>
             </w:r>
-            <w:del w:id="9117" w:author="Claude (AI) - proposed" w:date="2026-10-15T08:04:24Z">
+            <w:del w:id="9117" w:author="Claude (AI) - proposed" w:date="2026-10-18T00:32:10Z">
               <w:r>
                 <w:rPr>
                   <w:rFonts w:ascii="Arial" w:cs="Arial" w:eastAsia="Arial" w:hAnsi="Arial"/>
@@ -3146,7 +3146,7 @@
                 <w:delText xml:space="preserve">. They link the position of</w:delText>
               </w:r>
             </w:del>
-            <w:ins w:id="9118" w:author="Claude (AI) - proposed" w:date="2026-10-15T08:04:24Z">
+            <w:ins w:id="9118" w:author="Claude (AI) - proposed" w:date="2026-10-18T00:32:10Z">
               <w:r>
                 <w:rPr>
                   <w:rFonts w:ascii="Arial" w:cs="Arial" w:eastAsia="Arial" w:hAnsi="Arial"/>
@@ -3174,7 +3174,7 @@
               </w:rPr>
               <w:t xml:space="preserve"> centre of gravity </w:t>
             </w:r>
-            <w:del w:id="9119" w:author="Claude (AI) - proposed" w:date="2026-10-15T08:04:24Z">
+            <w:del w:id="9119" w:author="Claude (AI) - proposed" w:date="2026-10-18T00:32:10Z">
               <w:r>
                 <w:rPr>
                   <w:rFonts w:ascii="Arial" w:cs="Arial" w:eastAsia="Arial" w:hAnsi="Arial"/>
@@ -3189,7 +3189,7 @@
                 <w:delText xml:space="preserve">to the balance-point concept established in Lesson 2</w:delText>
               </w:r>
             </w:del>
-            <w:ins w:id="9120" w:author="Claude (AI) - proposed" w:date="2026-10-15T08:04:24Z">
+            <w:ins w:id="9120" w:author="Claude (AI) - proposed" w:date="2026-10-18T00:32:10Z">
               <w:r>
                 <w:rPr>
                   <w:rFonts w:ascii="Arial" w:cs="Arial" w:eastAsia="Arial" w:hAnsi="Arial"/>
@@ -3217,7 +3217,7 @@
               </w:rPr>
               <w:t xml:space="preserve">. The cumulative model gains a centre-of-gravity marker </w:t>
             </w:r>
-            <w:del w:id="9121" w:author="Claude (AI) - proposed" w:date="2026-10-15T08:04:24Z">
+            <w:del w:id="9121" w:author="Claude (AI) - proposed" w:date="2026-10-18T00:32:10Z">
               <w:r>
                 <w:rPr>
                   <w:rFonts w:ascii="Arial" w:cs="Arial" w:eastAsia="Arial" w:hAnsi="Arial"/>
@@ -3232,7 +3232,7 @@
                 <w:delText xml:space="preserve">(×) on the stool diagram</w:delText>
               </w:r>
             </w:del>
-            <w:ins w:id="9122" w:author="Claude (AI) - proposed" w:date="2026-10-15T08:04:24Z">
+            <w:ins w:id="9122" w:author="Claude (AI) - proposed" w:date="2026-10-18T00:32:10Z">
               <w:r>
                 <w:rPr>
                   <w:rFonts w:ascii="Arial" w:cs="Arial" w:eastAsia="Arial" w:hAnsi="Arial"/>
@@ -3287,10 +3287,10 @@
               <w:spacing w:after="40" w:before="0"/>
               <w:jc w:val="left"/>
               <w:rPr>
-                <w:ins w:id="9124" w:author="Claude (AI) - proposed" w:date="2026-10-15T08:04:24Z"/>
-              </w:rPr>
-            </w:pPr>
-            <w:ins w:id="9123" w:author="Claude (AI) - proposed" w:date="2026-10-15T08:04:24Z">
+                <w:ins w:id="9124" w:author="Claude (AI) - proposed" w:date="2026-10-18T00:32:10Z"/>
+              </w:rPr>
+            </w:pPr>
+            <w:ins w:id="9123" w:author="Claude (AI) - proposed" w:date="2026-10-18T00:32:10Z">
               <w:r>
                 <w:rPr>
                   <w:rFonts w:ascii="Arial" w:cs="Arial" w:eastAsia="Arial" w:hAnsi="Arial"/>
@@ -3312,10 +3312,10 @@
               <w:spacing w:after="40" w:before="0"/>
               <w:jc w:val="left"/>
               <w:rPr>
-                <w:ins w:id="9126" w:author="Claude (AI) - proposed" w:date="2026-10-15T08:04:24Z"/>
-              </w:rPr>
-            </w:pPr>
-            <w:ins w:id="9125" w:author="Claude (AI) - proposed" w:date="2026-10-15T08:04:24Z">
+                <w:ins w:id="9126" w:author="Claude (AI) - proposed" w:date="2026-10-18T00:32:10Z"/>
+              </w:rPr>
+            </w:pPr>
+            <w:ins w:id="9125" w:author="Claude (AI) - proposed" w:date="2026-10-18T00:32:10Z">
               <w:r>
                 <w:rPr>
                   <w:rFonts w:ascii="Arial" w:cs="Arial" w:eastAsia="Arial" w:hAnsi="Arial"/>
@@ -3337,10 +3337,10 @@
               <w:spacing w:after="40" w:before="0"/>
               <w:jc w:val="left"/>
               <w:rPr>
-                <w:del w:id="9128" w:author="Claude (AI) - proposed" w:date="2026-10-15T08:04:24Z"/>
-              </w:rPr>
-            </w:pPr>
-            <w:del w:id="9127" w:author="Claude (AI) - proposed" w:date="2026-10-15T08:04:24Z">
+                <w:del w:id="9128" w:author="Claude (AI) - proposed" w:date="2026-10-18T00:32:10Z"/>
+              </w:rPr>
+            </w:pPr>
+            <w:del w:id="9127" w:author="Claude (AI) - proposed" w:date="2026-10-18T00:32:10Z">
               <w:r>
                 <w:rPr>
                   <w:rFonts w:ascii="Arial" w:cs="Arial" w:eastAsia="Arial" w:hAnsi="Arial"/>
@@ -3362,10 +3362,10 @@
               <w:spacing w:after="40" w:before="0"/>
               <w:jc w:val="left"/>
               <w:rPr>
-                <w:del w:id="9130" w:author="Claude (AI) - proposed" w:date="2026-10-15T08:04:24Z"/>
-              </w:rPr>
-            </w:pPr>
-            <w:del w:id="9129" w:author="Claude (AI) - proposed" w:date="2026-10-15T08:04:24Z">
+                <w:del w:id="9130" w:author="Claude (AI) - proposed" w:date="2026-10-18T00:32:10Z"/>
+              </w:rPr>
+            </w:pPr>
+            <w:del w:id="9129" w:author="Claude (AI) - proposed" w:date="2026-10-18T00:32:10Z">
               <w:r>
                 <w:rPr>
                   <w:rFonts w:ascii="Arial" w:cs="Arial" w:eastAsia="Arial" w:hAnsi="Arial"/>
@@ -3440,7 +3440,7 @@
               </w:rPr>
               <w:t xml:space="preserve">Students investigate how lowering the centre of gravity (adding clay to the base of a tall cardboard box) and widening the base (adjusting cardboard flaps) each independently increase stability. They connect findings to real engineering contexts: crane design, double-decker bus geometry, and why maize sacks are stacked in an interlocking pattern. A case-study card on a </w:t>
             </w:r>
-            <w:del w:id="9131" w:author="Claude (AI) - proposed" w:date="2026-10-15T08:04:24Z">
+            <w:del w:id="9131" w:author="Claude (AI) - proposed" w:date="2026-10-18T00:32:10Z">
               <w:r>
                 <w:rPr>
                   <w:rFonts w:ascii="Arial" w:cs="Arial" w:eastAsia="Arial" w:hAnsi="Arial"/>
@@ -3455,7 +3455,7 @@
                 <w:delText xml:space="preserve">Nairobi construction-site </w:delText>
               </w:r>
             </w:del>
-            <w:ins w:id="9132" w:author="Claude (AI) - proposed" w:date="2026-10-15T08:04:24Z">
+            <w:ins w:id="9132" w:author="Claude (AI) - proposed" w:date="2026-10-18T00:32:10Z">
               <w:r>
                 <w:rPr>
                   <w:rFonts w:ascii="Arial" w:cs="Arial" w:eastAsia="Arial" w:hAnsi="Arial"/>
@@ -3671,7 +3671,7 @@
               </w:rPr>
               <w:t xml:space="preserve">–  The Tightrope Acrobat's Pole: A circus acrobat at a Nairobi cultural festival carries a long, heavy pole held low and horizontal while walking a wire — counterintuitively, the pole makes balance easier, not harder</w:t>
             </w:r>
-            <w:ins w:id="9133" w:author="Claude (AI) - proposed" w:date="2026-10-15T08:04:24Z">
+            <w:ins w:id="9133" w:author="Claude (AI) - proposed" w:date="2026-10-18T00:32:10Z">
               <w:r>
                 <w:rPr>
                   <w:rFonts w:ascii="Arial" w:cs="Arial" w:eastAsia="Arial" w:hAnsi="Arial"/>
@@ -3699,7 +3699,7 @@
               </w:rPr>
               <w:t xml:space="preserve">, linking to the idea of </w:t>
             </w:r>
-            <w:del w:id="9134" w:author="Claude (AI) - proposed" w:date="2026-10-15T08:04:24Z">
+            <w:del w:id="9134" w:author="Claude (AI) - proposed" w:date="2026-10-18T00:32:10Z">
               <w:r>
                 <w:rPr>
                   <w:rFonts w:ascii="Arial" w:cs="Arial" w:eastAsia="Arial" w:hAnsi="Arial"/>
@@ -3714,7 +3714,7 @@
                 <w:delText xml:space="preserve">deliberately lowering and widening the effective centre-of-gravity system to increase stability</w:delText>
               </w:r>
             </w:del>
-            <w:ins w:id="9135" w:author="Claude (AI) - proposed" w:date="2026-10-15T08:04:24Z">
+            <w:ins w:id="9135" w:author="Claude (AI) - proposed" w:date="2026-10-18T00:32:10Z">
               <w:r>
                 <w:rPr>
                   <w:rFonts w:ascii="Arial" w:cs="Arial" w:eastAsia="Arial" w:hAnsi="Arial"/>
@@ -3864,7 +3864,7 @@
         </w:rPr>
         <w:t xml:space="preserve">© 2026 SeaVuria and ARES. This work is licensed under a </w:t>
       </w:r>
-      <w:hyperlink w:history="1" r:id="rIdttn8tifksl7ms7lpk1xo7">
+      <w:hyperlink w:history="1" r:id="rIdiue5jouer1n_ikrmn2asq">
         <w:r>
           <w:rPr>
             <w:rFonts w:ascii="Arial" w:cs="Arial" w:eastAsia="Arial" w:hAnsi="Arial"/>
@@ -3884,7 +3884,7 @@
         </w:rPr>
         <w:t xml:space="preserve"> (</w:t>
       </w:r>
-      <w:hyperlink w:history="1" r:id="rIdhyv_kzw73odk4wu_nsame">
+      <w:hyperlink w:history="1" r:id="rIdtzssnsx5sv_mv5mqf7dq0">
         <w:r>
           <w:rPr>
             <w:rFonts w:ascii="Arial" w:cs="Arial" w:eastAsia="Arial" w:hAnsi="Arial"/>
@@ -3904,7 +3904,7 @@
         </w:rPr>
         <w:t xml:space="preserve">). To view a copy of this license, visit </w:t>
       </w:r>
-      <w:hyperlink w:history="1" r:id="rIdcarwohsrvimokpnil_nar">
+      <w:hyperlink w:history="1" r:id="rId1qx-czkjnhbaykqu6xyn3">
         <w:r>
           <w:rPr>
             <w:rFonts w:ascii="Arial" w:cs="Arial" w:eastAsia="Arial" w:hAnsi="Arial"/>
@@ -4411,10 +4411,10 @@
               <w:spacing w:after="40" w:before="0"/>
               <w:jc w:val="left"/>
               <w:rPr>
-                <w:ins w:id="9137" w:author="Claude (AI) - proposed" w:date="2026-10-15T08:04:24Z"/>
-              </w:rPr>
-            </w:pPr>
-            <w:ins w:id="9136" w:author="Claude (AI) - proposed" w:date="2026-10-15T08:04:24Z">
+                <w:ins w:id="9137" w:author="Claude (AI) - proposed" w:date="2026-10-18T00:32:10Z"/>
+              </w:rPr>
+            </w:pPr>
+            <w:ins w:id="9136" w:author="Claude (AI) - proposed" w:date="2026-10-18T00:32:10Z">
               <w:r>
                 <w:rPr>
                   <w:rFonts w:ascii="Arial" w:cs="Arial" w:eastAsia="Arial" w:hAnsi="Arial"/>
@@ -4436,10 +4436,10 @@
               <w:spacing w:after="40" w:before="0"/>
               <w:jc w:val="left"/>
               <w:rPr>
-                <w:del w:id="9139" w:author="Claude (AI) - proposed" w:date="2026-10-15T08:04:24Z"/>
-              </w:rPr>
-            </w:pPr>
-            <w:del w:id="9138" w:author="Claude (AI) - proposed" w:date="2026-10-15T08:04:24Z">
+                <w:del w:id="9139" w:author="Claude (AI) - proposed" w:date="2026-10-18T00:32:10Z"/>
+              </w:rPr>
+            </w:pPr>
+            <w:del w:id="9138" w:author="Claude (AI) - proposed" w:date="2026-10-18T00:32:10Z">
               <w:r>
                 <w:rPr>
                   <w:rFonts w:ascii="Arial" w:cs="Arial" w:eastAsia="Arial" w:hAnsi="Arial"/>
@@ -4973,7 +4973,7 @@
             <w:pPr>
               <w:spacing w:after="20" w:before="0"/>
             </w:pPr>
-            <w:hyperlink w:history="1" r:id="rId1lyrl8_ewvjgzgshzcv2e">
+            <w:hyperlink w:history="1" r:id="rId6kv18xipflodtg2mf6mhu">
               <w:r>
                 <w:rPr>
                   <w:rFonts w:ascii="Arial" w:cs="Arial" w:eastAsia="Arial" w:hAnsi="Arial"/>
@@ -5006,7 +5006,7 @@
               <w:spacing w:after="10" w:before="0"/>
               <w:ind w:left="120"/>
             </w:pPr>
-            <w:hyperlink w:history="1" r:id="rId7ae0bnbh-ub3zguu3jbbc">
+            <w:hyperlink w:history="1" r:id="rIdudkslzud4frofanogvkqb">
               <w:r>
                 <w:rPr>
                   <w:rFonts w:ascii="Arial" w:cs="Arial" w:eastAsia="Arial" w:hAnsi="Arial"/>
@@ -5051,7 +5051,7 @@
             <w:pPr>
               <w:spacing w:after="20" w:before="0"/>
             </w:pPr>
-            <w:hyperlink w:history="1" r:id="rIdrdipnhn7l-0hm3witqfa8">
+            <w:hyperlink w:history="1" r:id="rIdljzmanulj0-ezrg36whaw">
               <w:r>
                 <w:rPr>
                   <w:rFonts w:ascii="Arial" w:cs="Arial" w:eastAsia="Arial" w:hAnsi="Arial"/>
@@ -5084,7 +5084,7 @@
               <w:spacing w:after="10" w:before="0"/>
               <w:ind w:left="120"/>
             </w:pPr>
-            <w:hyperlink w:history="1" r:id="rIdhxhyjc3tuw_w2etmwkfzr">
+            <w:hyperlink w:history="1" r:id="rId24nfaczkp66nxrbx6zpsu">
               <w:r>
                 <w:rPr>
                   <w:rFonts w:ascii="Arial" w:cs="Arial" w:eastAsia="Arial" w:hAnsi="Arial"/>
@@ -5169,7 +5169,7 @@
               </w:rPr>
               <w:t xml:space="preserve">–  CARD B: 'A full 20-litre jerrycan (20 kg) is placed on one corner of the </w:t>
             </w:r>
-            <w:del w:id="9140" w:author="Claude (AI) - proposed" w:date="2026-10-15T08:04:24Z">
+            <w:del w:id="9140" w:author="Claude (AI) - proposed" w:date="2026-10-18T00:32:10Z">
               <w:r>
                 <w:rPr>
                   <w:rFonts w:ascii="Arial" w:cs="Arial" w:eastAsia="Arial" w:hAnsi="Arial"/>
@@ -5184,7 +5184,7 @@
                 <w:delText xml:space="preserve">same stool</w:delText>
               </w:r>
             </w:del>
-            <w:ins w:id="9141" w:author="Claude (AI) - proposed" w:date="2026-10-15T08:04:24Z">
+            <w:ins w:id="9141" w:author="Claude (AI) - proposed" w:date="2026-10-18T00:32:10Z">
               <w:r>
                 <w:rPr>
                   <w:rFonts w:ascii="Arial" w:cs="Arial" w:eastAsia="Arial" w:hAnsi="Arial"/>
@@ -5487,7 +5487,7 @@
             <w:pPr>
               <w:spacing w:after="20" w:before="0"/>
             </w:pPr>
-            <w:hyperlink w:history="1" r:id="rIdppkawnqzruzzjv9ufrg0k">
+            <w:hyperlink w:history="1" r:id="rIdax7eik_og3njh2o5zz_ou">
               <w:r>
                 <w:rPr>
                   <w:rFonts w:ascii="Arial" w:cs="Arial" w:eastAsia="Arial" w:hAnsi="Arial"/>
@@ -5520,7 +5520,7 @@
               <w:spacing w:after="10" w:before="0"/>
               <w:ind w:left="120"/>
             </w:pPr>
-            <w:hyperlink w:history="1" r:id="rIdq6-i58eumluizkaieohju">
+            <w:hyperlink w:history="1" r:id="rIdfrzrwv8blridravrvs_ou">
               <w:r>
                 <w:rPr>
                   <w:rFonts w:ascii="Arial" w:cs="Arial" w:eastAsia="Arial" w:hAnsi="Arial"/>
@@ -5565,7 +5565,7 @@
             <w:pPr>
               <w:spacing w:after="20" w:before="0"/>
             </w:pPr>
-            <w:hyperlink w:history="1" r:id="rIdydbw99obx0w0tex_9hmxz">
+            <w:hyperlink w:history="1" r:id="rIddgzdo_dbeq--x3tdbrxvf">
               <w:r>
                 <w:rPr>
                   <w:rFonts w:ascii="Arial" w:cs="Arial" w:eastAsia="Arial" w:hAnsi="Arial"/>
@@ -5598,7 +5598,7 @@
               <w:spacing w:after="10" w:before="0"/>
               <w:ind w:left="120"/>
             </w:pPr>
-            <w:hyperlink w:history="1" r:id="rId5adxurduitz3ftdgqtfmh">
+            <w:hyperlink w:history="1" r:id="rId-gidcx2zu-2bbfdszl0pl">
               <w:r>
                 <w:rPr>
                   <w:rFonts w:ascii="Arial" w:cs="Arial" w:eastAsia="Arial" w:hAnsi="Arial"/>
@@ -5683,7 +5683,7 @@
               </w:rPr>
               <w:t xml:space="preserve">–  Demo 2: Replaces the sufuria with a filled 20-litre jerrycan placed on one corner of the </w:t>
             </w:r>
-            <w:del w:id="9142" w:author="Claude (AI) - proposed" w:date="2026-10-15T08:04:24Z">
+            <w:del w:id="9142" w:author="Claude (AI) - proposed" w:date="2026-10-18T00:32:10Z">
               <w:r>
                 <w:rPr>
                   <w:rFonts w:ascii="Arial" w:cs="Arial" w:eastAsia="Arial" w:hAnsi="Arial"/>
@@ -5698,7 +5698,7 @@
                 <w:delText xml:space="preserve">stool</w:delText>
               </w:r>
             </w:del>
-            <w:ins w:id="9143" w:author="Claude (AI) - proposed" w:date="2026-10-15T08:04:24Z">
+            <w:ins w:id="9143" w:author="Claude (AI) - proposed" w:date="2026-10-18T00:32:10Z">
               <w:r>
                 <w:rPr>
                   <w:rFonts w:ascii="Arial" w:cs="Arial" w:eastAsia="Arial" w:hAnsi="Arial"/>
@@ -5879,7 +5879,7 @@
               </w:rPr>
               <w:t xml:space="preserve">1</w:t>
             </w:r>
-            <w:ins w:id="9144" w:author="Claude (AI) - proposed" w:date="2026-10-15T08:04:24Z">
+            <w:ins w:id="9144" w:author="Claude (AI) - proposed" w:date="2026-10-18T00:32:10Z">
               <w:r>
                 <w:rPr>
                   <w:rFonts w:ascii="Arial" w:cs="Arial" w:eastAsia="Arial" w:hAnsi="Arial"/>
@@ -6047,7 +6047,7 @@
               </w:rPr>
               <w:t xml:space="preserve">2</w:t>
             </w:r>
-            <w:ins w:id="9145" w:author="Claude (AI) - proposed" w:date="2026-10-15T08:04:24Z">
+            <w:ins w:id="9145" w:author="Claude (AI) - proposed" w:date="2026-10-18T00:32:10Z">
               <w:r>
                 <w:rPr>
                   <w:rFonts w:ascii="Arial" w:cs="Arial" w:eastAsia="Arial" w:hAnsi="Arial"/>
@@ -6217,7 +6217,7 @@
             <w:pPr>
               <w:spacing w:after="20" w:before="0"/>
             </w:pPr>
-            <w:hyperlink w:history="1" r:id="rId59_rwn0wpynlyfaayer9o">
+            <w:hyperlink w:history="1" r:id="rIddzauniubcvc-etdgsa9k6">
               <w:r>
                 <w:rPr>
                   <w:rFonts w:ascii="Arial" w:cs="Arial" w:eastAsia="Arial" w:hAnsi="Arial"/>
@@ -6250,7 +6250,7 @@
               <w:spacing w:after="10" w:before="0"/>
               <w:ind w:left="120"/>
             </w:pPr>
-            <w:hyperlink w:history="1" r:id="rIdskbuq8l1zpvdshmzvr8xu">
+            <w:hyperlink w:history="1" r:id="rId3cxmpty2kw95btxvxis1o">
               <w:r>
                 <w:rPr>
                   <w:rFonts w:ascii="Arial" w:cs="Arial" w:eastAsia="Arial" w:hAnsi="Arial"/>
@@ -6295,7 +6295,7 @@
             <w:pPr>
               <w:spacing w:after="20" w:before="0"/>
             </w:pPr>
-            <w:hyperlink w:history="1" r:id="rIdoqigmtbiyjd_2mxiufiwu">
+            <w:hyperlink w:history="1" r:id="rIdekksv2aadfpwuq1mfrmhr">
               <w:r>
                 <w:rPr>
                   <w:rFonts w:ascii="Arial" w:cs="Arial" w:eastAsia="Arial" w:hAnsi="Arial"/>
@@ -6328,7 +6328,7 @@
               <w:spacing w:after="10" w:before="0"/>
               <w:ind w:left="120"/>
             </w:pPr>
-            <w:hyperlink w:history="1" r:id="rIdiia1wmorajucn5stz7g7h">
+            <w:hyperlink w:history="1" r:id="rIdk5sn53scbuzcmwah1b_oy">
               <w:r>
                 <w:rPr>
                   <w:rFonts w:ascii="Arial" w:cs="Arial" w:eastAsia="Arial" w:hAnsi="Arial"/>
@@ -6606,7 +6606,7 @@
               </w:rPr>
               <w:t xml:space="preserve">1. Write 'MOMENT = TURNING EFFECT' in large letters on the board BEFORE defining it formally</w:t>
             </w:r>
-            <w:ins w:id="9146" w:author="Claude (AI) - proposed" w:date="2026-10-15T08:04:24Z">
+            <w:ins w:id="9146" w:author="Claude (AI) - proposed" w:date="2026-10-18T00:32:10Z">
               <w:r>
                 <w:rPr>
                   <w:rFonts w:ascii="Arial" w:cs="Arial" w:eastAsia="Arial" w:hAnsi="Arial"/>
@@ -6920,7 +6920,7 @@
               </w:rPr>
               <w:t xml:space="preserve">Collect notebooks at the end of Part C (or photograph group work on ARES). Observable indicators: (a) student correctly applies M = F × d with correct units in the worked example; (b) student's beam-balance calculation shows </w:t>
             </w:r>
-            <w:del w:id="9147" w:author="Claude (AI) - proposed" w:date="2026-10-15T08:04:24Z">
+            <w:del w:id="9147" w:author="Claude (AI) - proposed" w:date="2026-10-18T00:32:10Z">
               <w:r>
                 <w:rPr>
                   <w:rFonts w:ascii="Arial" w:cs="Arial" w:eastAsia="Arial" w:hAnsi="Arial"/>
@@ -6935,7 +6935,7 @@
                 <w:delText xml:space="preserve">moments within ±1 N·m on both sides</w:delText>
               </w:r>
             </w:del>
-            <w:ins w:id="9148" w:author="Claude (AI) - proposed" w:date="2026-10-15T08:04:24Z">
+            <w:ins w:id="9148" w:author="Claude (AI) - proposed" w:date="2026-10-18T00:32:10Z">
               <w:r>
                 <w:rPr>
                   <w:rFonts w:ascii="Arial" w:cs="Arial" w:eastAsia="Arial" w:hAnsi="Arial"/>
@@ -6963,7 +6963,7 @@
               </w:rPr>
               <w:t xml:space="preserve"> for the balanced case</w:t>
             </w:r>
-            <w:ins w:id="9149" w:author="Claude (AI) - proposed" w:date="2026-10-15T08:04:24Z">
+            <w:ins w:id="9149" w:author="Claude (AI) - proposed" w:date="2026-10-18T00:32:10Z">
               <w:r>
                 <w:rPr>
                   <w:rFonts w:ascii="Arial" w:cs="Arial" w:eastAsia="Arial" w:hAnsi="Arial"/>
@@ -7047,7 +7047,7 @@
             <w:pPr>
               <w:spacing w:after="20" w:before="0"/>
             </w:pPr>
-            <w:hyperlink w:history="1" r:id="rIdh08ynom9fcm17vjphdpu-">
+            <w:hyperlink w:history="1" r:id="rId88eiklo_qecwv4u_2hdkm">
               <w:r>
                 <w:rPr>
                   <w:rFonts w:ascii="Arial" w:cs="Arial" w:eastAsia="Arial" w:hAnsi="Arial"/>
@@ -7080,7 +7080,7 @@
               <w:spacing w:after="10" w:before="0"/>
               <w:ind w:left="120"/>
             </w:pPr>
-            <w:hyperlink w:history="1" r:id="rIded0dml99jnoptkedq7qif">
+            <w:hyperlink w:history="1" r:id="rIdl6xtanr6rgv_1tal0de4y">
               <w:r>
                 <w:rPr>
                   <w:rFonts w:ascii="Arial" w:cs="Arial" w:eastAsia="Arial" w:hAnsi="Arial"/>
@@ -7125,7 +7125,7 @@
             <w:pPr>
               <w:spacing w:after="20" w:before="0"/>
             </w:pPr>
-            <w:hyperlink w:history="1" r:id="rIdg5nngcuq9z8yebuxdux6r">
+            <w:hyperlink w:history="1" r:id="rIdihq_3txu6bldhbotlqd8o">
               <w:r>
                 <w:rPr>
                   <w:rFonts w:ascii="Arial" w:cs="Arial" w:eastAsia="Arial" w:hAnsi="Arial"/>
@@ -7158,7 +7158,7 @@
               <w:spacing w:after="10" w:before="0"/>
               <w:ind w:left="120"/>
             </w:pPr>
-            <w:hyperlink w:history="1" r:id="rIdkxtbclbqw6ytrgrjbgejv">
+            <w:hyperlink w:history="1" r:id="rIduh-2sfzxuziuqxp_vlauv">
               <w:r>
                 <w:rPr>
                   <w:rFonts w:ascii="Arial" w:cs="Arial" w:eastAsia="Arial" w:hAnsi="Arial"/>
@@ -7498,7 +7498,7 @@
             <w:pPr>
               <w:spacing w:after="20" w:before="0"/>
             </w:pPr>
-            <w:hyperlink w:history="1" r:id="rIddsn3wdxjz62qkryljnu3-">
+            <w:hyperlink w:history="1" r:id="rIdirtfr2de2vc2ljltwpete">
               <w:r>
                 <w:rPr>
                   <w:rFonts w:ascii="Arial" w:cs="Arial" w:eastAsia="Arial" w:hAnsi="Arial"/>
@@ -7547,7 +7547,7 @@
               <w:spacing w:after="10" w:before="0"/>
               <w:ind w:left="120"/>
             </w:pPr>
-            <w:hyperlink w:history="1" r:id="rIdycvhwtjqoi6zqmd2ywe4n">
+            <w:hyperlink w:history="1" r:id="rIdhbjotpkvmsoxvxxdtrkjx">
               <w:r>
                 <w:rPr>
                   <w:rFonts w:ascii="Arial" w:cs="Arial" w:eastAsia="Arial" w:hAnsi="Arial"/>
@@ -7592,7 +7592,7 @@
             <w:pPr>
               <w:spacing w:after="20" w:before="0"/>
             </w:pPr>
-            <w:hyperlink w:history="1" r:id="rIdrz2p6f528sumcgouekbw8">
+            <w:hyperlink w:history="1" r:id="rIdcok6vdcgwff2woppbfixl">
               <w:r>
                 <w:rPr>
                   <w:rFonts w:ascii="Arial" w:cs="Arial" w:eastAsia="Arial" w:hAnsi="Arial"/>
@@ -7641,7 +7641,7 @@
               <w:spacing w:after="10" w:before="0"/>
               <w:ind w:left="120"/>
             </w:pPr>
-            <w:hyperlink w:history="1" r:id="rIdririsxdq6m07yxti7kgcj">
+            <w:hyperlink w:history="1" r:id="rIdtrfhvmbq8djntpah3x-po">
               <w:r>
                 <w:rPr>
                   <w:rFonts w:ascii="Arial" w:cs="Arial" w:eastAsia="Arial" w:hAnsi="Arial"/>
@@ -8526,7 +8526,7 @@
         </w:rPr>
         <w:t xml:space="preserve">© 2026 SeaVuria and ARES. Aligned with KICD objectives. Developed by SeaVuria; technical implementation by ARES (with AI assistance from Claude). Licensed under </w:t>
       </w:r>
-      <w:hyperlink w:history="1" r:id="rIdown6hh2nkl1hzqq9_8dm9">
+      <w:hyperlink w:history="1" r:id="rIdhedwsbps8fhbiehz00ghb">
         <w:r>
           <w:rPr>
             <w:rFonts w:ascii="Arial" w:cs="Arial" w:eastAsia="Arial" w:hAnsi="Arial"/>
@@ -8547,7 +8547,7 @@
         </w:rPr>
         <w:t xml:space="preserve"> (</w:t>
       </w:r>
-      <w:hyperlink w:history="1" r:id="rIddy1xh1lw0qw-5ryhrc-vn">
+      <w:hyperlink w:history="1" r:id="rIdlxs-wgaj-x-sr2po74wrc">
         <w:r>
           <w:rPr>
             <w:rFonts w:ascii="Arial" w:cs="Arial" w:eastAsia="Arial" w:hAnsi="Arial"/>
@@ -9055,10 +9055,10 @@
               <w:spacing w:after="40" w:before="0"/>
               <w:jc w:val="left"/>
               <w:rPr>
-                <w:ins w:id="9151" w:author="Claude (AI) - proposed" w:date="2026-10-15T08:04:24Z"/>
-              </w:rPr>
-            </w:pPr>
-            <w:ins w:id="9150" w:author="Claude (AI) - proposed" w:date="2026-10-15T08:04:24Z">
+                <w:ins w:id="9151" w:author="Claude (AI) - proposed" w:date="2026-10-18T00:32:10Z"/>
+              </w:rPr>
+            </w:pPr>
+            <w:ins w:id="9150" w:author="Claude (AI) - proposed" w:date="2026-10-18T00:32:10Z">
               <w:r>
                 <w:rPr>
                   <w:rFonts w:ascii="Arial" w:cs="Arial" w:eastAsia="Arial" w:hAnsi="Arial"/>
@@ -9080,10 +9080,10 @@
               <w:spacing w:after="40" w:before="0"/>
               <w:jc w:val="left"/>
               <w:rPr>
-                <w:del w:id="9153" w:author="Claude (AI) - proposed" w:date="2026-10-15T08:04:24Z"/>
-              </w:rPr>
-            </w:pPr>
-            <w:del w:id="9152" w:author="Claude (AI) - proposed" w:date="2026-10-15T08:04:24Z">
+                <w:del w:id="9153" w:author="Claude (AI) - proposed" w:date="2026-10-18T00:32:10Z"/>
+              </w:rPr>
+            </w:pPr>
+            <w:del w:id="9152" w:author="Claude (AI) - proposed" w:date="2026-10-18T00:32:10Z">
               <w:r>
                 <w:rPr>
                   <w:rFonts w:ascii="Arial" w:cs="Arial" w:eastAsia="Arial" w:hAnsi="Arial"/>
@@ -9166,7 +9166,7 @@
               </w:rPr>
               <w:t xml:space="preserve">In Lesson 1 students observed the Jiko stool phenomenon and made initial predictions about why the stool topples. In </w:t>
             </w:r>
-            <w:ins w:id="9154" w:author="Claude (AI) - proposed" w:date="2026-10-15T08:04:24Z">
+            <w:ins w:id="9154" w:author="Claude (AI) - proposed" w:date="2026-10-18T00:32:10Z">
               <w:r>
                 <w:rPr>
                   <w:rFonts w:ascii="Arial" w:cs="Arial" w:eastAsia="Arial" w:hAnsi="Arial"/>
@@ -9194,7 +9194,7 @@
               </w:rPr>
               <w:t xml:space="preserve">this lesson (Lesson 2 of 6) </w:t>
             </w:r>
-            <w:del w:id="9155" w:author="Claude (AI) - proposed" w:date="2026-10-15T08:04:24Z">
+            <w:del w:id="9155" w:author="Claude (AI) - proposed" w:date="2026-10-18T00:32:10Z">
               <w:r>
                 <w:rPr>
                   <w:rFonts w:ascii="Arial" w:cs="Arial" w:eastAsia="Arial" w:hAnsi="Arial"/>
@@ -9209,7 +9209,7 @@
                 <w:delText xml:space="preserve">students</w:delText>
               </w:r>
             </w:del>
-            <w:ins w:id="9156" w:author="Claude (AI) - proposed" w:date="2026-10-15T08:04:24Z">
+            <w:ins w:id="9156" w:author="Claude (AI) - proposed" w:date="2026-10-18T00:32:10Z">
               <w:r>
                 <w:rPr>
                   <w:rFonts w:ascii="Arial" w:cs="Arial" w:eastAsia="Arial" w:hAnsi="Arial"/>
@@ -9688,7 +9688,7 @@
             <w:pPr>
               <w:spacing w:after="20" w:before="0"/>
             </w:pPr>
-            <w:hyperlink w:history="1" r:id="rIdjz48uydnmwm-cp9plnh0a">
+            <w:hyperlink w:history="1" r:id="rIdj6kpcc8h2yp4bfa7iw7hb">
               <w:r>
                 <w:rPr>
                   <w:rFonts w:ascii="Arial" w:cs="Arial" w:eastAsia="Arial" w:hAnsi="Arial"/>
@@ -9721,7 +9721,7 @@
               <w:spacing w:after="10" w:before="0"/>
               <w:ind w:left="120"/>
             </w:pPr>
-            <w:hyperlink w:history="1" r:id="rIdzz5phjimnl0-zvhusf0ws">
+            <w:hyperlink w:history="1" r:id="rId_wjn_smrznh2tpez21caj">
               <w:r>
                 <w:rPr>
                   <w:rFonts w:ascii="Arial" w:cs="Arial" w:eastAsia="Arial" w:hAnsi="Arial"/>
@@ -9766,7 +9766,7 @@
             <w:pPr>
               <w:spacing w:after="20" w:before="0"/>
             </w:pPr>
-            <w:hyperlink w:history="1" r:id="rIdgcay8y2k5ol6s3kjhxjmw">
+            <w:hyperlink w:history="1" r:id="rIdmugm-dd1pqvu4d7mnuapf">
               <w:r>
                 <w:rPr>
                   <w:rFonts w:ascii="Arial" w:cs="Arial" w:eastAsia="Arial" w:hAnsi="Arial"/>
@@ -9799,7 +9799,7 @@
               <w:spacing w:after="10" w:before="0"/>
               <w:ind w:left="120"/>
             </w:pPr>
-            <w:hyperlink w:history="1" r:id="rId-6plkgehoian5ribqfoqd">
+            <w:hyperlink w:history="1" r:id="rIdunrptbed2fx27gwjgo_dx">
               <w:r>
                 <w:rPr>
                   <w:rFonts w:ascii="Arial" w:cs="Arial" w:eastAsia="Arial" w:hAnsi="Arial"/>
@@ -10059,7 +10059,7 @@
             <w:pPr>
               <w:spacing w:after="20" w:before="0"/>
             </w:pPr>
-            <w:hyperlink w:history="1" r:id="rIdrmzeexwlrdwr3ik3aibrh">
+            <w:hyperlink w:history="1" r:id="rIdi9ak5unqmfkujarsd2cho">
               <w:r>
                 <w:rPr>
                   <w:rFonts w:ascii="Arial" w:cs="Arial" w:eastAsia="Arial" w:hAnsi="Arial"/>
@@ -10092,7 +10092,7 @@
               <w:spacing w:after="10" w:before="0"/>
               <w:ind w:left="120"/>
             </w:pPr>
-            <w:hyperlink w:history="1" r:id="rId3bsi3oj-weqqi9epzoyyh">
+            <w:hyperlink w:history="1" r:id="rIdosyhd7jg5hjb1ekc0aqcg">
               <w:r>
                 <w:rPr>
                   <w:rFonts w:ascii="Arial" w:cs="Arial" w:eastAsia="Arial" w:hAnsi="Arial"/>
@@ -10137,7 +10137,7 @@
             <w:pPr>
               <w:spacing w:after="20" w:before="0"/>
             </w:pPr>
-            <w:hyperlink w:history="1" r:id="rIdxvexq1l0n6imemxw7lx0i">
+            <w:hyperlink w:history="1" r:id="rIdsrkiynslilahotyggjmq8">
               <w:r>
                 <w:rPr>
                   <w:rFonts w:ascii="Arial" w:cs="Arial" w:eastAsia="Arial" w:hAnsi="Arial"/>
@@ -10170,7 +10170,7 @@
               <w:spacing w:after="10" w:before="0"/>
               <w:ind w:left="120"/>
             </w:pPr>
-            <w:hyperlink w:history="1" r:id="rId2vq-8_9xh0sapcows4wda">
+            <w:hyperlink w:history="1" r:id="rIdiv_8uaxa33bg9zh3lhwsc">
               <w:r>
                 <w:rPr>
                   <w:rFonts w:ascii="Arial" w:cs="Arial" w:eastAsia="Arial" w:hAnsi="Arial"/>
@@ -10215,7 +10215,7 @@
               </w:rPr>
               <w:t xml:space="preserve">Groups of 3–4 students receive: one metre rule, one pencil (acts as the pivot/fulcrum placed at the 50 cm mark), </w:t>
             </w:r>
-            <w:del w:id="9157" w:author="Claude (AI) - proposed" w:date="2026-10-15T08:04:24Z">
+            <w:del w:id="9157" w:author="Claude (AI) - proposed" w:date="2026-10-18T00:32:10Z">
               <w:r>
                 <w:rPr>
                   <w:rFonts w:ascii="Arial" w:cs="Arial" w:eastAsia="Arial" w:hAnsi="Arial"/>
@@ -10230,7 +10230,7 @@
                 <w:delText xml:space="preserve">one 500 g mass</w:delText>
               </w:r>
             </w:del>
-            <w:ins w:id="9158" w:author="Claude (AI) - proposed" w:date="2026-10-15T08:04:24Z">
+            <w:ins w:id="9158" w:author="Claude (AI) - proposed" w:date="2026-10-18T00:32:10Z">
               <w:r>
                 <w:rPr>
                   <w:rFonts w:ascii="Arial" w:cs="Arial" w:eastAsia="Arial" w:hAnsi="Arial"/>
@@ -10258,7 +10258,7 @@
               </w:rPr>
               <w:t xml:space="preserve">, and a printed data table. Task: </w:t>
             </w:r>
-            <w:del w:id="9159" w:author="Claude (AI) - proposed" w:date="2026-10-15T08:04:24Z">
+            <w:del w:id="9159" w:author="Claude (AI) - proposed" w:date="2026-10-18T00:32:10Z">
               <w:r>
                 <w:rPr>
                   <w:rFonts w:ascii="Arial" w:cs="Arial" w:eastAsia="Arial" w:hAnsi="Arial"/>
@@ -10273,7 +10273,7 @@
                 <w:delText xml:space="preserve">Place the</w:delText>
               </w:r>
             </w:del>
-            <w:ins w:id="9160" w:author="Claude (AI) - proposed" w:date="2026-10-15T08:04:24Z">
+            <w:ins w:id="9160" w:author="Claude (AI) - proposed" w:date="2026-10-18T00:32:10Z">
               <w:r>
                 <w:rPr>
                   <w:rFonts w:ascii="Arial" w:cs="Arial" w:eastAsia="Arial" w:hAnsi="Arial"/>
@@ -10301,7 +10301,7 @@
               </w:rPr>
               <w:t xml:space="preserve"> 500 g mass</w:t>
             </w:r>
-            <w:ins w:id="9161" w:author="Claude (AI) - proposed" w:date="2026-10-15T08:04:24Z">
+            <w:ins w:id="9161" w:author="Claude (AI) - proposed" w:date="2026-10-18T00:32:10Z">
               <w:r>
                 <w:rPr>
                   <w:rFonts w:ascii="Arial" w:cs="Arial" w:eastAsia="Arial" w:hAnsi="Arial"/>
@@ -10329,7 +10329,7 @@
               </w:rPr>
               <w:t xml:space="preserve"> at 10 cm from the pivot, then 20 cm, 30 cm, 40 cm, and 50 cm</w:t>
             </w:r>
-            <w:del w:id="9162" w:author="Claude (AI) - proposed" w:date="2026-10-15T08:04:24Z">
+            <w:del w:id="9162" w:author="Claude (AI) - proposed" w:date="2026-10-18T00:32:10Z">
               <w:r>
                 <w:rPr>
                   <w:rFonts w:ascii="Arial" w:cs="Arial" w:eastAsia="Arial" w:hAnsi="Arial"/>
@@ -10357,7 +10357,7 @@
               </w:rPr>
               <w:t xml:space="preserve">. At each position, students observe </w:t>
             </w:r>
-            <w:del w:id="9163" w:author="Claude (AI) - proposed" w:date="2026-10-15T08:04:24Z">
+            <w:del w:id="9163" w:author="Claude (AI) - proposed" w:date="2026-10-18T00:32:10Z">
               <w:r>
                 <w:rPr>
                   <w:rFonts w:ascii="Arial" w:cs="Arial" w:eastAsia="Arial" w:hAnsi="Arial"/>
@@ -10372,7 +10372,7 @@
                 <w:delText xml:space="preserve">whether the rule tips</w:delText>
               </w:r>
             </w:del>
-            <w:ins w:id="9164" w:author="Claude (AI) - proposed" w:date="2026-10-15T08:04:24Z">
+            <w:ins w:id="9164" w:author="Claude (AI) - proposed" w:date="2026-10-18T00:32:10Z">
               <w:r>
                 <w:rPr>
                   <w:rFonts w:ascii="Arial" w:cs="Arial" w:eastAsia="Arial" w:hAnsi="Arial"/>
@@ -10400,7 +10400,7 @@
               </w:rPr>
               <w:t xml:space="preserve"> and record in the table: (a) the distance </w:t>
             </w:r>
-            <w:del w:id="9165" w:author="Claude (AI) - proposed" w:date="2026-10-15T08:04:24Z">
+            <w:del w:id="9165" w:author="Claude (AI) - proposed" w:date="2026-10-18T00:32:10Z">
               <w:r>
                 <w:rPr>
                   <w:rFonts w:ascii="Arial" w:cs="Arial" w:eastAsia="Arial" w:hAnsi="Arial"/>
@@ -10415,7 +10415,7 @@
                 <w:delText xml:space="preserve">from</w:delText>
               </w:r>
             </w:del>
-            <w:ins w:id="9166" w:author="Claude (AI) - proposed" w:date="2026-10-15T08:04:24Z">
+            <w:ins w:id="9166" w:author="Claude (AI) - proposed" w:date="2026-10-18T00:32:10Z">
               <w:r>
                 <w:rPr>
                   <w:rFonts w:ascii="Arial" w:cs="Arial" w:eastAsia="Arial" w:hAnsi="Arial"/>
@@ -10443,7 +10443,7 @@
               </w:rPr>
               <w:t xml:space="preserve"> pivot in cm, (b) </w:t>
             </w:r>
-            <w:del w:id="9167" w:author="Claude (AI) - proposed" w:date="2026-10-15T08:04:24Z">
+            <w:del w:id="9167" w:author="Claude (AI) - proposed" w:date="2026-10-18T00:32:10Z">
               <w:r>
                 <w:rPr>
                   <w:rFonts w:ascii="Arial" w:cs="Arial" w:eastAsia="Arial" w:hAnsi="Arial"/>
@@ -10458,7 +10458,7 @@
                 <w:delText xml:space="preserve">a qualitative observation (balanced / tips slightly / tips strongly</w:delText>
               </w:r>
             </w:del>
-            <w:ins w:id="9168" w:author="Claude (AI) - proposed" w:date="2026-10-15T08:04:24Z">
+            <w:ins w:id="9168" w:author="Claude (AI) - proposed" w:date="2026-10-18T00:32:10Z">
               <w:r>
                 <w:rPr>
                   <w:rFonts w:ascii="Arial" w:cs="Arial" w:eastAsia="Arial" w:hAnsi="Arial"/>
@@ -10486,7 +10486,7 @@
               </w:rPr>
               <w:t xml:space="preserve">), and (c) a sketch showing </w:t>
             </w:r>
-            <w:del w:id="9169" w:author="Claude (AI) - proposed" w:date="2026-10-15T08:04:24Z">
+            <w:del w:id="9169" w:author="Claude (AI) - proposed" w:date="2026-10-18T00:32:10Z">
               <w:r>
                 <w:rPr>
                   <w:rFonts w:ascii="Arial" w:cs="Arial" w:eastAsia="Arial" w:hAnsi="Arial"/>
@@ -10501,7 +10501,7 @@
                 <w:delText xml:space="preserve">the mass position</w:delText>
               </w:r>
             </w:del>
-            <w:ins w:id="9170" w:author="Claude (AI) - proposed" w:date="2026-10-15T08:04:24Z">
+            <w:ins w:id="9170" w:author="Claude (AI) - proposed" w:date="2026-10-18T00:32:10Z">
               <w:r>
                 <w:rPr>
                   <w:rFonts w:ascii="Arial" w:cs="Arial" w:eastAsia="Arial" w:hAnsi="Arial"/>
@@ -10529,7 +10529,7 @@
               </w:rPr>
               <w:t xml:space="preserve"> and the direction the rule tips</w:t>
             </w:r>
-            <w:ins w:id="9171" w:author="Claude (AI) - proposed" w:date="2026-10-15T08:04:24Z">
+            <w:ins w:id="9171" w:author="Claude (AI) - proposed" w:date="2026-10-18T00:32:10Z">
               <w:r>
                 <w:rPr>
                   <w:rFonts w:ascii="Arial" w:cs="Arial" w:eastAsia="Arial" w:hAnsi="Arial"/>
@@ -10650,7 +10650,7 @@
               </w:rPr>
               <w:t xml:space="preserve">4. Perform the door/gate demonstration. Ask: 'Raise your hand if it felt harder to push near the hinge.' [WAIT 10 seconds.] Cold-call one student: '</w:t>
             </w:r>
-            <w:del w:id="9172" w:author="Claude (AI) - proposed" w:date="2026-10-15T08:04:24Z">
+            <w:del w:id="9172" w:author="Claude (AI) - proposed" w:date="2026-10-18T00:32:10Z">
               <w:r>
                 <w:rPr>
                   <w:rFonts w:ascii="Arial" w:cs="Arial" w:eastAsia="Arial" w:hAnsi="Arial"/>
@@ -10665,7 +10665,7 @@
                 <w:delText xml:space="preserve">Kwame</w:delText>
               </w:r>
             </w:del>
-            <w:ins w:id="9173" w:author="Claude (AI) - proposed" w:date="2026-10-15T08:04:24Z">
+            <w:ins w:id="9173" w:author="Claude (AI) - proposed" w:date="2026-10-18T00:32:10Z">
               <w:r>
                 <w:rPr>
                   <w:rFonts w:ascii="Arial" w:cs="Arial" w:eastAsia="Arial" w:hAnsi="Arial"/>
@@ -10835,7 +10835,7 @@
             <w:pPr>
               <w:spacing w:after="20" w:before="0"/>
             </w:pPr>
-            <w:hyperlink w:history="1" r:id="rIdnyr6barirjxcvxlfkspwu">
+            <w:hyperlink w:history="1" r:id="rIdzcmmrd1m4hyqkfufcr-41">
               <w:r>
                 <w:rPr>
                   <w:rFonts w:ascii="Arial" w:cs="Arial" w:eastAsia="Arial" w:hAnsi="Arial"/>
@@ -10868,7 +10868,7 @@
               <w:spacing w:after="10" w:before="0"/>
               <w:ind w:left="120"/>
             </w:pPr>
-            <w:hyperlink w:history="1" r:id="rIdpxf6i_-fwkrg1dkjluwu-">
+            <w:hyperlink w:history="1" r:id="rIdxviqm8zqfzs4wxexncswq">
               <w:r>
                 <w:rPr>
                   <w:rFonts w:ascii="Arial" w:cs="Arial" w:eastAsia="Arial" w:hAnsi="Arial"/>
@@ -10913,7 +10913,7 @@
             <w:pPr>
               <w:spacing w:after="20" w:before="0"/>
             </w:pPr>
-            <w:hyperlink w:history="1" r:id="rIdawkhbwqthhsmbn5b1rek2">
+            <w:hyperlink w:history="1" r:id="rIdw67-g9_yb-cmqt5j0asxm">
               <w:r>
                 <w:rPr>
                   <w:rFonts w:ascii="Arial" w:cs="Arial" w:eastAsia="Arial" w:hAnsi="Arial"/>
@@ -10946,7 +10946,7 @@
               <w:spacing w:after="10" w:before="0"/>
               <w:ind w:left="120"/>
             </w:pPr>
-            <w:hyperlink w:history="1" r:id="rId_v6we58mgjonrhlr6vq8q">
+            <w:hyperlink w:history="1" r:id="rIdhij_8k6mjzfvnwulqg02e">
               <w:r>
                 <w:rPr>
                   <w:rFonts w:ascii="Arial" w:cs="Arial" w:eastAsia="Arial" w:hAnsi="Arial"/>
@@ -10991,7 +10991,7 @@
               </w:rPr>
               <w:t xml:space="preserve">The teacher leads a whole-class derivation of the moment formula, anchored in the metre rule data. Students follow along in their books, filling in a guided notes frame (printed or dictated). Step 1 — Naming: Students learn the term 'moment of a force' (or 'torque') and its definition: the turning effect produced by a force about a pivot. Step 2 — Formula</w:t>
             </w:r>
-            <w:del w:id="9174" w:author="Claude (AI) - proposed" w:date="2026-10-15T08:04:24Z">
+            <w:del w:id="9174" w:author="Claude (AI) - proposed" w:date="2026-10-18T00:32:10Z">
               <w:r>
                 <w:rPr>
                   <w:rFonts w:ascii="Arial" w:cs="Arial" w:eastAsia="Arial" w:hAnsi="Arial"/>
@@ -11019,7 +11019,7 @@
               </w:rPr>
               <w:t xml:space="preserve">: using the metre rule data, students </w:t>
             </w:r>
-            <w:del w:id="9175" w:author="Claude (AI) - proposed" w:date="2026-10-15T08:04:24Z">
+            <w:del w:id="9175" w:author="Claude (AI) - proposed" w:date="2026-10-18T00:32:10Z">
               <w:r>
                 <w:rPr>
                   <w:rFonts w:ascii="Arial" w:cs="Arial" w:eastAsia="Arial" w:hAnsi="Arial"/>
@@ -11034,7 +11034,7 @@
                 <w:delText xml:space="preserve">observe that doubling the distance doubled the tipping effect → the relationship is proportional →</w:delText>
               </w:r>
             </w:del>
-            <w:ins w:id="9176" w:author="Claude (AI) - proposed" w:date="2026-10-15T08:04:24Z">
+            <w:ins w:id="9176" w:author="Claude (AI) - proposed" w:date="2026-10-18T00:32:10Z">
               <w:r>
                 <w:rPr>
                   <w:rFonts w:ascii="Arial" w:cs="Arial" w:eastAsia="Arial" w:hAnsi="Arial"/>
@@ -11062,7 +11062,7 @@
               </w:rPr>
               <w:t xml:space="preserve"> Moment = Force × Perpendicular Distance, or M = F × d</w:t>
             </w:r>
-            <w:ins w:id="9177" w:author="Claude (AI) - proposed" w:date="2026-10-15T08:04:24Z">
+            <w:ins w:id="9177" w:author="Claude (AI) - proposed" w:date="2026-10-18T00:32:10Z">
               <w:r>
                 <w:rPr>
                   <w:rFonts w:ascii="Arial" w:cs="Arial" w:eastAsia="Arial" w:hAnsi="Arial"/>
@@ -11090,7 +11090,7 @@
               </w:rPr>
               <w:t xml:space="preserve">. Step 3 — Units: Force in Newtons, distance in metres → moment in Newton-metres (N·m). Step 4 — Worked examples: (a) A mama applies a 40 N force to push a mkokoteni cart handle 0.8 m from the wheel axle pivot — calculate the moment. (b) A student pushes a school gate with 25 N at 1.2 m from the hinge — calculate the moment. (c) The same student pushes with 25 N at only 0.3 m from the hinge — compare the moments and explain which is easier. Step 5 — Phenomenon reconnection: students look at their Jiko stool diagram and annotate: 'When the jerrycan </w:t>
             </w:r>
-            <w:del w:id="9178" w:author="Claude (AI) - proposed" w:date="2026-10-15T08:04:24Z">
+            <w:del w:id="9178" w:author="Claude (AI) - proposed" w:date="2026-10-18T00:32:10Z">
               <w:r>
                 <w:rPr>
                   <w:rFonts w:ascii="Arial" w:cs="Arial" w:eastAsia="Arial" w:hAnsi="Arial"/>
@@ -11105,7 +11105,7 @@
                 <w:delText xml:space="preserve">is at</w:delText>
               </w:r>
             </w:del>
-            <w:ins w:id="9179" w:author="Claude (AI) - proposed" w:date="2026-10-15T08:04:24Z">
+            <w:ins w:id="9179" w:author="Claude (AI) - proposed" w:date="2026-10-18T00:32:10Z">
               <w:r>
                 <w:rPr>
                   <w:rFonts w:ascii="Arial" w:cs="Arial" w:eastAsia="Arial" w:hAnsi="Arial"/>
@@ -11133,7 +11133,7 @@
               </w:rPr>
               <w:t xml:space="preserve"> the corner, d is LARGE → </w:t>
             </w:r>
-            <w:del w:id="9180" w:author="Claude (AI) - proposed" w:date="2026-10-15T08:04:24Z">
+            <w:del w:id="9180" w:author="Claude (AI) - proposed" w:date="2026-10-18T00:32:10Z">
               <w:r>
                 <w:rPr>
                   <w:rFonts w:ascii="Arial" w:cs="Arial" w:eastAsia="Arial" w:hAnsi="Arial"/>
@@ -11148,7 +11148,7 @@
                 <w:delText xml:space="preserve">moment</w:delText>
               </w:r>
             </w:del>
-            <w:ins w:id="9181" w:author="Claude (AI) - proposed" w:date="2026-10-15T08:04:24Z">
+            <w:ins w:id="9181" w:author="Claude (AI) - proposed" w:date="2026-10-18T00:32:10Z">
               <w:r>
                 <w:rPr>
                   <w:rFonts w:ascii="Arial" w:cs="Arial" w:eastAsia="Arial" w:hAnsi="Arial"/>
@@ -11176,7 +11176,7 @@
               </w:rPr>
               <w:t xml:space="preserve"> is LARGE → </w:t>
             </w:r>
-            <w:ins w:id="9182" w:author="Claude (AI) - proposed" w:date="2026-10-15T08:04:24Z">
+            <w:ins w:id="9182" w:author="Claude (AI) - proposed" w:date="2026-10-18T00:32:10Z">
               <w:r>
                 <w:rPr>
                   <w:rFonts w:ascii="Arial" w:cs="Arial" w:eastAsia="Arial" w:hAnsi="Arial"/>
@@ -11204,7 +11204,7 @@
               </w:rPr>
               <w:t xml:space="preserve">large turning effect </w:t>
             </w:r>
-            <w:del w:id="9183" w:author="Claude (AI) - proposed" w:date="2026-10-15T08:04:24Z">
+            <w:del w:id="9183" w:author="Claude (AI) - proposed" w:date="2026-10-18T00:32:10Z">
               <w:r>
                 <w:rPr>
                   <w:rFonts w:ascii="Arial" w:cs="Arial" w:eastAsia="Arial" w:hAnsi="Arial"/>
@@ -11219,7 +11219,7 @@
                 <w:delText xml:space="preserve">→ stool topples</w:delText>
               </w:r>
             </w:del>
-            <w:ins w:id="9184" w:author="Claude (AI) - proposed" w:date="2026-10-15T08:04:24Z">
+            <w:ins w:id="9184" w:author="Claude (AI) - proposed" w:date="2026-10-18T00:32:10Z">
               <w:r>
                 <w:rPr>
                   <w:rFonts w:ascii="Arial" w:cs="Arial" w:eastAsia="Arial" w:hAnsi="Arial"/>
@@ -11300,7 +11300,7 @@
               </w:rPr>
               <w:t xml:space="preserve">2. Say: 'From your experiment — </w:t>
             </w:r>
-            <w:del w:id="9185" w:author="Claude (AI) - proposed" w:date="2026-10-15T08:04:24Z">
+            <w:del w:id="9185" w:author="Claude (AI) - proposed" w:date="2026-10-18T00:32:10Z">
               <w:r>
                 <w:rPr>
                   <w:rFonts w:ascii="Arial" w:cs="Arial" w:eastAsia="Arial" w:hAnsi="Arial"/>
@@ -11315,7 +11315,7 @@
                 <w:delText xml:space="preserve">when you doubled the distance</w:delText>
               </w:r>
             </w:del>
-            <w:ins w:id="9186" w:author="Claude (AI) - proposed" w:date="2026-10-15T08:04:24Z">
+            <w:ins w:id="9186" w:author="Claude (AI) - proposed" w:date="2026-10-18T00:32:10Z">
               <w:r>
                 <w:rPr>
                   <w:rFonts w:ascii="Arial" w:cs="Arial" w:eastAsia="Arial" w:hAnsi="Arial"/>
@@ -11343,7 +11343,7 @@
               </w:rPr>
               <w:t xml:space="preserve"> from 10 cm to </w:t>
             </w:r>
-            <w:del w:id="9187" w:author="Claude (AI) - proposed" w:date="2026-10-15T08:04:24Z">
+            <w:del w:id="9187" w:author="Claude (AI) - proposed" w:date="2026-10-18T00:32:10Z">
               <w:r>
                 <w:rPr>
                   <w:rFonts w:ascii="Arial" w:cs="Arial" w:eastAsia="Arial" w:hAnsi="Arial"/>
@@ -11358,7 +11358,7 @@
                 <w:delText xml:space="preserve">20</w:delText>
               </w:r>
             </w:del>
-            <w:ins w:id="9188" w:author="Claude (AI) - proposed" w:date="2026-10-15T08:04:24Z">
+            <w:ins w:id="9188" w:author="Claude (AI) - proposed" w:date="2026-10-18T00:32:10Z">
               <w:r>
                 <w:rPr>
                   <w:rFonts w:ascii="Arial" w:cs="Arial" w:eastAsia="Arial" w:hAnsi="Arial"/>
@@ -11386,7 +11386,7 @@
               </w:rPr>
               <w:t xml:space="preserve"> cm, what happened to </w:t>
             </w:r>
-            <w:del w:id="9189" w:author="Claude (AI) - proposed" w:date="2026-10-15T08:04:24Z">
+            <w:del w:id="9189" w:author="Claude (AI) - proposed" w:date="2026-10-18T00:32:10Z">
               <w:r>
                 <w:rPr>
                   <w:rFonts w:ascii="Arial" w:cs="Arial" w:eastAsia="Arial" w:hAnsi="Arial"/>
@@ -11401,7 +11401,7 @@
                 <w:delText xml:space="preserve">the tipping effect</w:delText>
               </w:r>
             </w:del>
-            <w:ins w:id="9190" w:author="Claude (AI) - proposed" w:date="2026-10-15T08:04:24Z">
+            <w:ins w:id="9190" w:author="Claude (AI) - proposed" w:date="2026-10-18T00:32:10Z">
               <w:r>
                 <w:rPr>
                   <w:rFonts w:ascii="Arial" w:cs="Arial" w:eastAsia="Arial" w:hAnsi="Arial"/>
@@ -11509,7 +11509,7 @@
               </w:rPr>
               <w:t xml:space="preserve">6. Verbatim closing statement: 'So the stool does not topple just because the jerrycan is heavy. </w:t>
             </w:r>
-            <w:del w:id="9191" w:author="Claude (AI) - proposed" w:date="2026-10-15T08:04:24Z">
+            <w:del w:id="9191" w:author="Claude (AI) - proposed" w:date="2026-10-18T00:32:10Z">
               <w:r>
                 <w:rPr>
                   <w:rFonts w:ascii="Arial" w:cs="Arial" w:eastAsia="Arial" w:hAnsi="Arial"/>
@@ -11524,7 +11524,7 @@
                 <w:delText xml:space="preserve">It topples because the jerrycan is FAR from the pivot —</w:delText>
               </w:r>
             </w:del>
-            <w:ins w:id="9192" w:author="Claude (AI) - proposed" w:date="2026-10-15T08:04:24Z">
+            <w:ins w:id="9192" w:author="Claude (AI) - proposed" w:date="2026-10-18T00:32:10Z">
               <w:r>
                 <w:rPr>
                   <w:rFonts w:ascii="Arial" w:cs="Arial" w:eastAsia="Arial" w:hAnsi="Arial"/>
@@ -11552,7 +11552,7 @@
               </w:rPr>
               <w:t xml:space="preserve"> the supporting leg</w:t>
             </w:r>
-            <w:del w:id="9193" w:author="Claude (AI) - proposed" w:date="2026-10-15T08:04:24Z">
+            <w:del w:id="9193" w:author="Claude (AI) - proposed" w:date="2026-10-18T00:32:10Z">
               <w:r>
                 <w:rPr>
                   <w:rFonts w:ascii="Arial" w:cs="Arial" w:eastAsia="Arial" w:hAnsi="Arial"/>
@@ -11567,7 +11567,7 @@
                 <w:delText xml:space="preserve"> — so the moment is LARGE</w:delText>
               </w:r>
             </w:del>
-            <w:ins w:id="9194" w:author="Claude (AI) - proposed" w:date="2026-10-15T08:04:24Z">
+            <w:ins w:id="9194" w:author="Claude (AI) - proposed" w:date="2026-10-18T00:32:10Z">
               <w:r>
                 <w:rPr>
                   <w:rFonts w:ascii="Arial" w:cs="Arial" w:eastAsia="Arial" w:hAnsi="Arial"/>
@@ -11595,7 +11595,7 @@
               </w:rPr>
               <w:t xml:space="preserve">. This is our first </w:t>
             </w:r>
-            <w:del w:id="9195" w:author="Claude (AI) - proposed" w:date="2026-10-15T08:04:24Z">
+            <w:del w:id="9195" w:author="Claude (AI) - proposed" w:date="2026-10-18T00:32:10Z">
               <w:r>
                 <w:rPr>
                   <w:rFonts w:ascii="Arial" w:cs="Arial" w:eastAsia="Arial" w:hAnsi="Arial"/>
@@ -11610,7 +11610,7 @@
                 <w:delText xml:space="preserve">answer to</w:delText>
               </w:r>
             </w:del>
-            <w:ins w:id="9196" w:author="Claude (AI) - proposed" w:date="2026-10-15T08:04:24Z">
+            <w:ins w:id="9196" w:author="Claude (AI) - proposed" w:date="2026-10-18T00:32:10Z">
               <w:r>
                 <w:rPr>
                   <w:rFonts w:ascii="Arial" w:cs="Arial" w:eastAsia="Arial" w:hAnsi="Arial"/>
@@ -11724,7 +11724,7 @@
               </w:rPr>
               <w:t xml:space="preserve">OBSERVABLE INDICATOR 2: The Jiko stool moment calculation should yield approximately 200 N × 0.</w:t>
             </w:r>
-            <w:del w:id="9197" w:author="Claude (AI) - proposed" w:date="2026-10-15T08:04:24Z">
+            <w:del w:id="9197" w:author="Claude (AI) - proposed" w:date="2026-10-18T00:32:10Z">
               <w:r>
                 <w:rPr>
                   <w:rFonts w:ascii="Arial" w:cs="Arial" w:eastAsia="Arial" w:hAnsi="Arial"/>
@@ -11739,7 +11739,7 @@
                 <w:delText xml:space="preserve">35 m ≈ 70</w:delText>
               </w:r>
             </w:del>
-            <w:ins w:id="9198" w:author="Claude (AI) - proposed" w:date="2026-10-15T08:04:24Z">
+            <w:ins w:id="9198" w:author="Claude (AI) - proposed" w:date="2026-10-18T00:32:10Z">
               <w:r>
                 <w:rPr>
                   <w:rFonts w:ascii="Arial" w:cs="Arial" w:eastAsia="Arial" w:hAnsi="Arial"/>
@@ -11767,7 +11767,7 @@
               </w:rPr>
               <w:t xml:space="preserve"> N·m (depending on student estimates</w:t>
             </w:r>
-            <w:ins w:id="9199" w:author="Claude (AI) - proposed" w:date="2026-10-15T08:04:24Z">
+            <w:ins w:id="9199" w:author="Claude (AI) - proposed" w:date="2026-10-18T00:32:10Z">
               <w:r>
                 <w:rPr>
                   <w:rFonts w:ascii="Arial" w:cs="Arial" w:eastAsia="Arial" w:hAnsi="Arial"/>
@@ -11851,7 +11851,7 @@
             <w:pPr>
               <w:spacing w:after="20" w:before="0"/>
             </w:pPr>
-            <w:hyperlink w:history="1" r:id="rIdk8bdqkl-fl_izz8p6eq1z">
+            <w:hyperlink w:history="1" r:id="rId9v58pkgsjxpbipbz_h6ll">
               <w:r>
                 <w:rPr>
                   <w:rFonts w:ascii="Arial" w:cs="Arial" w:eastAsia="Arial" w:hAnsi="Arial"/>
@@ -11884,7 +11884,7 @@
               <w:spacing w:after="10" w:before="0"/>
               <w:ind w:left="120"/>
             </w:pPr>
-            <w:hyperlink w:history="1" r:id="rIdpe2l2ez4jidhyqlak4dnj">
+            <w:hyperlink w:history="1" r:id="rIdllb-4o6oxncan0w00kx9m">
               <w:r>
                 <w:rPr>
                   <w:rFonts w:ascii="Arial" w:cs="Arial" w:eastAsia="Arial" w:hAnsi="Arial"/>
@@ -11929,7 +11929,7 @@
             <w:pPr>
               <w:spacing w:after="20" w:before="0"/>
             </w:pPr>
-            <w:hyperlink w:history="1" r:id="rId_bxgu7gajjywbp0_pggr4">
+            <w:hyperlink w:history="1" r:id="rIdm3z7ryisnt0i2_1vk34bq">
               <w:r>
                 <w:rPr>
                   <w:rFonts w:ascii="Arial" w:cs="Arial" w:eastAsia="Arial" w:hAnsi="Arial"/>
@@ -11962,7 +11962,7 @@
               <w:spacing w:after="10" w:before="0"/>
               <w:ind w:left="120"/>
             </w:pPr>
-            <w:hyperlink w:history="1" r:id="rIdd1xo0po6zyf-dahkorelz">
+            <w:hyperlink w:history="1" r:id="rIdb3hkdqfjnsyvsgpwbbd-d">
               <w:r>
                 <w:rPr>
                   <w:rFonts w:ascii="Arial" w:cs="Arial" w:eastAsia="Arial" w:hAnsi="Arial"/>
@@ -12007,7 +12007,7 @@
               </w:rPr>
               <w:t xml:space="preserve">Each student individually writes TWO sticky notes: one 'I NOTICE…' and one 'I WONDER…' based on today's lesson AND the anchoring phenomenon. They then read their partner's sticky notes, agree on the best one from each category, and post them on the class DQB under the columns: 'WHAT WE NOW KNOW' and 'QUESTIONS WE STILL HAVE.' The teacher reads aloud 4–5 posted wonders, clusters similar questions, and explicitly labels emerging sub-questions (e.g., 'Several of you are asking: what happens when there are TWO forces turning in OPPOSITE directions? That is what we will investigate in Lesson </w:t>
             </w:r>
-            <w:del w:id="9200" w:author="Claude (AI) - proposed" w:date="2026-10-15T08:04:24Z">
+            <w:del w:id="9200" w:author="Claude (AI) - proposed" w:date="2026-10-18T00:32:10Z">
               <w:r>
                 <w:rPr>
                   <w:rFonts w:ascii="Arial" w:cs="Arial" w:eastAsia="Arial" w:hAnsi="Arial"/>
@@ -12022,7 +12022,7 @@
                 <w:delText xml:space="preserve">3</w:delText>
               </w:r>
             </w:del>
-            <w:ins w:id="9201" w:author="Claude (AI) - proposed" w:date="2026-10-15T08:04:24Z">
+            <w:ins w:id="9201" w:author="Claude (AI) - proposed" w:date="2026-10-18T00:32:10Z">
               <w:r>
                 <w:rPr>
                   <w:rFonts w:ascii="Arial" w:cs="Arial" w:eastAsia="Arial" w:hAnsi="Arial"/>
@@ -12229,7 +12229,7 @@
               </w:rPr>
               <w:t xml:space="preserve">OBSERVABLE INDICATOR: Scan all posted 'I NOTICE' sticky notes before clustering. Every note should reference 'moment' and 'distance' or 'pivot.' Notes that say only 'forces cause turning' (without the distance relationship) indicate that the M = F × d derivation did not fully land. The teacher makes a mental note of the authors of vague notices and will target them in the opening retrieval activity of Lesson 3. 'I WONDER' notes that ask 'what if two forces act at the same time?' or 'what if forces act in opposite directions?' signal readiness for the principle of moments (Lesson </w:t>
             </w:r>
-            <w:del w:id="9202" w:author="Claude (AI) - proposed" w:date="2026-10-15T08:04:24Z">
+            <w:del w:id="9202" w:author="Claude (AI) - proposed" w:date="2026-10-18T00:32:10Z">
               <w:r>
                 <w:rPr>
                   <w:rFonts w:ascii="Arial" w:cs="Arial" w:eastAsia="Arial" w:hAnsi="Arial"/>
@@ -12244,7 +12244,7 @@
                 <w:delText xml:space="preserve">3</w:delText>
               </w:r>
             </w:del>
-            <w:ins w:id="9203" w:author="Claude (AI) - proposed" w:date="2026-10-15T08:04:24Z">
+            <w:ins w:id="9203" w:author="Claude (AI) - proposed" w:date="2026-10-18T00:32:10Z">
               <w:r>
                 <w:rPr>
                   <w:rFonts w:ascii="Arial" w:cs="Arial" w:eastAsia="Arial" w:hAnsi="Arial"/>
@@ -12328,7 +12328,7 @@
             <w:pPr>
               <w:spacing w:after="20" w:before="0"/>
             </w:pPr>
-            <w:hyperlink w:history="1" r:id="rIdknjlqlc7jy1e_hcpx8ajk">
+            <w:hyperlink w:history="1" r:id="rIdlc1jnqqlnk8oozu76mu72">
               <w:r>
                 <w:rPr>
                   <w:rFonts w:ascii="Arial" w:cs="Arial" w:eastAsia="Arial" w:hAnsi="Arial"/>
@@ -12377,7 +12377,7 @@
               <w:spacing w:after="10" w:before="0"/>
               <w:ind w:left="120"/>
             </w:pPr>
-            <w:hyperlink w:history="1" r:id="rIdap2emyvwginfkauholszp">
+            <w:hyperlink w:history="1" r:id="rIdfbhsjznurfkqc7y14btyt">
               <w:r>
                 <w:rPr>
                   <w:rFonts w:ascii="Arial" w:cs="Arial" w:eastAsia="Arial" w:hAnsi="Arial"/>
@@ -12422,7 +12422,7 @@
             <w:pPr>
               <w:spacing w:after="20" w:before="0"/>
             </w:pPr>
-            <w:hyperlink w:history="1" r:id="rIdudq4jc6__o5sjuxqlrwii">
+            <w:hyperlink w:history="1" r:id="rIdq3suhpe1lqxqci-abc2k1">
               <w:r>
                 <w:rPr>
                   <w:rFonts w:ascii="Arial" w:cs="Arial" w:eastAsia="Arial" w:hAnsi="Arial"/>
@@ -12471,7 +12471,7 @@
               <w:spacing w:after="10" w:before="0"/>
               <w:ind w:left="120"/>
             </w:pPr>
-            <w:hyperlink w:history="1" r:id="rIds_jqb8n6quwjwwafqn6gb">
+            <w:hyperlink w:history="1" r:id="rId78zmxiyewb7pw6um7mfpx">
               <w:r>
                 <w:rPr>
                   <w:rFonts w:ascii="Arial" w:cs="Arial" w:eastAsia="Arial" w:hAnsi="Arial"/>
@@ -12516,7 +12516,7 @@
               </w:rPr>
               <w:t xml:space="preserve">Students turn to their Lesson 1 cumulative model page (a diagram of the Jiko stool with the jerrycan). Using the knowledge from today's lesson, they add a NEW LAYER to the model: (1) Draw and label a force arrow representing the weight of the jerrycan, pointing downward, with its magnitude (200 N). (2) Draw and label a dashed line showing the perpendicular distance 'd' from the force's line of action to the nearest supporting leg (pivot). (3) Write the calculated moment value (in N·m) next to the arrow. (4) Add a caption: '</w:t>
             </w:r>
-            <w:del w:id="9204" w:author="Claude (AI) - proposed" w:date="2026-10-15T08:04:24Z">
+            <w:del w:id="9204" w:author="Claude (AI) - proposed" w:date="2026-10-18T00:32:10Z">
               <w:r>
                 <w:rPr>
                   <w:rFonts w:ascii="Arial" w:cs="Arial" w:eastAsia="Arial" w:hAnsi="Arial"/>
@@ -12531,7 +12531,7 @@
                 <w:delText xml:space="preserve">Large d → Large Moment → Large turning effect → Stool topples</w:delText>
               </w:r>
             </w:del>
-            <w:ins w:id="9205" w:author="Claude (AI) - proposed" w:date="2026-10-15T08:04:24Z">
+            <w:ins w:id="9205" w:author="Claude (AI) - proposed" w:date="2026-10-18T00:32:10Z">
               <w:r>
                 <w:rPr>
                   <w:rFonts w:ascii="Arial" w:cs="Arial" w:eastAsia="Arial" w:hAnsi="Arial"/>
@@ -12559,7 +12559,7 @@
               </w:rPr>
               <w:t xml:space="preserve">.' Students also add a contrasting mini-diagram: the same jerrycan placed at the centre of the stool</w:t>
             </w:r>
-            <w:del w:id="9206" w:author="Claude (AI) - proposed" w:date="2026-10-15T08:04:24Z">
+            <w:del w:id="9206" w:author="Claude (AI) - proposed" w:date="2026-10-18T00:32:10Z">
               <w:r>
                 <w:rPr>
                   <w:rFonts w:ascii="Arial" w:cs="Arial" w:eastAsia="Arial" w:hAnsi="Arial"/>
@@ -12574,7 +12574,7 @@
                 <w:delText xml:space="preserve"> — shorter d, smaller moment</w:delText>
               </w:r>
             </w:del>
-            <w:ins w:id="9207" w:author="Claude (AI) - proposed" w:date="2026-10-15T08:04:24Z">
+            <w:ins w:id="9207" w:author="Claude (AI) - proposed" w:date="2026-10-18T00:32:10Z">
               <w:r>
                 <w:rPr>
                   <w:rFonts w:ascii="Arial" w:cs="Arial" w:eastAsia="Arial" w:hAnsi="Arial"/>
@@ -12602,7 +12602,7 @@
               </w:rPr>
               <w:t xml:space="preserve"> — with the caption '</w:t>
             </w:r>
-            <w:del w:id="9208" w:author="Claude (AI) - proposed" w:date="2026-10-15T08:04:24Z">
+            <w:del w:id="9208" w:author="Claude (AI) - proposed" w:date="2026-10-18T00:32:10Z">
               <w:r>
                 <w:rPr>
                   <w:rFonts w:ascii="Arial" w:cs="Arial" w:eastAsia="Arial" w:hAnsi="Arial"/>
@@ -12617,7 +12617,7 @@
                 <w:delText xml:space="preserve">Small d → Small Moment → Stool</w:delText>
               </w:r>
             </w:del>
-            <w:ins w:id="9209" w:author="Claude (AI) - proposed" w:date="2026-10-15T08:04:24Z">
+            <w:ins w:id="9209" w:author="Claude (AI) - proposed" w:date="2026-10-18T00:32:10Z">
               <w:r>
                 <w:rPr>
                   <w:rFonts w:ascii="Arial" w:cs="Arial" w:eastAsia="Arial" w:hAnsi="Arial"/>
@@ -12718,7 +12718,7 @@
               </w:rPr>
               <w:t xml:space="preserve">3. Say: 'Now add the contrasting diagram — same stool, jerrycan in the CENTRE. </w:t>
             </w:r>
-            <w:del w:id="9210" w:author="Claude (AI) - proposed" w:date="2026-10-15T08:04:24Z">
+            <w:del w:id="9210" w:author="Claude (AI) - proposed" w:date="2026-10-18T00:32:10Z">
               <w:r>
                 <w:rPr>
                   <w:rFonts w:ascii="Arial" w:cs="Arial" w:eastAsia="Arial" w:hAnsi="Arial"/>
@@ -12733,7 +12733,7 @@
                 <w:delText xml:space="preserve">Smaller d. What happens to the moment? Calculate it</w:delText>
               </w:r>
             </w:del>
-            <w:ins w:id="9211" w:author="Claude (AI) - proposed" w:date="2026-10-15T08:04:24Z">
+            <w:ins w:id="9211" w:author="Claude (AI) - proposed" w:date="2026-10-18T00:32:10Z">
               <w:r>
                 <w:rPr>
                   <w:rFonts w:ascii="Arial" w:cs="Arial" w:eastAsia="Arial" w:hAnsi="Arial"/>
@@ -12801,7 +12801,7 @@
               </w:rPr>
               <w:t xml:space="preserve">5. Cold-call 2 students to read their explanation aloud. After each, ask the class: 'Does this explanation use evidence from our experiment today? Thumbs up or down.' [WAIT 10 seconds for thumbs.]</w:t>
             </w:r>
-            <w:ins w:id="9212" w:author="Claude (AI) - proposed" w:date="2026-10-15T08:04:24Z">
+            <w:ins w:id="9212" w:author="Claude (AI) - proposed" w:date="2026-10-18T00:32:10Z">
               <w:r>
                 <w:rPr>
                   <w:rFonts w:ascii="Arial" w:cs="Arial" w:eastAsia="Arial" w:hAnsi="Arial"/>
@@ -12882,7 +12882,7 @@
               </w:rPr>
               <w:t xml:space="preserve">OBSERVABLE INDICATOR: Collect (or photograph) 6–8 model diagrams at random before students leave. Check for: (a) force arrow pointing downward with N label ✓; (b) dashed perpendicular distance line from arrow to pivot leg ✓; (c) correct M = F × d calculation with N·m unit ✓; (d) captions distinguishing </w:t>
             </w:r>
-            <w:del w:id="9213" w:author="Claude (AI) - proposed" w:date="2026-10-15T08:04:24Z">
+            <w:del w:id="9213" w:author="Claude (AI) - proposed" w:date="2026-10-18T00:32:10Z">
               <w:r>
                 <w:rPr>
                   <w:rFonts w:ascii="Arial" w:cs="Arial" w:eastAsia="Arial" w:hAnsi="Arial"/>
@@ -12897,7 +12897,7 @@
                 <w:delText xml:space="preserve">large-d (topples) from small-d (stable</w:delText>
               </w:r>
             </w:del>
-            <w:ins w:id="9214" w:author="Claude (AI) - proposed" w:date="2026-10-15T08:04:24Z">
+            <w:ins w:id="9214" w:author="Claude (AI) - proposed" w:date="2026-10-18T00:32:10Z">
               <w:r>
                 <w:rPr>
                   <w:rFonts w:ascii="Arial" w:cs="Arial" w:eastAsia="Arial" w:hAnsi="Arial"/>
@@ -13020,7 +13020,7 @@
               </w:rPr>
               <w:t xml:space="preserve">After the lesson, reflect on the following questions: (1) FORMULA VS. CONCEPT: Did students calculate M = F × d correctly while still confusing which point is the pivot? If yes, design a 3-minute 'pivot identification' retrieval activity to open Lesson 3. (2) PHENOMENON CONNECTION: When students annotated the Jiko stool model, did they instinctively measure 'd' from the jerrycan to the nearest leg (correct pivot), or to the centre of the stool (common error)? The correct pivot is the leg that acts as the fulcrum during tipping — if students used the centre, address this explicitly at the start of Lesson 3. (3) DQB QUALITY: Count the number of 'I Wonder' questions that ask about TWO forces or OPPOSITE directions. If more than half the class generated such questions, you can introduce the Principle of Moments in Lesson </w:t>
             </w:r>
-            <w:del w:id="9215" w:author="Claude (AI) - proposed" w:date="2026-10-15T08:04:24Z">
+            <w:del w:id="9215" w:author="Claude (AI) - proposed" w:date="2026-10-18T00:32:10Z">
               <w:r>
                 <w:rPr>
                   <w:rFonts w:ascii="Arial" w:cs="Arial" w:eastAsia="Arial" w:hAnsi="Arial"/>
@@ -13035,7 +13035,7 @@
                 <w:delText xml:space="preserve">3</w:delText>
               </w:r>
             </w:del>
-            <w:ins w:id="9216" w:author="Claude (AI) - proposed" w:date="2026-10-15T08:04:24Z">
+            <w:ins w:id="9216" w:author="Claude (AI) - proposed" w:date="2026-10-18T00:32:10Z">
               <w:r>
                 <w:rPr>
                   <w:rFonts w:ascii="Arial" w:cs="Arial" w:eastAsia="Arial" w:hAnsi="Arial"/>
@@ -13063,7 +13063,7 @@
               </w:rPr>
               <w:t xml:space="preserve"> with confidence that students are cognitively ready. If fewer than a quarter did, begin Lesson </w:t>
             </w:r>
-            <w:del w:id="9217" w:author="Claude (AI) - proposed" w:date="2026-10-15T08:04:24Z">
+            <w:del w:id="9217" w:author="Claude (AI) - proposed" w:date="2026-10-18T00:32:10Z">
               <w:r>
                 <w:rPr>
                   <w:rFonts w:ascii="Arial" w:cs="Arial" w:eastAsia="Arial" w:hAnsi="Arial"/>
@@ -13078,7 +13078,7 @@
                 <w:delText xml:space="preserve">3</w:delText>
               </w:r>
             </w:del>
-            <w:ins w:id="9218" w:author="Claude (AI) - proposed" w:date="2026-10-15T08:04:24Z">
+            <w:ins w:id="9218" w:author="Claude (AI) - proposed" w:date="2026-10-18T00:32:10Z">
               <w:r>
                 <w:rPr>
                   <w:rFonts w:ascii="Arial" w:cs="Arial" w:eastAsia="Arial" w:hAnsi="Arial"/>
@@ -13304,7 +13304,7 @@
               </w:rPr>
               <w:t xml:space="preserve">Students learned that the turning effect of a force is called its MOMENT, and it is calculated using the formula M = F × d, where F is the applied force in Newtons and d is the perpendicular distance from the force's line of action to the pivot, in metres. The SI unit of moment is the Newton-metre (N·m). A larger force OR a larger perpendicular distance produces a larger moment. This explains why </w:t>
             </w:r>
-            <w:del w:id="9219" w:author="Claude (AI) - proposed" w:date="2026-10-15T08:04:24Z">
+            <w:del w:id="9219" w:author="Claude (AI) - proposed" w:date="2026-10-18T00:32:10Z">
               <w:r>
                 <w:rPr>
                   <w:rFonts w:ascii="Arial" w:cs="Arial" w:eastAsia="Arial" w:hAnsi="Arial"/>
@@ -13319,7 +13319,7 @@
                 <w:delText xml:space="preserve">the jerrycan at</w:delText>
               </w:r>
             </w:del>
-            <w:ins w:id="9220" w:author="Claude (AI) - proposed" w:date="2026-10-15T08:04:24Z">
+            <w:ins w:id="9220" w:author="Claude (AI) - proposed" w:date="2026-10-18T00:32:10Z">
               <w:r>
                 <w:rPr>
                   <w:rFonts w:ascii="Arial" w:cs="Arial" w:eastAsia="Arial" w:hAnsi="Arial"/>
@@ -13347,7 +13347,7 @@
               </w:rPr>
               <w:t xml:space="preserve"> the corner of the Jiko stool </w:t>
             </w:r>
-            <w:del w:id="9221" w:author="Claude (AI) - proposed" w:date="2026-10-15T08:04:24Z">
+            <w:del w:id="9221" w:author="Claude (AI) - proposed" w:date="2026-10-18T00:32:10Z">
               <w:r>
                 <w:rPr>
                   <w:rFonts w:ascii="Arial" w:cs="Arial" w:eastAsia="Arial" w:hAnsi="Arial"/>
@@ -13362,7 +13362,7 @@
                 <w:delText xml:space="preserve">produces a larger toppling moment than</w:delText>
               </w:r>
             </w:del>
-            <w:ins w:id="9222" w:author="Claude (AI) - proposed" w:date="2026-10-15T08:04:24Z">
+            <w:ins w:id="9222" w:author="Claude (AI) - proposed" w:date="2026-10-18T00:32:10Z">
               <w:r>
                 <w:rPr>
                   <w:rFonts w:ascii="Arial" w:cs="Arial" w:eastAsia="Arial" w:hAnsi="Arial"/>
@@ -13390,7 +13390,7 @@
               </w:rPr>
               <w:t xml:space="preserve"> the same jerrycan placed </w:t>
             </w:r>
-            <w:del w:id="9223" w:author="Claude (AI) - proposed" w:date="2026-10-15T08:04:24Z">
+            <w:del w:id="9223" w:author="Claude (AI) - proposed" w:date="2026-10-18T00:32:10Z">
               <w:r>
                 <w:rPr>
                   <w:rFonts w:ascii="Arial" w:cs="Arial" w:eastAsia="Arial" w:hAnsi="Arial"/>
@@ -13405,7 +13405,7 @@
                 <w:delText xml:space="preserve">at the centre</w:delText>
               </w:r>
             </w:del>
-            <w:ins w:id="9224" w:author="Claude (AI) - proposed" w:date="2026-10-15T08:04:24Z">
+            <w:ins w:id="9224" w:author="Claude (AI) - proposed" w:date="2026-10-18T00:32:10Z">
               <w:r>
                 <w:rPr>
                   <w:rFonts w:ascii="Arial" w:cs="Arial" w:eastAsia="Arial" w:hAnsi="Arial"/>
@@ -13501,7 +13501,7 @@
               </w:rPr>
               <w:t xml:space="preserve">Students can now partially explain the anchoring phenomenon: the Jiko stool topples when the jerrycan is at the corner because the perpendicular distance from the jerrycan's weight (force) to the nearest supporting leg (pivot) is large, producing a large moment (turning effect). When the jerrycan is </w:t>
             </w:r>
-            <w:del w:id="9225" w:author="Claude (AI) - proposed" w:date="2026-10-15T08:04:24Z">
+            <w:del w:id="9225" w:author="Claude (AI) - proposed" w:date="2026-10-18T00:32:10Z">
               <w:r>
                 <w:rPr>
                   <w:rFonts w:ascii="Arial" w:cs="Arial" w:eastAsia="Arial" w:hAnsi="Arial"/>
@@ -13516,7 +13516,7 @@
                 <w:delText xml:space="preserve">near the centre, the distance d is small, so the moment is small</w:delText>
               </w:r>
             </w:del>
-            <w:ins w:id="9226" w:author="Claude (AI) - proposed" w:date="2026-10-15T08:04:24Z">
+            <w:ins w:id="9226" w:author="Claude (AI) - proposed" w:date="2026-10-18T00:32:10Z">
               <w:r>
                 <w:rPr>
                   <w:rFonts w:ascii="Arial" w:cs="Arial" w:eastAsia="Arial" w:hAnsi="Arial"/>
@@ -13544,7 +13544,7 @@
               </w:rPr>
               <w:t xml:space="preserve"> and the stool remains upright. What students cannot yet explain: what happens when </w:t>
             </w:r>
-            <w:del w:id="9227" w:author="Claude (AI) - proposed" w:date="2026-10-15T08:04:24Z">
+            <w:del w:id="9227" w:author="Claude (AI) - proposed" w:date="2026-10-18T00:32:10Z">
               <w:r>
                 <w:rPr>
                   <w:rFonts w:ascii="Arial" w:cs="Arial" w:eastAsia="Arial" w:hAnsi="Arial"/>
@@ -13559,7 +13559,7 @@
                 <w:delText xml:space="preserve">there are turning forces acting</w:delText>
               </w:r>
             </w:del>
-            <w:ins w:id="9228" w:author="Claude (AI) - proposed" w:date="2026-10-15T08:04:24Z">
+            <w:ins w:id="9228" w:author="Claude (AI) - proposed" w:date="2026-10-18T00:32:10Z">
               <w:r>
                 <w:rPr>
                   <w:rFonts w:ascii="Arial" w:cs="Arial" w:eastAsia="Arial" w:hAnsi="Arial"/>
@@ -13587,7 +13587,7 @@
               </w:rPr>
               <w:t xml:space="preserve"> in OPPOSITE directions (clockwise and anticlockwise)</w:t>
             </w:r>
-            <w:del w:id="9229" w:author="Claude (AI) - proposed" w:date="2026-10-15T08:04:24Z">
+            <w:del w:id="9229" w:author="Claude (AI) - proposed" w:date="2026-10-18T00:32:10Z">
               <w:r>
                 <w:rPr>
                   <w:rFonts w:ascii="Arial" w:cs="Arial" w:eastAsia="Arial" w:hAnsi="Arial"/>
@@ -13602,7 +13602,7 @@
                 <w:delText xml:space="preserve"> — this is the Principle of Moments, which</w:delText>
               </w:r>
             </w:del>
-            <w:ins w:id="9230" w:author="Claude (AI) - proposed" w:date="2026-10-15T08:04:24Z">
+            <w:ins w:id="9230" w:author="Claude (AI) - proposed" w:date="2026-10-18T00:32:10Z">
               <w:r>
                 <w:rPr>
                   <w:rFonts w:ascii="Arial" w:cs="Arial" w:eastAsia="Arial" w:hAnsi="Arial"/>
@@ -13630,7 +13630,7 @@
               </w:rPr>
               <w:t xml:space="preserve"> is the focus of Lesson 3</w:t>
             </w:r>
-            <w:ins w:id="9231" w:author="Claude (AI) - proposed" w:date="2026-10-15T08:04:24Z">
+            <w:ins w:id="9231" w:author="Claude (AI) - proposed" w:date="2026-10-18T00:32:10Z">
               <w:r>
                 <w:rPr>
                   <w:rFonts w:ascii="Arial" w:cs="Arial" w:eastAsia="Arial" w:hAnsi="Arial"/>
@@ -13678,7 +13678,7 @@
         </w:rPr>
         <w:t xml:space="preserve">© 2026 SeaVuria and ARES. Aligned with KICD objectives. Developed by SeaVuria; technical implementation by ARES (with AI assistance from Claude). Licensed under </w:t>
       </w:r>
-      <w:hyperlink w:history="1" r:id="rIdqdkfxtbs2vftn2zabfvci">
+      <w:hyperlink w:history="1" r:id="rIdjqhev5ottjwzjr6tpyov4">
         <w:r>
           <w:rPr>
             <w:rFonts w:ascii="Arial" w:cs="Arial" w:eastAsia="Arial" w:hAnsi="Arial"/>
@@ -13699,7 +13699,7 @@
         </w:rPr>
         <w:t xml:space="preserve"> (</w:t>
       </w:r>
-      <w:hyperlink w:history="1" r:id="rIdwqrajcbfkgbute2x3i1nu">
+      <w:hyperlink w:history="1" r:id="rIdovnl5tzmmie2gmb9cahgm">
         <w:r>
           <w:rPr>
             <w:rFonts w:ascii="Arial" w:cs="Arial" w:eastAsia="Arial" w:hAnsi="Arial"/>
@@ -14207,10 +14207,10 @@
               <w:spacing w:after="40" w:before="0"/>
               <w:jc w:val="left"/>
               <w:rPr>
-                <w:ins w:id="9233" w:author="Claude (AI) - proposed" w:date="2026-10-15T08:04:24Z"/>
-              </w:rPr>
-            </w:pPr>
-            <w:ins w:id="9232" w:author="Claude (AI) - proposed" w:date="2026-10-15T08:04:24Z">
+                <w:ins w:id="9233" w:author="Claude (AI) - proposed" w:date="2026-10-18T00:32:10Z"/>
+              </w:rPr>
+            </w:pPr>
+            <w:ins w:id="9232" w:author="Claude (AI) - proposed" w:date="2026-10-18T00:32:10Z">
               <w:r>
                 <w:rPr>
                   <w:rFonts w:ascii="Arial" w:cs="Arial" w:eastAsia="Arial" w:hAnsi="Arial"/>
@@ -14232,10 +14232,10 @@
               <w:spacing w:after="40" w:before="0"/>
               <w:jc w:val="left"/>
               <w:rPr>
-                <w:del w:id="9235" w:author="Claude (AI) - proposed" w:date="2026-10-15T08:04:24Z"/>
-              </w:rPr>
-            </w:pPr>
-            <w:del w:id="9234" w:author="Claude (AI) - proposed" w:date="2026-10-15T08:04:24Z">
+                <w:del w:id="9235" w:author="Claude (AI) - proposed" w:date="2026-10-18T00:32:10Z"/>
+              </w:rPr>
+            </w:pPr>
+            <w:del w:id="9234" w:author="Claude (AI) - proposed" w:date="2026-10-18T00:32:10Z">
               <w:r>
                 <w:rPr>
                   <w:rFonts w:ascii="Arial" w:cs="Arial" w:eastAsia="Arial" w:hAnsi="Arial"/>
@@ -14318,7 +14318,7 @@
               </w:rPr>
               <w:t xml:space="preserve">In </w:t>
             </w:r>
-            <w:del w:id="9236" w:author="Claude (AI) - proposed" w:date="2026-10-15T08:04:24Z">
+            <w:del w:id="9236" w:author="Claude (AI) - proposed" w:date="2026-10-18T00:32:10Z">
               <w:r>
                 <w:rPr>
                   <w:rFonts w:ascii="Arial" w:cs="Arial" w:eastAsia="Arial" w:hAnsi="Arial"/>
@@ -14333,7 +14333,7 @@
                 <w:delText xml:space="preserve">Lesson</w:delText>
               </w:r>
             </w:del>
-            <w:ins w:id="9237" w:author="Claude (AI) - proposed" w:date="2026-10-15T08:04:24Z">
+            <w:ins w:id="9237" w:author="Claude (AI) - proposed" w:date="2026-10-18T00:32:10Z">
               <w:r>
                 <w:rPr>
                   <w:rFonts w:ascii="Arial" w:cs="Arial" w:eastAsia="Arial" w:hAnsi="Arial"/>
@@ -14361,7 +14361,7 @@
               </w:rPr>
               <w:t xml:space="preserve"> 2, learners </w:t>
             </w:r>
-            <w:del w:id="9238" w:author="Claude (AI) - proposed" w:date="2026-10-15T08:04:24Z">
+            <w:del w:id="9238" w:author="Claude (AI) - proposed" w:date="2026-10-18T00:32:10Z">
               <w:r>
                 <w:rPr>
                   <w:rFonts w:ascii="Arial" w:cs="Arial" w:eastAsia="Arial" w:hAnsi="Arial"/>
@@ -14376,7 +14376,7 @@
                 <w:delText xml:space="preserve">used the principle of moments (sum of clockwise moments = sum of anticlockwise moments) to explain why a see-saw balances at a particular pivot position</w:delText>
               </w:r>
             </w:del>
-            <w:ins w:id="9239" w:author="Claude (AI) - proposed" w:date="2026-10-15T08:04:24Z">
+            <w:ins w:id="9239" w:author="Claude (AI) - proposed" w:date="2026-10-18T00:32:10Z">
               <w:r>
                 <w:rPr>
                   <w:rFonts w:ascii="Arial" w:cs="Arial" w:eastAsia="Arial" w:hAnsi="Arial"/>
@@ -14404,7 +14404,7 @@
               </w:rPr>
               <w:t xml:space="preserve">. Lesson 3 now </w:t>
             </w:r>
-            <w:del w:id="9240" w:author="Claude (AI) - proposed" w:date="2026-10-15T08:04:24Z">
+            <w:del w:id="9240" w:author="Claude (AI) - proposed" w:date="2026-10-18T00:32:10Z">
               <w:r>
                 <w:rPr>
                   <w:rFonts w:ascii="Arial" w:cs="Arial" w:eastAsia="Arial" w:hAnsi="Arial"/>
@@ -14419,7 +14419,7 @@
                 <w:delText xml:space="preserve">advances the storyline by asking: given that turning forces matter,</w:delText>
               </w:r>
             </w:del>
-            <w:ins w:id="9241" w:author="Claude (AI) - proposed" w:date="2026-10-15T08:04:24Z">
+            <w:ins w:id="9241" w:author="Claude (AI) - proposed" w:date="2026-10-18T00:32:10Z">
               <w:r>
                 <w:rPr>
                   <w:rFonts w:ascii="Arial" w:cs="Arial" w:eastAsia="Arial" w:hAnsi="Arial"/>
@@ -14447,7 +14447,7 @@
               </w:rPr>
               <w:t xml:space="preserve"> WHERE exactly does the total weight of the Jiko stool </w:t>
             </w:r>
-            <w:del w:id="9242" w:author="Claude (AI) - proposed" w:date="2026-10-15T08:04:24Z">
+            <w:del w:id="9242" w:author="Claude (AI) - proposed" w:date="2026-10-18T00:32:10Z">
               <w:r>
                 <w:rPr>
                   <w:rFonts w:ascii="Arial" w:cs="Arial" w:eastAsia="Arial" w:hAnsi="Arial"/>
@@ -14475,7 +14475,7 @@
               </w:rPr>
               <w:t xml:space="preserve">and its load</w:t>
             </w:r>
-            <w:del w:id="9243" w:author="Claude (AI) - proposed" w:date="2026-10-15T08:04:24Z">
+            <w:del w:id="9243" w:author="Claude (AI) - proposed" w:date="2026-10-18T00:32:10Z">
               <w:r>
                 <w:rPr>
                   <w:rFonts w:ascii="Arial" w:cs="Arial" w:eastAsia="Arial" w:hAnsi="Arial"/>
@@ -14503,7 +14503,7 @@
               </w:rPr>
               <w:t xml:space="preserve"> act? Learners discover the centre of gravity concept</w:t>
             </w:r>
-            <w:ins w:id="9244" w:author="Claude (AI) - proposed" w:date="2026-10-15T08:04:24Z">
+            <w:ins w:id="9244" w:author="Claude (AI) - proposed" w:date="2026-10-18T00:32:10Z">
               <w:r>
                 <w:rPr>
                   <w:rFonts w:ascii="Arial" w:cs="Arial" w:eastAsia="Arial" w:hAnsi="Arial"/>
@@ -14531,7 +14531,7 @@
               </w:rPr>
               <w:t xml:space="preserve">, investigate how its height and the width of the base of support together determine the toppling condition, and build a </w:t>
             </w:r>
-            <w:del w:id="9245" w:author="Claude (AI) - proposed" w:date="2026-10-15T08:04:24Z">
+            <w:del w:id="9245" w:author="Claude (AI) - proposed" w:date="2026-10-18T00:32:10Z">
               <w:r>
                 <w:rPr>
                   <w:rFonts w:ascii="Arial" w:cs="Arial" w:eastAsia="Arial" w:hAnsi="Arial"/>
@@ -14559,7 +14559,7 @@
               </w:rPr>
               <w:t xml:space="preserve">geometric explanation for why the jerrycan-loaded stool falls. This sets up Lesson 4, </w:t>
             </w:r>
-            <w:del w:id="9246" w:author="Claude (AI) - proposed" w:date="2026-10-15T08:04:24Z">
+            <w:del w:id="9246" w:author="Claude (AI) - proposed" w:date="2026-10-18T00:32:10Z">
               <w:r>
                 <w:rPr>
                   <w:rFonts w:ascii="Arial" w:cs="Arial" w:eastAsia="Arial" w:hAnsi="Arial"/>
@@ -14574,7 +14574,7 @@
                 <w:delText xml:space="preserve">which will quantify the restoring and toppling moments to predict the exact tipping angle</w:delText>
               </w:r>
             </w:del>
-            <w:ins w:id="9247" w:author="Claude (AI) - proposed" w:date="2026-10-15T08:04:24Z">
+            <w:ins w:id="9247" w:author="Claude (AI) - proposed" w:date="2026-10-18T00:32:10Z">
               <w:r>
                 <w:rPr>
                   <w:rFonts w:ascii="Arial" w:cs="Arial" w:eastAsia="Arial" w:hAnsi="Arial"/>
@@ -14670,7 +14670,7 @@
               </w:rPr>
               <w:t xml:space="preserve">Ensure all stool/block models and jerrycan props are placed on the floor or a stable bench — never on a desk edge. Students must not stand on stools during demonstrations. When suspending objects from a plumb line, ensure the string is securely tied and scissors are handled safely. </w:t>
             </w:r>
-            <w:ins w:id="9248" w:author="Claude (AI) - proposed" w:date="2026-10-15T08:04:24Z">
+            <w:ins w:id="9248" w:author="Claude (AI) - proposed" w:date="2026-10-18T00:32:10Z">
               <w:r>
                 <w:rPr>
                   <w:rFonts w:ascii="Arial" w:cs="Arial" w:eastAsia="Arial" w:hAnsi="Arial"/>
@@ -15098,7 +15098,7 @@
               <w:spacing w:after="10" w:before="0"/>
               <w:ind w:left="120"/>
             </w:pPr>
-            <w:hyperlink w:history="1" r:id="rIdbwjd1hnqr0qsge4yop5cg">
+            <w:hyperlink w:history="1" r:id="rIdg0dwxuxqliutkm84afsxe">
               <w:r>
                 <w:rPr>
                   <w:rFonts w:ascii="Arial" w:cs="Arial" w:eastAsia="Arial" w:hAnsi="Arial"/>
@@ -15175,7 +15175,7 @@
               <w:spacing w:after="10" w:before="0"/>
               <w:ind w:left="120"/>
             </w:pPr>
-            <w:hyperlink w:history="1" r:id="rId5qclswnpawbqrnuktbhgy">
+            <w:hyperlink w:history="1" r:id="rIdjbhhru-nc54-ge_581oez">
               <w:r>
                 <w:rPr>
                   <w:rFonts w:ascii="Arial" w:cs="Arial" w:eastAsia="Arial" w:hAnsi="Arial"/>
@@ -15268,7 +15268,7 @@
               </w:rPr>
               <w:t xml:space="preserve">Teacher displays the two cardboard cut-outs (Jiko stool profile and sufuria-lid shape) using a document camera or by holding them up clearly. Teacher says: 'Before we touch any equipment, I want you to mark — just with a mental dot — where you think the entire weight of this shape is trying to pull downward from. You have 30 seconds to decide silently.' [WAIT 30 seconds — no talking.] Teacher then says: 'Turn to your shoulder partner. You have 60 seconds — tell each other WHERE you marked and WHY you placed it there.' [WAIT 60 seconds.] Teacher cold-calls 4 learners (one from each corner of the room): 'Amina — where did you mark it and what was your reasoning?' Repeats for Ochieng, Wanjiku, and Mwangi. Teacher records the four prediction zones on the board without affirming or correcting. Teacher then asks the class: '</w:t>
             </w:r>
-            <w:del w:id="9249" w:author="Claude (AI) - proposed" w:date="2026-10-15T08:04:24Z">
+            <w:del w:id="9249" w:author="Claude (AI) - proposed" w:date="2026-10-18T00:32:10Z">
               <w:r>
                 <w:rPr>
                   <w:rFonts w:ascii="Arial" w:cs="Arial" w:eastAsia="Arial" w:hAnsi="Arial"/>
@@ -15283,7 +15283,7 @@
                 <w:delText xml:space="preserve">We used the PRINCIPLE OF MOMENTS in Lesson 2</w:delText>
               </w:r>
             </w:del>
-            <w:ins w:id="9250" w:author="Claude (AI) - proposed" w:date="2026-10-15T08:04:24Z">
+            <w:ins w:id="9250" w:author="Claude (AI) - proposed" w:date="2026-10-18T00:32:10Z">
               <w:r>
                 <w:rPr>
                   <w:rFonts w:ascii="Arial" w:cs="Arial" w:eastAsia="Arial" w:hAnsi="Arial"/>
@@ -15450,7 +15450,7 @@
               <w:spacing w:after="10" w:before="0"/>
               <w:ind w:left="120"/>
             </w:pPr>
-            <w:hyperlink w:history="1" r:id="rIdrqgteasrr7tgsihevtzfe">
+            <w:hyperlink w:history="1" r:id="rIdxacapthyo_8bkptzjlz-8">
               <w:r>
                 <w:rPr>
                   <w:rFonts w:ascii="Arial" w:cs="Arial" w:eastAsia="Arial" w:hAnsi="Arial"/>
@@ -15527,7 +15527,7 @@
               <w:spacing w:after="10" w:before="0"/>
               <w:ind w:left="120"/>
             </w:pPr>
-            <w:hyperlink w:history="1" r:id="rIdz5qq5y_tugdahld1c7zxs">
+            <w:hyperlink w:history="1" r:id="rIdhhhi4-a4ewlbypeyqtjup">
               <w:r>
                 <w:rPr>
                   <w:rFonts w:ascii="Arial" w:cs="Arial" w:eastAsia="Arial" w:hAnsi="Arial"/>
@@ -15587,7 +15587,7 @@
               </w:rPr>
               <w:t xml:space="preserve">ACTIVITY A — Plumb-Line Centre of Gravity Hunt (12 min): Each group of 4 receives: one irregular cardboard cut-out (Jiko stool profile), one sufuria-lid shape, a pin-board or corkboard, a length of string with a small nut/bolt as a plumb bob, a ruler, and a pencil. Learners suspend each shape from three different pin-holes along its edge, each time hanging the plumb-line string from the same pin and drawing the vertical line it traces across the cardboard. The intersection of the three lines is labelled 'CG'. Groups </w:t>
             </w:r>
-            <w:ins w:id="9251" w:author="Claude (AI) - proposed" w:date="2026-10-15T08:04:24Z">
+            <w:ins w:id="9251" w:author="Claude (AI) - proposed" w:date="2026-10-18T00:32:10Z">
               <w:r>
                 <w:rPr>
                   <w:rFonts w:ascii="Arial" w:cs="Arial" w:eastAsia="Arial" w:hAnsi="Arial"/>
@@ -15615,7 +15615,7 @@
               </w:rPr>
               <w:t xml:space="preserve">compare their CG mark to their original prediction dot. ACTIVITY B — Tipping Towers (8 min): Each group receives a stack of 4 wooden blocks (or thick textbooks). Groups build two towers: Tower A = wide base (4 blocks side by side, 1 block high) and Tower B = narrow base (1 block wide, 4 blocks tall). Groups place a small 500 g mass (a bag of maize or a water bottle) first on the centre</w:t>
             </w:r>
-            <w:del w:id="9252" w:author="Claude (AI) - proposed" w:date="2026-10-15T08:04:24Z">
+            <w:del w:id="9252" w:author="Claude (AI) - proposed" w:date="2026-10-18T00:32:10Z">
               <w:r>
                 <w:rPr>
                   <w:rFonts w:ascii="Arial" w:cs="Arial" w:eastAsia="Arial" w:hAnsi="Arial"/>
@@ -15630,7 +15630,7 @@
                 <w:delText xml:space="preserve">, then gradually shift it to</w:delText>
               </w:r>
             </w:del>
-            <w:ins w:id="9253" w:author="Claude (AI) - proposed" w:date="2026-10-15T08:04:24Z">
+            <w:ins w:id="9253" w:author="Claude (AI) - proposed" w:date="2026-10-18T00:32:10Z">
               <w:r>
                 <w:rPr>
                   <w:rFonts w:ascii="Arial" w:cs="Arial" w:eastAsia="Arial" w:hAnsi="Arial"/>
@@ -15658,7 +15658,7 @@
               </w:rPr>
               <w:t xml:space="preserve"> the edge, observing </w:t>
             </w:r>
-            <w:del w:id="9254" w:author="Claude (AI) - proposed" w:date="2026-10-15T08:04:24Z">
+            <w:del w:id="9254" w:author="Claude (AI) - proposed" w:date="2026-10-18T00:32:10Z">
               <w:r>
                 <w:rPr>
                   <w:rFonts w:ascii="Arial" w:cs="Arial" w:eastAsia="Arial" w:hAnsi="Arial"/>
@@ -15673,7 +15673,7 @@
                 <w:delText xml:space="preserve">at what point</w:delText>
               </w:r>
             </w:del>
-            <w:ins w:id="9255" w:author="Claude (AI) - proposed" w:date="2026-10-15T08:04:24Z">
+            <w:ins w:id="9255" w:author="Claude (AI) - proposed" w:date="2026-10-18T00:32:10Z">
               <w:r>
                 <w:rPr>
                   <w:rFonts w:ascii="Arial" w:cs="Arial" w:eastAsia="Arial" w:hAnsi="Arial"/>
@@ -15701,7 +15701,7 @@
               </w:rPr>
               <w:t xml:space="preserve"> each tower topples</w:t>
             </w:r>
-            <w:ins w:id="9256" w:author="Claude (AI) - proposed" w:date="2026-10-15T08:04:24Z">
+            <w:ins w:id="9256" w:author="Claude (AI) - proposed" w:date="2026-10-18T00:32:10Z">
               <w:r>
                 <w:rPr>
                   <w:rFonts w:ascii="Arial" w:cs="Arial" w:eastAsia="Arial" w:hAnsi="Arial"/>
@@ -15901,7 +15901,7 @@
               <w:spacing w:after="10" w:before="0"/>
               <w:ind w:left="120"/>
             </w:pPr>
-            <w:hyperlink w:history="1" r:id="rIdwxltgfmhp4cm35v9guq54">
+            <w:hyperlink w:history="1" r:id="rId1caq71zfgv64mfma9qi_x">
               <w:r>
                 <w:rPr>
                   <w:rFonts w:ascii="Arial" w:cs="Arial" w:eastAsia="Arial" w:hAnsi="Arial"/>
@@ -15978,7 +15978,7 @@
               <w:spacing w:after="10" w:before="0"/>
               <w:ind w:left="120"/>
             </w:pPr>
-            <w:hyperlink w:history="1" r:id="rIdybn-cr07vicvzvysw6mul">
+            <w:hyperlink w:history="1" r:id="rIdcnxv3kjnwoxb8hhkmrhf1">
               <w:r>
                 <w:rPr>
                   <w:rFonts w:ascii="Arial" w:cs="Arial" w:eastAsia="Arial" w:hAnsi="Arial"/>
@@ -16210,7 +16210,7 @@
               <w:spacing w:after="10" w:before="0"/>
               <w:ind w:left="120"/>
             </w:pPr>
-            <w:hyperlink w:history="1" r:id="rIdkh-xhxtjej4ljpd8amzmk">
+            <w:hyperlink w:history="1" r:id="rIdxfprwgnp3vz12qtn36ito">
               <w:r>
                 <w:rPr>
                   <w:rFonts w:ascii="Arial" w:cs="Arial" w:eastAsia="Arial" w:hAnsi="Arial"/>
@@ -16287,7 +16287,7 @@
               <w:spacing w:after="10" w:before="0"/>
               <w:ind w:left="120"/>
             </w:pPr>
-            <w:hyperlink w:history="1" r:id="rId7zyctimwvdv2bizo1gbcj">
+            <w:hyperlink w:history="1" r:id="rIdy-ea3-ltaf9jieuynbhlo">
               <w:r>
                 <w:rPr>
                   <w:rFonts w:ascii="Arial" w:cs="Arial" w:eastAsia="Arial" w:hAnsi="Arial"/>
@@ -16380,7 +16380,7 @@
               </w:rPr>
               <w:t xml:space="preserve">Teacher points to the DQB: 'We started this unit with big questions about the toppling stool. Let's see what we can NOW answer with today's evidence.' Teacher reads aloud two questions from the DQB: 'Why does the stool topple when the jerrycan is at the corner?' and 'Does the height of the load matter?' Teacher says: 'Discuss with your group: can we answer either of these NOW? Use your diagrams as evidence. 90 seconds.' [WAIT 90 seconds.] Groups post their green answer cards. Teacher cold-calls Amina's group: 'Read your answer card. What evidence from today supports it?' After the group responds, teacher probes: 'What part of this question do we still NOT fully understand?' [WAIT 10 seconds.] Teacher writes any new questions on the DQB and says: 'These orange questions are what will drive our next lessons. Notice that we now have the GEOMETRY of toppling — but do we have the NUMBERS? Can we PREDICT</w:t>
             </w:r>
-            <w:del w:id="9257" w:author="Claude (AI) - proposed" w:date="2026-10-15T08:04:24Z">
+            <w:del w:id="9257" w:author="Claude (AI) - proposed" w:date="2026-10-18T00:32:10Z">
               <w:r>
                 <w:rPr>
                   <w:rFonts w:ascii="Arial" w:cs="Arial" w:eastAsia="Arial" w:hAnsi="Arial"/>
@@ -16395,7 +16395,7 @@
                 <w:delText xml:space="preserve"> the tipping angle</w:delText>
               </w:r>
             </w:del>
-            <w:ins w:id="9258" w:author="Claude (AI) - proposed" w:date="2026-10-15T08:04:24Z">
+            <w:ins w:id="9258" w:author="Claude (AI) - proposed" w:date="2026-10-18T00:32:10Z">
               <w:r>
                 <w:rPr>
                   <w:rFonts w:ascii="Arial" w:cs="Arial" w:eastAsia="Arial" w:hAnsi="Arial"/>
@@ -16423,7 +16423,7 @@
               </w:rPr>
               <w:t xml:space="preserve">? That is our next challenge</w:t>
             </w:r>
-            <w:ins w:id="9259" w:author="Claude (AI) - proposed" w:date="2026-10-15T08:04:24Z">
+            <w:ins w:id="9259" w:author="Claude (AI) - proposed" w:date="2026-10-18T00:32:10Z">
               <w:r>
                 <w:rPr>
                   <w:rFonts w:ascii="Arial" w:cs="Arial" w:eastAsia="Arial" w:hAnsi="Arial"/>
@@ -16590,7 +16590,7 @@
               <w:spacing w:after="10" w:before="0"/>
               <w:ind w:left="120"/>
             </w:pPr>
-            <w:hyperlink w:history="1" r:id="rIdgyoabvmz9uvrb1onnukcf">
+            <w:hyperlink w:history="1" r:id="rIdwuxzmpybd1tsnmccnivwh">
               <w:r>
                 <w:rPr>
                   <w:rFonts w:ascii="Arial" w:cs="Arial" w:eastAsia="Arial" w:hAnsi="Arial"/>
@@ -16667,7 +16667,7 @@
               <w:spacing w:after="10" w:before="0"/>
               <w:ind w:left="120"/>
             </w:pPr>
-            <w:hyperlink w:history="1" r:id="rId0bilypnxvxbbdu5hrntus">
+            <w:hyperlink w:history="1" r:id="rIdoucyhk-2ljhhaa2kxruj2">
               <w:r>
                 <w:rPr>
                   <w:rFonts w:ascii="Arial" w:cs="Arial" w:eastAsia="Arial" w:hAnsi="Arial"/>
@@ -16760,7 +16760,7 @@
               </w:rPr>
               <w:t xml:space="preserve">Teacher distributes or directs learners to open their Lesson 1 model diagrams. Teacher says: 'Your model has been growing since Lesson 1. Today it gets smarter. I need you to add EXACTLY these four things —' [writes the four additions on the board, numbered]. 'You have 10 minutes. Go.' [WAIT — teacher circulates actively, checking that CG is placed on the combined system, not just the stool alone.] At the 8-minute mark, teacher says: 'Freeze. I am going to ask two questions. Think before you answer.' Question 1: 'If a craftsman in Kericho builds a stool that is taller but narrows the legs — what happens to stability? Tell your neighbour in one sentence.' [WAIT 15 seconds.] Cold-calls Ochieng. Question 2: 'A mama mboga in Gikomba market carries a heavy debe of tomatoes on her head. Why does she walk carefully and keep her back straight?' [WAIT 15 seconds.] Cold-calls Wanjiku. Teacher connects both answers back to the model: 'The physics is IDENTICAL — centre of gravity, base of support, and the tipping line. Your model now explains REAL LIFE.' Teacher closes: 'In Lesson 4, we will </w:t>
             </w:r>
-            <w:del w:id="9260" w:author="Claude (AI) - proposed" w:date="2026-10-15T08:04:24Z">
+            <w:del w:id="9260" w:author="Claude (AI) - proposed" w:date="2026-10-18T00:32:10Z">
               <w:r>
                 <w:rPr>
                   <w:rFonts w:ascii="Arial" w:cs="Arial" w:eastAsia="Arial" w:hAnsi="Arial"/>
@@ -16775,7 +16775,7 @@
                 <w:delText xml:space="preserve">use moments calculations to find the EXACT tipping angle</w:delText>
               </w:r>
             </w:del>
-            <w:ins w:id="9261" w:author="Claude (AI) - proposed" w:date="2026-10-15T08:04:24Z">
+            <w:ins w:id="9261" w:author="Claude (AI) - proposed" w:date="2026-10-18T00:32:10Z">
               <w:r>
                 <w:rPr>
                   <w:rFonts w:ascii="Arial" w:cs="Arial" w:eastAsia="Arial" w:hAnsi="Arial"/>
@@ -17250,7 +17250,7 @@
         </w:rPr>
         <w:t xml:space="preserve">© 2026 SeaVuria and ARES. Aligned with KICD objectives. Developed by SeaVuria; technical implementation by ARES (with AI assistance from Claude). Licensed under </w:t>
       </w:r>
-      <w:hyperlink w:history="1" r:id="rIdbckb0xipxixtbkmizvohc">
+      <w:hyperlink w:history="1" r:id="rId4viiumplslumlevqvrhkf">
         <w:r>
           <w:rPr>
             <w:rFonts w:ascii="Arial" w:cs="Arial" w:eastAsia="Arial" w:hAnsi="Arial"/>
@@ -17271,7 +17271,7 @@
         </w:rPr>
         <w:t xml:space="preserve"> (</w:t>
       </w:r>
-      <w:hyperlink w:history="1" r:id="rIdjkpydcpf40l_k_sfazsgw">
+      <w:hyperlink w:history="1" r:id="rIdq31wk_bfggethavmimemr">
         <w:r>
           <w:rPr>
             <w:rFonts w:ascii="Arial" w:cs="Arial" w:eastAsia="Arial" w:hAnsi="Arial"/>
@@ -17779,10 +17779,10 @@
               <w:spacing w:after="40" w:before="0"/>
               <w:jc w:val="left"/>
               <w:rPr>
-                <w:ins w:id="9263" w:author="Claude (AI) - proposed" w:date="2026-10-15T08:04:24Z"/>
-              </w:rPr>
-            </w:pPr>
-            <w:ins w:id="9262" w:author="Claude (AI) - proposed" w:date="2026-10-15T08:04:24Z">
+                <w:ins w:id="9263" w:author="Claude (AI) - proposed" w:date="2026-10-18T00:32:10Z"/>
+              </w:rPr>
+            </w:pPr>
+            <w:ins w:id="9262" w:author="Claude (AI) - proposed" w:date="2026-10-18T00:32:10Z">
               <w:r>
                 <w:rPr>
                   <w:rFonts w:ascii="Arial" w:cs="Arial" w:eastAsia="Arial" w:hAnsi="Arial"/>
@@ -17804,10 +17804,10 @@
               <w:spacing w:after="40" w:before="0"/>
               <w:jc w:val="left"/>
               <w:rPr>
-                <w:del w:id="9265" w:author="Claude (AI) - proposed" w:date="2026-10-15T08:04:24Z"/>
-              </w:rPr>
-            </w:pPr>
-            <w:del w:id="9264" w:author="Claude (AI) - proposed" w:date="2026-10-15T08:04:24Z">
+                <w:del w:id="9265" w:author="Claude (AI) - proposed" w:date="2026-10-18T00:32:10Z"/>
+              </w:rPr>
+            </w:pPr>
+            <w:del w:id="9264" w:author="Claude (AI) - proposed" w:date="2026-10-18T00:32:10Z">
               <w:r>
                 <w:rPr>
                   <w:rFonts w:ascii="Arial" w:cs="Arial" w:eastAsia="Arial" w:hAnsi="Arial"/>
@@ -18358,7 +18358,7 @@
               <w:spacing w:after="10" w:before="0"/>
               <w:ind w:left="120"/>
             </w:pPr>
-            <w:hyperlink w:history="1" r:id="rIdnu6e_m00mljptcqu_9vq8">
+            <w:hyperlink w:history="1" r:id="rIdm7hy58ltkuxcdfhj1owub">
               <w:r>
                 <w:rPr>
                   <w:rFonts w:ascii="Arial" w:cs="Arial" w:eastAsia="Arial" w:hAnsi="Arial"/>
@@ -18435,7 +18435,7 @@
               <w:spacing w:after="10" w:before="0"/>
               <w:ind w:left="120"/>
             </w:pPr>
-            <w:hyperlink w:history="1" r:id="rIdqo7wahmuerdqqifc_s3uu">
+            <w:hyperlink w:history="1" r:id="rIdo0ja083l6v3bkhac05bdj">
               <w:r>
                 <w:rPr>
                   <w:rFonts w:ascii="Arial" w:cs="Arial" w:eastAsia="Arial" w:hAnsi="Arial"/>
@@ -18495,7 +18495,7 @@
               </w:rPr>
               <w:t xml:space="preserve">Learners individually examine a labelled diagram of a bao plank (a </w:t>
             </w:r>
-            <w:del w:id="9266" w:author="Claude (AI) - proposed" w:date="2026-10-15T08:04:24Z">
+            <w:del w:id="9266" w:author="Claude (AI) - proposed" w:date="2026-10-18T00:32:10Z">
               <w:r>
                 <w:rPr>
                   <w:rFonts w:ascii="Arial" w:cs="Arial" w:eastAsia="Arial" w:hAnsi="Arial"/>
@@ -18510,7 +18510,7 @@
                 <w:delText xml:space="preserve">1</w:delText>
               </w:r>
             </w:del>
-            <w:ins w:id="9267" w:author="Claude (AI) - proposed" w:date="2026-10-15T08:04:24Z">
+            <w:ins w:id="9267" w:author="Claude (AI) - proposed" w:date="2026-10-18T00:32:10Z">
               <w:r>
                 <w:rPr>
                   <w:rFonts w:ascii="Arial" w:cs="Arial" w:eastAsia="Arial" w:hAnsi="Arial"/>
@@ -18538,7 +18538,7 @@
               </w:rPr>
               <w:t xml:space="preserve">-metre wooden plank balanced on a log fulcrum at its midpoint</w:t>
             </w:r>
-            <w:ins w:id="9268" w:author="Claude (AI) - proposed" w:date="2026-10-15T08:04:24Z">
+            <w:ins w:id="9268" w:author="Claude (AI) - proposed" w:date="2026-10-18T00:32:10Z">
               <w:r>
                 <w:rPr>
                   <w:rFonts w:ascii="Arial" w:cs="Arial" w:eastAsia="Arial" w:hAnsi="Arial"/>
@@ -18652,7 +18652,7 @@
               <w:spacing w:after="40" w:before="0"/>
               <w:jc w:val="left"/>
             </w:pPr>
-            <w:ins w:id="9269" w:author="Claude (AI) - proposed" w:date="2026-10-15T08:04:24Z">
+            <w:ins w:id="9269" w:author="Claude (AI) - proposed" w:date="2026-10-18T00:32:10Z">
               <w:r>
                 <w:rPr>
                   <w:rFonts w:ascii="Arial" w:cs="Arial" w:eastAsia="Arial" w:hAnsi="Arial"/>
@@ -18753,7 +18753,7 @@
               <w:spacing w:after="10" w:before="0"/>
               <w:ind w:left="120"/>
             </w:pPr>
-            <w:hyperlink w:history="1" r:id="rIdsswydr8lmgi9y3bbnumrp">
+            <w:hyperlink w:history="1" r:id="rIdb7yt5ouyw4qsnlcaaq778">
               <w:r>
                 <w:rPr>
                   <w:rFonts w:ascii="Arial" w:cs="Arial" w:eastAsia="Arial" w:hAnsi="Arial"/>
@@ -18830,7 +18830,7 @@
               <w:spacing w:after="10" w:before="0"/>
               <w:ind w:left="120"/>
             </w:pPr>
-            <w:hyperlink w:history="1" r:id="rIdrwsekbpxaugwi11d5h7vz">
+            <w:hyperlink w:history="1" r:id="rIdly9gncepbfefh6pgd4njz">
               <w:r>
                 <w:rPr>
                   <w:rFonts w:ascii="Arial" w:cs="Arial" w:eastAsia="Arial" w:hAnsi="Arial"/>
@@ -18890,7 +18890,7 @@
               </w:rPr>
               <w:t xml:space="preserve">Groups of four set up the metre-rule balance experiment: a 30-cm pencil taped to the desk acts as the fulcrum; the metre rule rests on it at the 50 cm mark. Groups hang small bags of dry beans (labelled in grams using a kitchen scale or known coin masses) at measured distances from the pivot on both sides, adjusting until the rule is perfectly horizontal. Each group completes at least 6 trials, varying mass and distance independently. They record: (1) Mass left (g), Distance left from pivot (cm), </w:t>
             </w:r>
-            <w:del w:id="9270" w:author="Claude (AI) - proposed" w:date="2026-10-15T08:04:24Z">
+            <w:del w:id="9270" w:author="Claude (AI) - proposed" w:date="2026-10-18T00:32:10Z">
               <w:r>
                 <w:rPr>
                   <w:rFonts w:ascii="Arial" w:cs="Arial" w:eastAsia="Arial" w:hAnsi="Arial"/>
@@ -18905,7 +18905,7 @@
                 <w:delText xml:space="preserve">Clockwise Moment = F × d (N</w:delText>
               </w:r>
             </w:del>
-            <w:ins w:id="9271" w:author="Claude (AI) - proposed" w:date="2026-10-15T08:04:24Z">
+            <w:ins w:id="9271" w:author="Claude (AI) - proposed" w:date="2026-10-18T00:32:10Z">
               <w:r>
                 <w:rPr>
                   <w:rFonts w:ascii="Arial" w:cs="Arial" w:eastAsia="Arial" w:hAnsi="Arial"/>
@@ -18933,7 +18933,7 @@
               </w:rPr>
               <w:t xml:space="preserve">·cm); (2) Mass right (g), Distance right from pivot (cm), </w:t>
             </w:r>
-            <w:del w:id="9272" w:author="Claude (AI) - proposed" w:date="2026-10-15T08:04:24Z">
+            <w:del w:id="9272" w:author="Claude (AI) - proposed" w:date="2026-10-18T00:32:10Z">
               <w:r>
                 <w:rPr>
                   <w:rFonts w:ascii="Arial" w:cs="Arial" w:eastAsia="Arial" w:hAnsi="Arial"/>
@@ -18948,7 +18948,7 @@
                 <w:delText xml:space="preserve">Anti-clockwise Moment = F × d (N·cm</w:delText>
               </w:r>
             </w:del>
-            <w:ins w:id="9273" w:author="Claude (AI) - proposed" w:date="2026-10-15T08:04:24Z">
+            <w:ins w:id="9273" w:author="Claude (AI) - proposed" w:date="2026-10-18T00:32:10Z">
               <w:r>
                 <w:rPr>
                   <w:rFonts w:ascii="Arial" w:cs="Arial" w:eastAsia="Arial" w:hAnsi="Arial"/>
@@ -19148,7 +19148,7 @@
               <w:spacing w:after="10" w:before="0"/>
               <w:ind w:left="120"/>
             </w:pPr>
-            <w:hyperlink w:history="1" r:id="rId_8_eozimzn3rz0gc7zeiw">
+            <w:hyperlink w:history="1" r:id="rIdmzc200gta-3ocvpxhg7rl">
               <w:r>
                 <w:rPr>
                   <w:rFonts w:ascii="Arial" w:cs="Arial" w:eastAsia="Arial" w:hAnsi="Arial"/>
@@ -19225,7 +19225,7 @@
               <w:spacing w:after="10" w:before="0"/>
               <w:ind w:left="120"/>
             </w:pPr>
-            <w:hyperlink w:history="1" r:id="rIdcowbsoojomshon2ilctls">
+            <w:hyperlink w:history="1" r:id="rIdpanwpqadzgr2sol1lmljm">
               <w:r>
                 <w:rPr>
                   <w:rFonts w:ascii="Arial" w:cs="Arial" w:eastAsia="Arial" w:hAnsi="Arial"/>
@@ -19285,7 +19285,7 @@
               </w:rPr>
               <w:t xml:space="preserve">The class pools data into the board table. Learners examine all balanced trials and, guided by teacher questioning, articulate the pattern in their own words before the teacher offers the formal statement. Learners then copy and annotate the Principle of Moments in their notebooks with a diagram. Next, they solve three structured problems individually: (1) The bao plank problem from Phase 1 — now solved mathematically, predictions are checked. (2) A sufuria of ugali (mass 3 kg) is placed 0.4 m from the pivot of a market weighing plank; what mass of maize grain placed 0.6 m on the other side will balance it? (3) </w:t>
             </w:r>
-            <w:del w:id="9274" w:author="Claude (AI) - proposed" w:date="2026-10-15T08:04:24Z">
+            <w:del w:id="9274" w:author="Claude (AI) - proposed" w:date="2026-10-18T00:32:10Z">
               <w:r>
                 <w:rPr>
                   <w:rFonts w:ascii="Arial" w:cs="Arial" w:eastAsia="Arial" w:hAnsi="Arial"/>
@@ -19300,7 +19300,7 @@
                 <w:delText xml:space="preserve">A Jiko stool leg acts as a pivot: if a</w:delText>
               </w:r>
             </w:del>
-            <w:ins w:id="9275" w:author="Claude (AI) - proposed" w:date="2026-10-15T08:04:24Z">
+            <w:ins w:id="9275" w:author="Claude (AI) - proposed" w:date="2026-10-18T00:32:10Z">
               <w:r>
                 <w:rPr>
                   <w:rFonts w:ascii="Arial" w:cs="Arial" w:eastAsia="Arial" w:hAnsi="Arial"/>
@@ -19328,7 +19328,7 @@
               </w:rPr>
               <w:t xml:space="preserve"> 20-litre jerrycan (20 kg) </w:t>
             </w:r>
-            <w:del w:id="9276" w:author="Claude (AI) - proposed" w:date="2026-10-15T08:04:24Z">
+            <w:del w:id="9276" w:author="Claude (AI) - proposed" w:date="2026-10-18T00:32:10Z">
               <w:r>
                 <w:rPr>
                   <w:rFonts w:ascii="Arial" w:cs="Arial" w:eastAsia="Arial" w:hAnsi="Arial"/>
@@ -19343,7 +19343,7 @@
                 <w:delText xml:space="preserve">is placed 0.25 m from the central pivot point, what restoring moment would a 5 kg counterweight at 0.5 m provide — and is it sufficient to prevent toppling?</w:delText>
               </w:r>
             </w:del>
-            <w:ins w:id="9277" w:author="Claude (AI) - proposed" w:date="2026-10-15T08:04:24Z">
+            <w:ins w:id="9277" w:author="Claude (AI) - proposed" w:date="2026-10-18T00:32:10Z">
               <w:r>
                 <w:rPr>
                   <w:rFonts w:ascii="Arial" w:cs="Arial" w:eastAsia="Arial" w:hAnsi="Arial"/>
@@ -19470,7 +19470,7 @@
               </w:rPr>
               <w:t xml:space="preserve">Observable indicators: (a) In their notebooks, learners write the Principle of Moments correctly without copying from board within 2 minutes (cover the board briefly to check). (b) At least 75% of learners correctly solve the sufuria-of-ugali problem independently (correct pivot choice, correct F × d calculation, correct unknown mass). (c) In problem 3, listen for learners correctly identifying the tipping edge as the pivot — this transfers learning to the phenomenon. </w:t>
             </w:r>
-            <w:ins w:id="9278" w:author="Claude (AI) - proposed" w:date="2026-10-15T08:04:24Z">
+            <w:ins w:id="9278" w:author="Claude (AI) - proposed" w:date="2026-10-18T00:32:10Z">
               <w:r>
                 <w:rPr>
                   <w:rFonts w:ascii="Arial" w:cs="Arial" w:eastAsia="Arial" w:hAnsi="Arial"/>
@@ -19571,7 +19571,7 @@
               <w:spacing w:after="10" w:before="0"/>
               <w:ind w:left="120"/>
             </w:pPr>
-            <w:hyperlink w:history="1" r:id="rIdszvu94k5m7ej97sondvee">
+            <w:hyperlink w:history="1" r:id="rIdhsngkh77dejcipl652ied">
               <w:r>
                 <w:rPr>
                   <w:rFonts w:ascii="Arial" w:cs="Arial" w:eastAsia="Arial" w:hAnsi="Arial"/>
@@ -19648,7 +19648,7 @@
               <w:spacing w:after="10" w:before="0"/>
               <w:ind w:left="120"/>
             </w:pPr>
-            <w:hyperlink w:history="1" r:id="rIdn16cdgsngpv_zhobwosis">
+            <w:hyperlink w:history="1" r:id="rIdkhgibuhnngt2whuakw-he">
               <w:r>
                 <w:rPr>
                   <w:rFonts w:ascii="Arial" w:cs="Arial" w:eastAsia="Arial" w:hAnsi="Arial"/>
@@ -19880,7 +19880,7 @@
               <w:spacing w:after="10" w:before="0"/>
               <w:ind w:left="120"/>
             </w:pPr>
-            <w:hyperlink w:history="1" r:id="rIdjznth1zo2u0givsczgx35">
+            <w:hyperlink w:history="1" r:id="rId9x43zs8rpisnwozyxsyay">
               <w:r>
                 <w:rPr>
                   <w:rFonts w:ascii="Arial" w:cs="Arial" w:eastAsia="Arial" w:hAnsi="Arial"/>
@@ -19957,7 +19957,7 @@
               <w:spacing w:after="10" w:before="0"/>
               <w:ind w:left="120"/>
             </w:pPr>
-            <w:hyperlink w:history="1" r:id="rIdlfyerkjf4bypbjosyv3cn">
+            <w:hyperlink w:history="1" r:id="rId233ebfvoqse4hqrkvnzuw">
               <w:r>
                 <w:rPr>
                   <w:rFonts w:ascii="Arial" w:cs="Arial" w:eastAsia="Arial" w:hAnsi="Arial"/>
@@ -20017,7 +20017,7 @@
               </w:rPr>
               <w:t xml:space="preserve">Each group retrieves their cumulative model diagram (built across Lessons 1–3, showing the Jiko stool, centre of gravity, tipping edge, and weight arrow). They now add: (1) a labelled moment arm (d) from the tipping-edge pivot to the line of action of the jerrycan's weight; (2) a labelled moment arm for any stabilising force (e.g., the stool's own weight acting through the centre of gravity); (3) a 'balance condition' annotation: 'Stool stable IF: </w:t>
             </w:r>
-            <w:del w:id="9279" w:author="Claude (AI) - proposed" w:date="2026-10-15T08:04:24Z">
+            <w:del w:id="9279" w:author="Claude (AI) - proposed" w:date="2026-10-18T00:32:10Z">
               <w:r>
                 <w:rPr>
                   <w:rFonts w:ascii="Arial" w:cs="Arial" w:eastAsia="Arial" w:hAnsi="Arial"/>
@@ -20032,7 +20032,7 @@
                 <w:delText xml:space="preserve">anti-clockwise moment &gt; clockwise moment about tipping edge</w:delText>
               </w:r>
             </w:del>
-            <w:ins w:id="9280" w:author="Claude (AI) - proposed" w:date="2026-10-15T08:04:24Z">
+            <w:ins w:id="9280" w:author="Claude (AI) - proposed" w:date="2026-10-18T00:32:10Z">
               <w:r>
                 <w:rPr>
                   <w:rFonts w:ascii="Arial" w:cs="Arial" w:eastAsia="Arial" w:hAnsi="Arial"/>
@@ -20093,7 +20093,7 @@
               </w:rPr>
               <w:t xml:space="preserve">Distribute model diagrams and coloured pens. Say: 'Your model has shown us WHERE the centre of gravity is and WHAT a tipping edge is. Today we can make it speak mathematics. Add the moment arms — the perpendicular distance from your pivot to the line of action of each force. Label them d₁ and d₂.' Circulate, checking that moment arms are drawn perpendicular to the force arrows (common error: drawing along the beam rather than perpendicular). Correct gently: 'Is that arm perpendicular to the weight arrow? Check with a set square or the corner of your book.' After gallery walk, say: 'You had 90 seconds to be a critic. What is one thing you will improve in your own model?' Cold-call 2 learners. Close by saying: 'Next lesson we </w:t>
             </w:r>
-            <w:del w:id="9281" w:author="Claude (AI) - proposed" w:date="2026-10-15T08:04:24Z">
+            <w:del w:id="9281" w:author="Claude (AI) - proposed" w:date="2026-10-18T00:32:10Z">
               <w:r>
                 <w:rPr>
                   <w:rFonts w:ascii="Arial" w:cs="Arial" w:eastAsia="Arial" w:hAnsi="Arial"/>
@@ -20108,7 +20108,7 @@
                 <w:delText xml:space="preserve">examine what happens when multiple forces act</w:delText>
               </w:r>
             </w:del>
-            <w:ins w:id="9282" w:author="Claude (AI) - proposed" w:date="2026-10-15T08:04:24Z">
+            <w:ins w:id="9282" w:author="Claude (AI) - proposed" w:date="2026-10-18T00:32:10Z">
               <w:r>
                 <w:rPr>
                   <w:rFonts w:ascii="Arial" w:cs="Arial" w:eastAsia="Arial" w:hAnsi="Arial"/>
@@ -20136,7 +20136,7 @@
               </w:rPr>
               <w:t xml:space="preserve"> — and we will </w:t>
             </w:r>
-            <w:del w:id="9283" w:author="Claude (AI) - proposed" w:date="2026-10-15T08:04:24Z">
+            <w:del w:id="9283" w:author="Claude (AI) - proposed" w:date="2026-10-18T00:32:10Z">
               <w:r>
                 <w:rPr>
                   <w:rFonts w:ascii="Arial" w:cs="Arial" w:eastAsia="Arial" w:hAnsi="Arial"/>
@@ -20164,7 +20164,7 @@
               </w:rPr>
               <w:t xml:space="preserve">be able to</w:t>
             </w:r>
-            <w:del w:id="9284" w:author="Claude (AI) - proposed" w:date="2026-10-15T08:04:24Z">
+            <w:del w:id="9284" w:author="Claude (AI) - proposed" w:date="2026-10-18T00:32:10Z">
               <w:r>
                 <w:rPr>
                   <w:rFonts w:ascii="Arial" w:cs="Arial" w:eastAsia="Arial" w:hAnsi="Arial"/>
@@ -20192,7 +20192,7 @@
               </w:rPr>
               <w:t xml:space="preserve"> explain why the wide stool </w:t>
             </w:r>
-            <w:del w:id="9285" w:author="Claude (AI) - proposed" w:date="2026-10-15T08:04:24Z">
+            <w:del w:id="9285" w:author="Claude (AI) - proposed" w:date="2026-10-18T00:32:10Z">
               <w:r>
                 <w:rPr>
                   <w:rFonts w:ascii="Arial" w:cs="Arial" w:eastAsia="Arial" w:hAnsi="Arial"/>
@@ -20207,7 +20207,7 @@
                 <w:delText xml:space="preserve">never topples</w:delText>
               </w:r>
             </w:del>
-            <w:ins w:id="9286" w:author="Claude (AI) - proposed" w:date="2026-10-15T08:04:24Z">
+            <w:ins w:id="9286" w:author="Claude (AI) - proposed" w:date="2026-10-18T00:32:10Z">
               <w:r>
                 <w:rPr>
                   <w:rFonts w:ascii="Arial" w:cs="Arial" w:eastAsia="Arial" w:hAnsi="Arial"/>
@@ -20682,7 +20682,7 @@
         </w:rPr>
         <w:t xml:space="preserve">© 2026 SeaVuria and ARES. Aligned with KICD objectives. Developed by SeaVuria; technical implementation by ARES (with AI assistance from Claude). Licensed under </w:t>
       </w:r>
-      <w:hyperlink w:history="1" r:id="rId-9qpdvcjg_fpvwrcpufzb">
+      <w:hyperlink w:history="1" r:id="rId3-l93acedypmmkehmzuzs">
         <w:r>
           <w:rPr>
             <w:rFonts w:ascii="Arial" w:cs="Arial" w:eastAsia="Arial" w:hAnsi="Arial"/>
@@ -20703,7 +20703,7 @@
         </w:rPr>
         <w:t xml:space="preserve"> (</w:t>
       </w:r>
-      <w:hyperlink w:history="1" r:id="rIdqecask-pji8f_idbf9gdz">
+      <w:hyperlink w:history="1" r:id="rId43fij_hj_ayxgtjvj3gdm">
         <w:r>
           <w:rPr>
             <w:rFonts w:ascii="Arial" w:cs="Arial" w:eastAsia="Arial" w:hAnsi="Arial"/>
@@ -21211,10 +21211,10 @@
               <w:spacing w:after="40" w:before="0"/>
               <w:jc w:val="left"/>
               <w:rPr>
-                <w:ins w:id="9288" w:author="Claude (AI) - proposed" w:date="2026-10-15T08:04:24Z"/>
-              </w:rPr>
-            </w:pPr>
-            <w:ins w:id="9287" w:author="Claude (AI) - proposed" w:date="2026-10-15T08:04:24Z">
+                <w:ins w:id="9288" w:author="Claude (AI) - proposed" w:date="2026-10-18T00:32:10Z"/>
+              </w:rPr>
+            </w:pPr>
+            <w:ins w:id="9287" w:author="Claude (AI) - proposed" w:date="2026-10-18T00:32:10Z">
               <w:r>
                 <w:rPr>
                   <w:rFonts w:ascii="Arial" w:cs="Arial" w:eastAsia="Arial" w:hAnsi="Arial"/>
@@ -21236,10 +21236,10 @@
               <w:spacing w:after="40" w:before="0"/>
               <w:jc w:val="left"/>
               <w:rPr>
-                <w:del w:id="9290" w:author="Claude (AI) - proposed" w:date="2026-10-15T08:04:24Z"/>
-              </w:rPr>
-            </w:pPr>
-            <w:del w:id="9289" w:author="Claude (AI) - proposed" w:date="2026-10-15T08:04:24Z">
+                <w:del w:id="9290" w:author="Claude (AI) - proposed" w:date="2026-10-18T00:32:10Z"/>
+              </w:rPr>
+            </w:pPr>
+            <w:del w:id="9289" w:author="Claude (AI) - proposed" w:date="2026-10-18T00:32:10Z">
               <w:r>
                 <w:rPr>
                   <w:rFonts w:ascii="Arial" w:cs="Arial" w:eastAsia="Arial" w:hAnsi="Arial"/>
@@ -21790,7 +21790,7 @@
               <w:spacing w:after="10" w:before="0"/>
               <w:ind w:left="120"/>
             </w:pPr>
-            <w:hyperlink w:history="1" r:id="rIdpufscn_hsbydczyv40tjp">
+            <w:hyperlink w:history="1" r:id="rIdiajza_x0xj1auvqea8qi1">
               <w:r>
                 <w:rPr>
                   <w:rFonts w:ascii="Arial" w:cs="Arial" w:eastAsia="Arial" w:hAnsi="Arial"/>
@@ -21867,7 +21867,7 @@
               <w:spacing w:after="10" w:before="0"/>
               <w:ind w:left="120"/>
             </w:pPr>
-            <w:hyperlink w:history="1" r:id="rIdbo_3wdu7emskmoo-nopnk">
+            <w:hyperlink w:history="1" r:id="rIds-5bmwfef5quysbnwgezt">
               <w:r>
                 <w:rPr>
                   <w:rFonts w:ascii="Arial" w:cs="Arial" w:eastAsia="Arial" w:hAnsi="Arial"/>
@@ -21993,7 +21993,7 @@
               </w:rPr>
               <w:t xml:space="preserve">Anchoring prediction activates prior knowledge of centre of gravity </w:t>
             </w:r>
-            <w:ins w:id="9291" w:author="Claude (AI) - proposed" w:date="2026-10-15T08:04:24Z">
+            <w:ins w:id="9291" w:author="Claude (AI) - proposed" w:date="2026-10-18T00:32:10Z">
               <w:r>
                 <w:rPr>
                   <w:rFonts w:ascii="Arial" w:cs="Arial" w:eastAsia="Arial" w:hAnsi="Arial"/>
@@ -22021,7 +22021,7 @@
               </w:rPr>
               <w:t xml:space="preserve">(Lesson 3) and </w:t>
             </w:r>
-            <w:del w:id="9292" w:author="Claude (AI) - proposed" w:date="2026-10-15T08:04:24Z">
+            <w:del w:id="9292" w:author="Claude (AI) - proposed" w:date="2026-10-18T00:32:10Z">
               <w:r>
                 <w:rPr>
                   <w:rFonts w:ascii="Arial" w:cs="Arial" w:eastAsia="Arial" w:hAnsi="Arial"/>
@@ -22036,7 +22036,7 @@
                 <w:delText xml:space="preserve">equilibrium states</w:delText>
               </w:r>
             </w:del>
-            <w:ins w:id="9293" w:author="Claude (AI) - proposed" w:date="2026-10-15T08:04:24Z">
+            <w:ins w:id="9293" w:author="Claude (AI) - proposed" w:date="2026-10-18T00:32:10Z">
               <w:r>
                 <w:rPr>
                   <w:rFonts w:ascii="Arial" w:cs="Arial" w:eastAsia="Arial" w:hAnsi="Arial"/>
@@ -22170,7 +22170,7 @@
               <w:spacing w:after="10" w:before="0"/>
               <w:ind w:left="120"/>
             </w:pPr>
-            <w:hyperlink w:history="1" r:id="rIdoqvpjkkkru3lxfsyww_a6">
+            <w:hyperlink w:history="1" r:id="rIdctm6mqir8gcx_buyyle8s">
               <w:r>
                 <w:rPr>
                   <w:rFonts w:ascii="Arial" w:cs="Arial" w:eastAsia="Arial" w:hAnsi="Arial"/>
@@ -22247,7 +22247,7 @@
               <w:spacing w:after="10" w:before="0"/>
               <w:ind w:left="120"/>
             </w:pPr>
-            <w:hyperlink w:history="1" r:id="rId-tpjbwzafv9xqlrf_b-f-">
+            <w:hyperlink w:history="1" r:id="rIdjpjothm_hundomy4p4iqn">
               <w:r>
                 <w:rPr>
                   <w:rFonts w:ascii="Arial" w:cs="Arial" w:eastAsia="Arial" w:hAnsi="Arial"/>
@@ -22294,7 +22294,7 @@
               <w:spacing w:after="40" w:before="0"/>
               <w:jc w:val="left"/>
             </w:pPr>
-            <w:ins w:id="9294" w:author="Claude (AI) - proposed" w:date="2026-10-15T08:04:24Z">
+            <w:ins w:id="9294" w:author="Claude (AI) - proposed" w:date="2026-10-18T00:32:10Z">
               <w:r>
                 <w:rPr>
                   <w:rFonts w:ascii="Arial" w:cs="Arial" w:eastAsia="Arial" w:hAnsi="Arial"/>
@@ -22322,7 +22322,7 @@
               </w:rPr>
               <w:t xml:space="preserve">INVESTIGATION A — Centre of Gravity Height (</w:t>
             </w:r>
-            <w:del w:id="9295" w:author="Claude (AI) - proposed" w:date="2026-10-15T08:04:24Z">
+            <w:del w:id="9295" w:author="Claude (AI) - proposed" w:date="2026-10-18T00:32:10Z">
               <w:r>
                 <w:rPr>
                   <w:rFonts w:ascii="Arial" w:cs="Arial" w:eastAsia="Arial" w:hAnsi="Arial"/>
@@ -22337,7 +22337,7 @@
                 <w:delText xml:space="preserve">10</w:delText>
               </w:r>
             </w:del>
-            <w:ins w:id="9296" w:author="Claude (AI) - proposed" w:date="2026-10-15T08:04:24Z">
+            <w:ins w:id="9296" w:author="Claude (AI) - proposed" w:date="2026-10-18T00:32:10Z">
               <w:r>
                 <w:rPr>
                   <w:rFonts w:ascii="Arial" w:cs="Arial" w:eastAsia="Arial" w:hAnsi="Arial"/>
@@ -22365,7 +22365,7 @@
               </w:rPr>
               <w:t xml:space="preserve"> minutes): </w:t>
             </w:r>
-            <w:del w:id="9297" w:author="Claude (AI) - proposed" w:date="2026-10-15T08:04:24Z">
+            <w:del w:id="9297" w:author="Claude (AI) - proposed" w:date="2026-10-18T00:32:10Z">
               <w:r>
                 <w:rPr>
                   <w:rFonts w:ascii="Arial" w:cs="Arial" w:eastAsia="Arial" w:hAnsi="Arial"/>
@@ -22380,7 +22380,7 @@
                 <w:delText xml:space="preserve">Groups of 4 receive:</w:delText>
               </w:r>
             </w:del>
-            <w:ins w:id="9298" w:author="Claude (AI) - proposed" w:date="2026-10-15T08:04:24Z">
+            <w:ins w:id="9298" w:author="Claude (AI) - proposed" w:date="2026-10-18T00:32:10Z">
               <w:r>
                 <w:rPr>
                   <w:rFonts w:ascii="Arial" w:cs="Arial" w:eastAsia="Arial" w:hAnsi="Arial"/>
@@ -22408,7 +22408,7 @@
               </w:rPr>
               <w:t xml:space="preserve"> one tall cardboard box (approx. 30 cm x 10 cm x 10 cm), two equal lumps of clay (~100 g each</w:t>
             </w:r>
-            <w:ins w:id="9299" w:author="Claude (AI) - proposed" w:date="2026-10-15T08:04:24Z">
+            <w:ins w:id="9299" w:author="Claude (AI) - proposed" w:date="2026-10-18T00:32:10Z">
               <w:r>
                 <w:rPr>
                   <w:rFonts w:ascii="Arial" w:cs="Arial" w:eastAsia="Arial" w:hAnsi="Arial"/>
@@ -22436,7 +22436,7 @@
               </w:rPr>
               <w:t xml:space="preserve">), a protractor, and a ruler. Step 1 — Baseline: Stand the box empty on the desk; tilt it slowly until it just topples; record the critical angle using the protractor. Step 2 — Clay at top: Fix both clay lumps inside at the top of the box with tape; repeat the tilt test; record the critical angle. Step 3 — Clay at base: Move both clay lumps to the inside base; repeat; record. Students tabulate: Configuration | Critical tipping angle | Toppled easily? (Y/N). INVESTIGATION B — Base of Support Width (</w:t>
             </w:r>
-            <w:del w:id="9300" w:author="Claude (AI) - proposed" w:date="2026-10-15T08:04:24Z">
+            <w:del w:id="9300" w:author="Claude (AI) - proposed" w:date="2026-10-18T00:32:10Z">
               <w:r>
                 <w:rPr>
                   <w:rFonts w:ascii="Arial" w:cs="Arial" w:eastAsia="Arial" w:hAnsi="Arial"/>
@@ -22451,7 +22451,7 @@
                 <w:delText xml:space="preserve">8</w:delText>
               </w:r>
             </w:del>
-            <w:ins w:id="9301" w:author="Claude (AI) - proposed" w:date="2026-10-15T08:04:24Z">
+            <w:ins w:id="9301" w:author="Claude (AI) - proposed" w:date="2026-10-18T00:32:10Z">
               <w:r>
                 <w:rPr>
                   <w:rFonts w:ascii="Arial" w:cs="Arial" w:eastAsia="Arial" w:hAnsi="Arial"/>
@@ -22479,7 +22479,7 @@
               </w:rPr>
               <w:t xml:space="preserve"> minutes): </w:t>
             </w:r>
-            <w:del w:id="9302" w:author="Claude (AI) - proposed" w:date="2026-10-15T08:04:24Z">
+            <w:del w:id="9302" w:author="Claude (AI) - proposed" w:date="2026-10-18T00:32:10Z">
               <w:r>
                 <w:rPr>
                   <w:rFonts w:ascii="Arial" w:cs="Arial" w:eastAsia="Arial" w:hAnsi="Arial"/>
@@ -22494,7 +22494,7 @@
                 <w:delText xml:space="preserve">Each group receives a second</w:delText>
               </w:r>
             </w:del>
-            <w:ins w:id="9303" w:author="Claude (AI) - proposed" w:date="2026-10-15T08:04:24Z">
+            <w:ins w:id="9303" w:author="Claude (AI) - proposed" w:date="2026-10-18T00:32:10Z">
               <w:r>
                 <w:rPr>
                   <w:rFonts w:ascii="Arial" w:cs="Arial" w:eastAsia="Arial" w:hAnsi="Arial"/>
@@ -22608,7 +22608,7 @@
               <w:spacing w:after="40" w:before="0"/>
               <w:jc w:val="left"/>
             </w:pPr>
-            <w:ins w:id="9304" w:author="Claude (AI) - proposed" w:date="2026-10-15T08:04:24Z">
+            <w:ins w:id="9304" w:author="Claude (AI) - proposed" w:date="2026-10-18T00:32:10Z">
               <w:r>
                 <w:rPr>
                   <w:rFonts w:ascii="Arial" w:cs="Arial" w:eastAsia="Arial" w:hAnsi="Arial"/>
@@ -22636,7 +22636,7 @@
               </w:rPr>
               <w:t xml:space="preserve">Teacher checks data tables for correct identification of the independent variable in each investigation. Listening for the phrase 'the angle got bigger' is insufficient — teacher probes: 'Why did a bigger angle mean more stable?' to ensure students link angle to the vertical-line-outside-base criterion from Lesson </w:t>
             </w:r>
-            <w:del w:id="9305" w:author="Claude (AI) - proposed" w:date="2026-10-15T08:04:24Z">
+            <w:del w:id="9305" w:author="Claude (AI) - proposed" w:date="2026-10-18T00:32:10Z">
               <w:r>
                 <w:rPr>
                   <w:rFonts w:ascii="Arial" w:cs="Arial" w:eastAsia="Arial" w:hAnsi="Arial"/>
@@ -22651,7 +22651,7 @@
                 <w:delText xml:space="preserve">4</w:delText>
               </w:r>
             </w:del>
-            <w:ins w:id="9306" w:author="Claude (AI) - proposed" w:date="2026-10-15T08:04:24Z">
+            <w:ins w:id="9306" w:author="Claude (AI) - proposed" w:date="2026-10-18T00:32:10Z">
               <w:r>
                 <w:rPr>
                   <w:rFonts w:ascii="Arial" w:cs="Arial" w:eastAsia="Arial" w:hAnsi="Arial"/>
@@ -22752,7 +22752,7 @@
               <w:spacing w:after="10" w:before="0"/>
               <w:ind w:left="120"/>
             </w:pPr>
-            <w:hyperlink w:history="1" r:id="rIdpf8eb1siqnee1bv1r7hg8">
+            <w:hyperlink w:history="1" r:id="rIdimodd-lxgy_-fvnygz6y0">
               <w:r>
                 <w:rPr>
                   <w:rFonts w:ascii="Arial" w:cs="Arial" w:eastAsia="Arial" w:hAnsi="Arial"/>
@@ -22829,7 +22829,7 @@
               <w:spacing w:after="10" w:before="0"/>
               <w:ind w:left="120"/>
             </w:pPr>
-            <w:hyperlink w:history="1" r:id="rIdpqzaj5apcahnihrb2xkue">
+            <w:hyperlink w:history="1" r:id="rIdbuujmo5xegyktcpvgz4wk">
               <w:r>
                 <w:rPr>
                   <w:rFonts w:ascii="Arial" w:cs="Arial" w:eastAsia="Arial" w:hAnsi="Arial"/>
@@ -22889,7 +22889,7 @@
               </w:rPr>
               <w:t xml:space="preserve">Whole-class sense-making (</w:t>
             </w:r>
-            <w:del w:id="9307" w:author="Claude (AI) - proposed" w:date="2026-10-15T08:04:24Z">
+            <w:del w:id="9307" w:author="Claude (AI) - proposed" w:date="2026-10-18T00:32:10Z">
               <w:r>
                 <w:rPr>
                   <w:rFonts w:ascii="Arial" w:cs="Arial" w:eastAsia="Arial" w:hAnsi="Arial"/>
@@ -22904,7 +22904,7 @@
                 <w:delText xml:space="preserve">8 minutes</w:delText>
               </w:r>
             </w:del>
-            <w:ins w:id="9308" w:author="Claude (AI) - proposed" w:date="2026-10-15T08:04:24Z">
+            <w:ins w:id="9308" w:author="Claude (AI) - proposed" w:date="2026-10-18T00:32:10Z">
               <w:r>
                 <w:rPr>
                   <w:rFonts w:ascii="Arial" w:cs="Arial" w:eastAsia="Arial" w:hAnsi="Arial"/>
@@ -22932,7 +22932,7 @@
               </w:rPr>
               <w:t xml:space="preserve">). The teacher draws a quick side-view diagram of the tall box on the board — first with clay at the top, then with clay at the base — marking the centre of gravity (x) and the base of support. Students are invited to come up and draw the vertical line through the centre of gravity at the critical tipping moment in each case. The class discusses: 'Which configuration needs the box to lean further before the vertical line exits the base?' Students verbalise: 'When the centre of gravity is lower, the box must tilt more before it topples — so it is more stable.' The same diagrammatic analysis is done for the wide-base vs. narrow-base box. Students then write a two-sentence causal explanation in their books: Sentence 1 links centre of gravity height to stability; Sentence 2 links base width to stability. </w:t>
             </w:r>
-            <w:del w:id="9309" w:author="Claude (AI) - proposed" w:date="2026-10-15T08:04:24Z">
+            <w:del w:id="9309" w:author="Claude (AI) - proposed" w:date="2026-10-18T00:32:10Z">
               <w:r>
                 <w:rPr>
                   <w:rFonts w:ascii="Arial" w:cs="Arial" w:eastAsia="Arial" w:hAnsi="Arial"/>
@@ -22947,7 +22947,7 @@
                 <w:delText xml:space="preserve">The teacher introduces three</w:delText>
               </w:r>
             </w:del>
-            <w:ins w:id="9310" w:author="Claude (AI) - proposed" w:date="2026-10-15T08:04:24Z">
+            <w:ins w:id="9310" w:author="Claude (AI) - proposed" w:date="2026-10-18T00:32:10Z">
               <w:r>
                 <w:rPr>
                   <w:rFonts w:ascii="Arial" w:cs="Arial" w:eastAsia="Arial" w:hAnsi="Arial"/>
@@ -22975,7 +22975,7 @@
               </w:rPr>
               <w:t xml:space="preserve"> Kenya-relevant engineering examples </w:t>
             </w:r>
-            <w:del w:id="9311" w:author="Claude (AI) - proposed" w:date="2026-10-15T08:04:24Z">
+            <w:del w:id="9311" w:author="Claude (AI) - proposed" w:date="2026-10-18T00:32:10Z">
               <w:r>
                 <w:rPr>
                   <w:rFonts w:ascii="Arial" w:cs="Arial" w:eastAsia="Arial" w:hAnsi="Arial"/>
@@ -22990,7 +22990,7 @@
                 <w:delText xml:space="preserve">using</w:delText>
               </w:r>
             </w:del>
-            <w:ins w:id="9312" w:author="Claude (AI) - proposed" w:date="2026-10-15T08:04:24Z">
+            <w:ins w:id="9312" w:author="Claude (AI) - proposed" w:date="2026-10-18T00:32:10Z">
               <w:r>
                 <w:rPr>
                   <w:rFonts w:ascii="Arial" w:cs="Arial" w:eastAsia="Arial" w:hAnsi="Arial"/>
@@ -23018,7 +23018,7 @@
               </w:rPr>
               <w:t xml:space="preserve"> a mini-poster </w:t>
             </w:r>
-            <w:del w:id="9313" w:author="Claude (AI) - proposed" w:date="2026-10-15T08:04:24Z">
+            <w:del w:id="9313" w:author="Claude (AI) - proposed" w:date="2026-10-18T00:32:10Z">
               <w:r>
                 <w:rPr>
                   <w:rFonts w:ascii="Arial" w:cs="Arial" w:eastAsia="Arial" w:hAnsi="Arial"/>
@@ -23033,7 +23033,7 @@
                 <w:delText xml:space="preserve">or whiteboard sketches</w:delText>
               </w:r>
             </w:del>
-            <w:ins w:id="9314" w:author="Claude (AI) - proposed" w:date="2026-10-15T08:04:24Z">
+            <w:ins w:id="9314" w:author="Claude (AI) - proposed" w:date="2026-10-18T00:32:10Z">
               <w:r>
                 <w:rPr>
                   <w:rFonts w:ascii="Arial" w:cs="Arial" w:eastAsia="Arial" w:hAnsi="Arial"/>
@@ -23061,7 +23061,7 @@
               </w:rPr>
               <w:t xml:space="preserve">: (1) Double-decker </w:t>
             </w:r>
-            <w:del w:id="9315" w:author="Claude (AI) - proposed" w:date="2026-10-15T08:04:24Z">
+            <w:del w:id="9315" w:author="Claude (AI) - proposed" w:date="2026-10-18T00:32:10Z">
               <w:r>
                 <w:rPr>
                   <w:rFonts w:ascii="Arial" w:cs="Arial" w:eastAsia="Arial" w:hAnsi="Arial"/>
@@ -23076,7 +23076,7 @@
                 <w:delText xml:space="preserve">Citi Hoppa buses</w:delText>
               </w:r>
             </w:del>
-            <w:ins w:id="9316" w:author="Claude (AI) - proposed" w:date="2026-10-15T08:04:24Z">
+            <w:ins w:id="9316" w:author="Claude (AI) - proposed" w:date="2026-10-18T00:32:10Z">
               <w:r>
                 <w:rPr>
                   <w:rFonts w:ascii="Arial" w:cs="Arial" w:eastAsia="Arial" w:hAnsi="Arial"/>
@@ -23104,7 +23104,7 @@
               </w:rPr>
               <w:t xml:space="preserve"> in Nairobi — heavy engine</w:t>
             </w:r>
-            <w:del w:id="9317" w:author="Claude (AI) - proposed" w:date="2026-10-15T08:04:24Z">
+            <w:del w:id="9317" w:author="Claude (AI) - proposed" w:date="2026-10-18T00:32:10Z">
               <w:r>
                 <w:rPr>
                   <w:rFonts w:ascii="Arial" w:cs="Arial" w:eastAsia="Arial" w:hAnsi="Arial"/>
@@ -23119,7 +23119,7 @@
                 <w:delText xml:space="preserve"> and battery packs kept low, narrow upper deck</w:delText>
               </w:r>
             </w:del>
-            <w:ins w:id="9318" w:author="Claude (AI) - proposed" w:date="2026-10-15T08:04:24Z">
+            <w:ins w:id="9318" w:author="Claude (AI) - proposed" w:date="2026-10-18T00:32:10Z">
               <w:r>
                 <w:rPr>
                   <w:rFonts w:ascii="Arial" w:cs="Arial" w:eastAsia="Arial" w:hAnsi="Arial"/>
@@ -23147,7 +23147,7 @@
               </w:rPr>
               <w:t xml:space="preserve">; (2) Grain storage silos </w:t>
             </w:r>
-            <w:del w:id="9319" w:author="Claude (AI) - proposed" w:date="2026-10-15T08:04:24Z">
+            <w:del w:id="9319" w:author="Claude (AI) - proposed" w:date="2026-10-18T00:32:10Z">
               <w:r>
                 <w:rPr>
                   <w:rFonts w:ascii="Arial" w:cs="Arial" w:eastAsia="Arial" w:hAnsi="Arial"/>
@@ -23162,7 +23162,7 @@
                 <w:delText xml:space="preserve">at the Eldoret cereal board</w:delText>
               </w:r>
             </w:del>
-            <w:ins w:id="9320" w:author="Claude (AI) - proposed" w:date="2026-10-15T08:04:24Z">
+            <w:ins w:id="9320" w:author="Claude (AI) - proposed" w:date="2026-10-18T00:32:10Z">
               <w:r>
                 <w:rPr>
                   <w:rFonts w:ascii="Arial" w:cs="Arial" w:eastAsia="Arial" w:hAnsi="Arial"/>
@@ -23190,7 +23190,7 @@
               </w:rPr>
               <w:t xml:space="preserve"> — wide circular base, low centre of mass; (3) </w:t>
             </w:r>
-            <w:del w:id="9321" w:author="Claude (AI) - proposed" w:date="2026-10-15T08:04:24Z">
+            <w:del w:id="9321" w:author="Claude (AI) - proposed" w:date="2026-10-18T00:32:10Z">
               <w:r>
                 <w:rPr>
                   <w:rFonts w:ascii="Arial" w:cs="Arial" w:eastAsia="Arial" w:hAnsi="Arial"/>
@@ -23205,7 +23205,7 @@
                 <w:delText xml:space="preserve">Traditional Turkana water-pot carriers — wide-brimmed pot base resting on a head ring, keeping the load centred over</w:delText>
               </w:r>
             </w:del>
-            <w:ins w:id="9322" w:author="Claude (AI) - proposed" w:date="2026-10-15T08:04:24Z">
+            <w:ins w:id="9322" w:author="Claude (AI) - proposed" w:date="2026-10-18T00:32:10Z">
               <w:r>
                 <w:rPr>
                   <w:rFonts w:ascii="Arial" w:cs="Arial" w:eastAsia="Arial" w:hAnsi="Arial"/>
@@ -23266,7 +23266,7 @@
               </w:rPr>
               <w:t xml:space="preserve">When drawing the diagram, use a think-aloud: 'I am placing the x for centre of gravity higher up here — now watch what happens to the vertical line as I tilt the box.' Pause 10 seconds after drawing each vertical line and ask: 'Has the line left the base yet? No? So has it toppled?' After students write their two sentences, cold-call three students and ask them to read their sentence aloud. If a student says 'heavier base makes it stable,' redirect: 'Is it the mass that matters, or where the mass is placed — and why?' Reference the Principle of Moments from Lesson </w:t>
             </w:r>
-            <w:del w:id="9323" w:author="Claude (AI) - proposed" w:date="2026-10-15T08:04:24Z">
+            <w:del w:id="9323" w:author="Claude (AI) - proposed" w:date="2026-10-18T00:32:10Z">
               <w:r>
                 <w:rPr>
                   <w:rFonts w:ascii="Arial" w:cs="Arial" w:eastAsia="Arial" w:hAnsi="Arial"/>
@@ -23281,7 +23281,7 @@
                 <w:delText xml:space="preserve">2</w:delText>
               </w:r>
             </w:del>
-            <w:ins w:id="9324" w:author="Claude (AI) - proposed" w:date="2026-10-15T08:04:24Z">
+            <w:ins w:id="9324" w:author="Claude (AI) - proposed" w:date="2026-10-18T00:32:10Z">
               <w:r>
                 <w:rPr>
                   <w:rFonts w:ascii="Arial" w:cs="Arial" w:eastAsia="Arial" w:hAnsi="Arial"/>
@@ -23448,7 +23448,7 @@
               <w:spacing w:after="10" w:before="0"/>
               <w:ind w:left="120"/>
             </w:pPr>
-            <w:hyperlink w:history="1" r:id="rIdygrph1peezygmrtatyu-v">
+            <w:hyperlink w:history="1" r:id="rId5vu98ipsv8omk9mfxnnv_">
               <w:r>
                 <w:rPr>
                   <w:rFonts w:ascii="Arial" w:cs="Arial" w:eastAsia="Arial" w:hAnsi="Arial"/>
@@ -23525,7 +23525,7 @@
               <w:spacing w:after="10" w:before="0"/>
               <w:ind w:left="120"/>
             </w:pPr>
-            <w:hyperlink w:history="1" r:id="rIdcawbpfsiuhcbfazfp-rfl">
+            <w:hyperlink w:history="1" r:id="rIdqdqso3b_j9pzujxzakdg8">
               <w:r>
                 <w:rPr>
                   <w:rFonts w:ascii="Arial" w:cs="Arial" w:eastAsia="Arial" w:hAnsi="Arial"/>
@@ -23585,7 +23585,7 @@
               </w:rPr>
               <w:t xml:space="preserve">Students receive one green sticky note each. The teacher directs them: 'Write one piece of NEW EVIDENCE from today that helps answer the driving question — Why do some objects stay balanced while others topple?' Students write individually (</w:t>
             </w:r>
-            <w:del w:id="9325" w:author="Claude (AI) - proposed" w:date="2026-10-15T08:04:24Z">
+            <w:del w:id="9325" w:author="Claude (AI) - proposed" w:date="2026-10-18T00:32:10Z">
               <w:r>
                 <w:rPr>
                   <w:rFonts w:ascii="Arial" w:cs="Arial" w:eastAsia="Arial" w:hAnsi="Arial"/>
@@ -23600,7 +23600,7 @@
                 <w:delText xml:space="preserve">2 minutes</w:delText>
               </w:r>
             </w:del>
-            <w:ins w:id="9326" w:author="Claude (AI) - proposed" w:date="2026-10-15T08:04:24Z">
+            <w:ins w:id="9326" w:author="Claude (AI) - proposed" w:date="2026-10-18T00:32:10Z">
               <w:r>
                 <w:rPr>
                   <w:rFonts w:ascii="Arial" w:cs="Arial" w:eastAsia="Arial" w:hAnsi="Arial"/>
@@ -23628,7 +23628,7 @@
               </w:rPr>
               <w:t xml:space="preserve">), then come up and place their note on the DQB in the section labelled Lesson 5 Evidence</w:t>
             </w:r>
-            <w:del w:id="9327" w:author="Claude (AI) - proposed" w:date="2026-10-15T08:04:24Z">
+            <w:del w:id="9327" w:author="Claude (AI) - proposed" w:date="2026-10-18T00:32:10Z">
               <w:r>
                 <w:rPr>
                   <w:rFonts w:ascii="Arial" w:cs="Arial" w:eastAsia="Arial" w:hAnsi="Arial"/>
@@ -23643,7 +23643,7 @@
                 <w:delText xml:space="preserve">. Two or three notes are</w:delText>
               </w:r>
             </w:del>
-            <w:ins w:id="9328" w:author="Claude (AI) - proposed" w:date="2026-10-15T08:04:24Z">
+            <w:ins w:id="9328" w:author="Claude (AI) - proposed" w:date="2026-10-18T00:32:10Z">
               <w:r>
                 <w:rPr>
                   <w:rFonts w:ascii="Arial" w:cs="Arial" w:eastAsia="Arial" w:hAnsi="Arial"/>
@@ -23843,7 +23843,7 @@
               <w:spacing w:after="10" w:before="0"/>
               <w:ind w:left="120"/>
             </w:pPr>
-            <w:hyperlink w:history="1" r:id="rId_2ynkj1ipneku6ct-j_bb">
+            <w:hyperlink w:history="1" r:id="rIdtoa1ys6hdsdlqf59ze_l2">
               <w:r>
                 <w:rPr>
                   <w:rFonts w:ascii="Arial" w:cs="Arial" w:eastAsia="Arial" w:hAnsi="Arial"/>
@@ -23920,7 +23920,7 @@
               <w:spacing w:after="10" w:before="0"/>
               <w:ind w:left="120"/>
             </w:pPr>
-            <w:hyperlink w:history="1" r:id="rId65wootcwco1-z_03mzkuw">
+            <w:hyperlink w:history="1" r:id="rIdqyc4lnoyhendryiegkydp">
               <w:r>
                 <w:rPr>
                   <w:rFonts w:ascii="Arial" w:cs="Arial" w:eastAsia="Arial" w:hAnsi="Arial"/>
@@ -23980,7 +23980,7 @@
               </w:rPr>
               <w:t xml:space="preserve">Students open their cumulative model — the annotated Jiko stool diagram maintained since Lesson 1. Working in pairs</w:t>
             </w:r>
-            <w:ins w:id="9329" w:author="Claude (AI) - proposed" w:date="2026-10-15T08:04:24Z">
+            <w:ins w:id="9329" w:author="Claude (AI) - proposed" w:date="2026-10-18T00:32:10Z">
               <w:r>
                 <w:rPr>
                   <w:rFonts w:ascii="Arial" w:cs="Arial" w:eastAsia="Arial" w:hAnsi="Arial"/>
@@ -24008,7 +24008,7 @@
               </w:rPr>
               <w:t xml:space="preserve">, they add two new layers: (1) Stability-factor labels — two arrows or callout boxes, one pointing to the stool base with the label 'Wider base — vertical line through centre of gravity must travel further to exit base — MORE STABLE', and one pointing to the seat surface with the label 'Load kept low — centre of gravity stays low — MORE STABLE'; (2) Engineering example inset — a small sketch in the corner of either a</w:t>
             </w:r>
-            <w:del w:id="9330" w:author="Claude (AI) - proposed" w:date="2026-10-15T08:04:24Z">
+            <w:del w:id="9330" w:author="Claude (AI) - proposed" w:date="2026-10-18T00:32:10Z">
               <w:r>
                 <w:rPr>
                   <w:rFonts w:ascii="Arial" w:cs="Arial" w:eastAsia="Arial" w:hAnsi="Arial"/>
@@ -24516,7 +24516,7 @@
         </w:rPr>
         <w:t xml:space="preserve">© 2026 SeaVuria and ARES. Aligned with KICD objectives. Developed by SeaVuria; technical implementation by ARES (with AI assistance from Claude). Licensed under </w:t>
       </w:r>
-      <w:hyperlink w:history="1" r:id="rIdxbp4o2hn92gqaqq0a9ppn">
+      <w:hyperlink w:history="1" r:id="rIdgjlryzyh_t8wjhyszfzil">
         <w:r>
           <w:rPr>
             <w:rFonts w:ascii="Arial" w:cs="Arial" w:eastAsia="Arial" w:hAnsi="Arial"/>
@@ -24537,7 +24537,7 @@
         </w:rPr>
         <w:t xml:space="preserve"> (</w:t>
       </w:r>
-      <w:hyperlink w:history="1" r:id="rIdp1lgmas0jc_puzyag1trw">
+      <w:hyperlink w:history="1" r:id="rId9hsq_tvrwfczlycxq1nmf">
         <w:r>
           <w:rPr>
             <w:rFonts w:ascii="Arial" w:cs="Arial" w:eastAsia="Arial" w:hAnsi="Arial"/>
@@ -25045,10 +25045,10 @@
               <w:spacing w:after="40" w:before="0"/>
               <w:jc w:val="left"/>
               <w:rPr>
-                <w:ins w:id="9332" w:author="Claude (AI) - proposed" w:date="2026-10-15T08:04:24Z"/>
-              </w:rPr>
-            </w:pPr>
-            <w:ins w:id="9331" w:author="Claude (AI) - proposed" w:date="2026-10-15T08:04:24Z">
+                <w:ins w:id="9332" w:author="Claude (AI) - proposed" w:date="2026-10-18T00:32:10Z"/>
+              </w:rPr>
+            </w:pPr>
+            <w:ins w:id="9331" w:author="Claude (AI) - proposed" w:date="2026-10-18T00:32:10Z">
               <w:r>
                 <w:rPr>
                   <w:rFonts w:ascii="Arial" w:cs="Arial" w:eastAsia="Arial" w:hAnsi="Arial"/>
@@ -25070,10 +25070,10 @@
               <w:spacing w:after="40" w:before="0"/>
               <w:jc w:val="left"/>
               <w:rPr>
-                <w:del w:id="9334" w:author="Claude (AI) - proposed" w:date="2026-10-15T08:04:24Z"/>
-              </w:rPr>
-            </w:pPr>
-            <w:del w:id="9333" w:author="Claude (AI) - proposed" w:date="2026-10-15T08:04:24Z">
+                <w:del w:id="9334" w:author="Claude (AI) - proposed" w:date="2026-10-18T00:32:10Z"/>
+              </w:rPr>
+            </w:pPr>
+            <w:del w:id="9333" w:author="Claude (AI) - proposed" w:date="2026-10-18T00:32:10Z">
               <w:r>
                 <w:rPr>
                   <w:rFonts w:ascii="Arial" w:cs="Arial" w:eastAsia="Arial" w:hAnsi="Arial"/>
@@ -25607,7 +25607,7 @@
             <w:pPr>
               <w:spacing w:after="20" w:before="0"/>
             </w:pPr>
-            <w:hyperlink w:history="1" r:id="rIdn5e9x-u5v03nlnmsj8cu9">
+            <w:hyperlink w:history="1" r:id="rIdmyw5mior85tg75ewgw1gx">
               <w:r>
                 <w:rPr>
                   <w:rFonts w:ascii="Arial" w:cs="Arial" w:eastAsia="Arial" w:hAnsi="Arial"/>
@@ -25656,7 +25656,7 @@
               <w:spacing w:after="10" w:before="0"/>
               <w:ind w:left="120"/>
             </w:pPr>
-            <w:hyperlink w:history="1" r:id="rIdpd3h6r5so9wwwyja71tdh">
+            <w:hyperlink w:history="1" r:id="rIds6qt0z0qt5a-oo9enylux">
               <w:r>
                 <w:rPr>
                   <w:rFonts w:ascii="Arial" w:cs="Arial" w:eastAsia="Arial" w:hAnsi="Arial"/>
@@ -25701,7 +25701,7 @@
             <w:pPr>
               <w:spacing w:after="20" w:before="0"/>
             </w:pPr>
-            <w:hyperlink w:history="1" r:id="rIdq3jj9n3faalb02gkeprv6">
+            <w:hyperlink w:history="1" r:id="rId28vof8ssq8zvwxttyb8qq">
               <w:r>
                 <w:rPr>
                   <w:rFonts w:ascii="Arial" w:cs="Arial" w:eastAsia="Arial" w:hAnsi="Arial"/>
@@ -25750,7 +25750,7 @@
               <w:spacing w:after="10" w:before="0"/>
               <w:ind w:left="120"/>
             </w:pPr>
-            <w:hyperlink w:history="1" r:id="rIdvhjokz0cznxev9ozxk5of">
+            <w:hyperlink w:history="1" r:id="rIdro8lygoiea6dxy_puqnkf">
               <w:r>
                 <w:rPr>
                   <w:rFonts w:ascii="Arial" w:cs="Arial" w:eastAsia="Arial" w:hAnsi="Arial"/>
@@ -25795,7 +25795,7 @@
               </w:rPr>
               <w:t xml:space="preserve">Students are shown a projected image of two stools side by side: the original three-legged Jiko stool (tall, narrow base) and the wider four-legged stool from the anchoring phenomenon. A new scenario is added — a maize sack (approximately 90 kg) placed at the far left corner of the three-legged stool, and a second scenario where the same sack is placed at the centre of the wide stool. Students individually write a prediction card (provided index card) answering three prompts: (1) Will each arrangement topple or remain stable? (2) What is the deciding physical condition? (3) If I lower the maize sack to the ground level (i.e., lower centre of gravity of the loaded system) would your answer change — and why? Students have </w:t>
             </w:r>
-            <w:del w:id="9335" w:author="Claude (AI) - proposed" w:date="2026-10-15T08:04:24Z">
+            <w:del w:id="9335" w:author="Claude (AI) - proposed" w:date="2026-10-18T00:32:10Z">
               <w:r>
                 <w:rPr>
                   <w:rFonts w:ascii="Arial" w:cs="Arial" w:eastAsia="Arial" w:hAnsi="Arial"/>
@@ -25810,7 +25810,7 @@
                 <w:delText xml:space="preserve">4</w:delText>
               </w:r>
             </w:del>
-            <w:ins w:id="9336" w:author="Claude (AI) - proposed" w:date="2026-10-15T08:04:24Z">
+            <w:ins w:id="9336" w:author="Claude (AI) - proposed" w:date="2026-10-18T00:32:10Z">
               <w:r>
                 <w:rPr>
                   <w:rFonts w:ascii="Arial" w:cs="Arial" w:eastAsia="Arial" w:hAnsi="Arial"/>
@@ -25838,7 +25838,7 @@
               </w:rPr>
               <w:t xml:space="preserve"> minutes of silent individual thinking</w:t>
             </w:r>
-            <w:ins w:id="9337" w:author="Claude (AI) - proposed" w:date="2026-10-15T08:04:24Z">
+            <w:ins w:id="9337" w:author="Claude (AI) - proposed" w:date="2026-10-18T00:32:10Z">
               <w:r>
                 <w:rPr>
                   <w:rFonts w:ascii="Arial" w:cs="Arial" w:eastAsia="Arial" w:hAnsi="Arial"/>
@@ -25866,7 +25866,7 @@
               </w:rPr>
               <w:t xml:space="preserve">. They then share with their partner</w:t>
             </w:r>
-            <w:ins w:id="9338" w:author="Claude (AI) - proposed" w:date="2026-10-15T08:04:24Z">
+            <w:ins w:id="9338" w:author="Claude (AI) - proposed" w:date="2026-10-18T00:32:10Z">
               <w:r>
                 <w:rPr>
                   <w:rFonts w:ascii="Arial" w:cs="Arial" w:eastAsia="Arial" w:hAnsi="Arial"/>
@@ -25927,7 +25927,7 @@
               </w:rPr>
               <w:t xml:space="preserve">Teacher projects the two-stool image and reads each prompt aloud clearly. Teacher says: 'You have spent five lessons building the tools to answer this. Do not guess — reason. Use the words moment, centre of gravity, base of support, and toppling condition in your written prediction.' WAIT TIME: Allow </w:t>
             </w:r>
-            <w:del w:id="9339" w:author="Claude (AI) - proposed" w:date="2026-10-15T08:04:24Z">
+            <w:del w:id="9339" w:author="Claude (AI) - proposed" w:date="2026-10-18T00:32:10Z">
               <w:r>
                 <w:rPr>
                   <w:rFonts w:ascii="Arial" w:cs="Arial" w:eastAsia="Arial" w:hAnsi="Arial"/>
@@ -25942,7 +25942,7 @@
                 <w:delText xml:space="preserve">3</w:delText>
               </w:r>
             </w:del>
-            <w:ins w:id="9340" w:author="Claude (AI) - proposed" w:date="2026-10-15T08:04:24Z">
+            <w:ins w:id="9340" w:author="Claude (AI) - proposed" w:date="2026-10-18T00:32:10Z">
               <w:r>
                 <w:rPr>
                   <w:rFonts w:ascii="Arial" w:cs="Arial" w:eastAsia="Arial" w:hAnsi="Arial"/>
@@ -26092,7 +26092,7 @@
             <w:pPr>
               <w:spacing w:after="20" w:before="0"/>
             </w:pPr>
-            <w:hyperlink w:history="1" r:id="rIdipb9zwsv5kyrtlnox8p_w">
+            <w:hyperlink w:history="1" r:id="rIdas9sn5q3c3g_uw3b5rnnv">
               <w:r>
                 <w:rPr>
                   <w:rFonts w:ascii="Arial" w:cs="Arial" w:eastAsia="Arial" w:hAnsi="Arial"/>
@@ -26141,7 +26141,7 @@
               <w:spacing w:after="10" w:before="0"/>
               <w:ind w:left="120"/>
             </w:pPr>
-            <w:hyperlink w:history="1" r:id="rIdno1sovoqu1pyowb2vfyhe">
+            <w:hyperlink w:history="1" r:id="rIdc8v21e61v4idtvim-kz92">
               <w:r>
                 <w:rPr>
                   <w:rFonts w:ascii="Arial" w:cs="Arial" w:eastAsia="Arial" w:hAnsi="Arial"/>
@@ -26186,7 +26186,7 @@
             <w:pPr>
               <w:spacing w:after="20" w:before="0"/>
             </w:pPr>
-            <w:hyperlink w:history="1" r:id="rIdfbrrkf3pwfaawvzqpmwsy">
+            <w:hyperlink w:history="1" r:id="rIddic23vc7klfpdye02rvuy">
               <w:r>
                 <w:rPr>
                   <w:rFonts w:ascii="Arial" w:cs="Arial" w:eastAsia="Arial" w:hAnsi="Arial"/>
@@ -26235,7 +26235,7 @@
               <w:spacing w:after="10" w:before="0"/>
               <w:ind w:left="120"/>
             </w:pPr>
-            <w:hyperlink w:history="1" r:id="rId-xubhrgqt8cngu7ghitp_">
+            <w:hyperlink w:history="1" r:id="rIdcabuqusbvipeemgykvjyp">
               <w:r>
                 <w:rPr>
                   <w:rFonts w:ascii="Arial" w:cs="Arial" w:eastAsia="Arial" w:hAnsi="Arial"/>
@@ -26435,7 +26435,7 @@
             <w:pPr>
               <w:spacing w:after="20" w:before="0"/>
             </w:pPr>
-            <w:hyperlink w:history="1" r:id="rIdqhokisw_niv-swthyfd35">
+            <w:hyperlink w:history="1" r:id="rIdv0cyij_y0aw5boa-amdyp">
               <w:r>
                 <w:rPr>
                   <w:rFonts w:ascii="Arial" w:cs="Arial" w:eastAsia="Arial" w:hAnsi="Arial"/>
@@ -26484,7 +26484,7 @@
               <w:spacing w:after="10" w:before="0"/>
               <w:ind w:left="120"/>
             </w:pPr>
-            <w:hyperlink w:history="1" r:id="rIdkuly47i3wdxgnhvcbvaup">
+            <w:hyperlink w:history="1" r:id="rIdbup6v9urdp4pfopxwccgr">
               <w:r>
                 <w:rPr>
                   <w:rFonts w:ascii="Arial" w:cs="Arial" w:eastAsia="Arial" w:hAnsi="Arial"/>
@@ -26529,7 +26529,7 @@
             <w:pPr>
               <w:spacing w:after="20" w:before="0"/>
             </w:pPr>
-            <w:hyperlink w:history="1" r:id="rId2gmd_0ovygieoxad5ttyp">
+            <w:hyperlink w:history="1" r:id="rIdcps97orov4jjqokfld_jn">
               <w:r>
                 <w:rPr>
                   <w:rFonts w:ascii="Arial" w:cs="Arial" w:eastAsia="Arial" w:hAnsi="Arial"/>
@@ -26578,7 +26578,7 @@
               <w:spacing w:after="10" w:before="0"/>
               <w:ind w:left="120"/>
             </w:pPr>
-            <w:hyperlink w:history="1" r:id="rIde3zkqvfjv9riwmiybxhw8">
+            <w:hyperlink w:history="1" r:id="rIdm9ltzwecavzqjr9psexsn">
               <w:r>
                 <w:rPr>
                   <w:rFonts w:ascii="Arial" w:cs="Arial" w:eastAsia="Arial" w:hAnsi="Arial"/>
@@ -26610,7 +26610,7 @@
               <w:spacing w:after="40" w:before="0"/>
               <w:jc w:val="left"/>
             </w:pPr>
-            <w:ins w:id="9341" w:author="Claude (AI) - proposed" w:date="2026-10-15T08:04:24Z">
+            <w:ins w:id="9341" w:author="Claude (AI) - proposed" w:date="2026-10-18T00:32:10Z">
               <w:r>
                 <w:rPr>
                   <w:rFonts w:ascii="Arial" w:cs="Arial" w:eastAsia="Arial" w:hAnsi="Arial"/>
@@ -26638,7 +26638,7 @@
               </w:rPr>
               <w:t xml:space="preserve">Each group (4 to 5 students) displays their finalised cumulative model — the annotated diagram built progressively across all six lessons. Each model should show: force arrows and moment arms (Lessons 1–2); centre of gravity marker and stability state annotations (Lesson 3); clockwise and anticlockwise moment labels with the balance condition (Lesson 4); stability factor labels and an engineering inset (Lesson 5); and now in Lesson 6 a final written explanation strip attached to the bottom of the model answering the driving question. </w:t>
             </w:r>
-            <w:del w:id="9342" w:author="Claude (AI) - proposed" w:date="2026-10-15T08:04:24Z">
+            <w:del w:id="9342" w:author="Claude (AI) - proposed" w:date="2026-10-18T00:32:10Z">
               <w:r>
                 <w:rPr>
                   <w:rFonts w:ascii="Arial" w:cs="Arial" w:eastAsia="Arial" w:hAnsi="Arial"/>
@@ -26653,7 +26653,7 @@
                 <w:delText xml:space="preserve">Groups take turns (approximately 2 minutes per group) to present</w:delText>
               </w:r>
             </w:del>
-            <w:ins w:id="9343" w:author="Claude (AI) - proposed" w:date="2026-10-15T08:04:24Z">
+            <w:ins w:id="9343" w:author="Claude (AI) - proposed" w:date="2026-10-18T00:32:10Z">
               <w:r>
                 <w:rPr>
                   <w:rFonts w:ascii="Arial" w:cs="Arial" w:eastAsia="Arial" w:hAnsi="Arial"/>
@@ -26681,7 +26681,7 @@
               </w:rPr>
               <w:t xml:space="preserve"> one chosen annotation </w:t>
             </w:r>
-            <w:del w:id="9344" w:author="Claude (AI) - proposed" w:date="2026-10-15T08:04:24Z">
+            <w:del w:id="9344" w:author="Claude (AI) - proposed" w:date="2026-10-18T00:32:10Z">
               <w:r>
                 <w:rPr>
                   <w:rFonts w:ascii="Arial" w:cs="Arial" w:eastAsia="Arial" w:hAnsi="Arial"/>
@@ -26696,7 +26696,7 @@
                 <w:delText xml:space="preserve">and explain it to the class</w:delText>
               </w:r>
             </w:del>
-            <w:ins w:id="9345" w:author="Claude (AI) - proposed" w:date="2026-10-15T08:04:24Z">
+            <w:ins w:id="9345" w:author="Claude (AI) - proposed" w:date="2026-10-18T00:32:10Z">
               <w:r>
                 <w:rPr>
                   <w:rFonts w:ascii="Arial" w:cs="Arial" w:eastAsia="Arial" w:hAnsi="Arial"/>
@@ -26757,7 +26757,7 @@
               </w:rPr>
               <w:t xml:space="preserve">Teacher introduces the Explain phase by saying: 'Your model is not a decoration. It is a scientific argument. Every arrow, every label, every annotation must be something you can defend with evidence from our experiments. If a peer asks why, you must be able to answer.' During presentations teacher listens for three common errors and addresses them if they occur: (1) Confusing moment arm with total distance — teacher draws a perpendicular on the board and asks the class: 'Is this the right distance — yes or no?' WAIT TIME 10 seconds. (2) Saying the centre of gravity is always at the geometric centre — teacher holds up the </w:t>
             </w:r>
-            <w:ins w:id="9346" w:author="Claude (AI) - proposed" w:date="2026-10-15T08:04:24Z">
+            <w:ins w:id="9346" w:author="Claude (AI) - proposed" w:date="2026-10-18T00:32:10Z">
               <w:r>
                 <w:rPr>
                   <w:rFonts w:ascii="Arial" w:cs="Arial" w:eastAsia="Arial" w:hAnsi="Arial"/>
@@ -26785,7 +26785,7 @@
               </w:rPr>
               <w:t xml:space="preserve">cut-out</w:t>
             </w:r>
-            <w:del w:id="9347" w:author="Claude (AI) - proposed" w:date="2026-10-15T08:04:24Z">
+            <w:del w:id="9347" w:author="Claude (AI) - proposed" w:date="2026-10-18T00:32:10Z">
               <w:r>
                 <w:rPr>
                   <w:rFonts w:ascii="Arial" w:cs="Arial" w:eastAsia="Arial" w:hAnsi="Arial"/>
@@ -26813,7 +26813,7 @@
               </w:rPr>
               <w:t xml:space="preserve"> from Lesson 3 and asks: 'Is the centre of gravity of this shape at its geometric centre? What does your experiment from Lesson 3 tell you?' (3) Defining stable equilibrium only as returning to position without mentioning the vertical line condition — teacher prompts: 'What must be true about the vertical line for that return to happen?' After all presentations teacher scribes the class consensus answer to the driving question: 'Objects topple when the vertical line through the combined centre of gravity falls outside the base of support, producing an unbalanced moment that rotates the object away from equilibrium. Stability is increased by lowering the centre of gravity and widening the base of support, as engineers deliberately design in cranes, buses, and buildings.' </w:t>
             </w:r>
-            <w:del w:id="9348" w:author="Claude (AI) - proposed" w:date="2026-10-15T08:04:24Z">
+            <w:del w:id="9348" w:author="Claude (AI) - proposed" w:date="2026-10-18T00:32:10Z">
               <w:r>
                 <w:rPr>
                   <w:rFonts w:ascii="Arial" w:cs="Arial" w:eastAsia="Arial" w:hAnsi="Arial"/>
@@ -26828,7 +26828,7 @@
                 <w:delText xml:space="preserve">Teacher then reviews</w:delText>
               </w:r>
             </w:del>
-            <w:ins w:id="9349" w:author="Claude (AI) - proposed" w:date="2026-10-15T08:04:24Z">
+            <w:ins w:id="9349" w:author="Claude (AI) - proposed" w:date="2026-10-18T00:32:10Z">
               <w:r>
                 <w:rPr>
                   <w:rFonts w:ascii="Arial" w:cs="Arial" w:eastAsia="Arial" w:hAnsi="Arial"/>
@@ -26856,7 +26856,7 @@
               </w:rPr>
               <w:t xml:space="preserve"> the Driving Question Board</w:t>
             </w:r>
-            <w:ins w:id="9350" w:author="Claude (AI) - proposed" w:date="2026-10-15T08:04:24Z">
+            <w:ins w:id="9350" w:author="Claude (AI) - proposed" w:date="2026-10-18T00:32:10Z">
               <w:r>
                 <w:rPr>
                   <w:rFonts w:ascii="Arial" w:cs="Arial" w:eastAsia="Arial" w:hAnsi="Arial"/>
@@ -27006,7 +27006,7 @@
             <w:pPr>
               <w:spacing w:after="20" w:before="0"/>
             </w:pPr>
-            <w:hyperlink w:history="1" r:id="rIdewnrch188us_5xc64bymb">
+            <w:hyperlink w:history="1" r:id="rId6ul6lpbs2hdcsojzmlsd4">
               <w:r>
                 <w:rPr>
                   <w:rFonts w:ascii="Arial" w:cs="Arial" w:eastAsia="Arial" w:hAnsi="Arial"/>
@@ -27055,7 +27055,7 @@
               <w:spacing w:after="10" w:before="0"/>
               <w:ind w:left="120"/>
             </w:pPr>
-            <w:hyperlink w:history="1" r:id="rIdr5h7rw_gpmojmvinhbvhw">
+            <w:hyperlink w:history="1" r:id="rIdvjb5sqa5qtfk2nap8vlt2">
               <w:r>
                 <w:rPr>
                   <w:rFonts w:ascii="Arial" w:cs="Arial" w:eastAsia="Arial" w:hAnsi="Arial"/>
@@ -27100,7 +27100,7 @@
             <w:pPr>
               <w:spacing w:after="20" w:before="0"/>
             </w:pPr>
-            <w:hyperlink w:history="1" r:id="rId4asp9lymc4f3pj2xa0d6l">
+            <w:hyperlink w:history="1" r:id="rIdmjdwzs_6k_lckfszlfofp">
               <w:r>
                 <w:rPr>
                   <w:rFonts w:ascii="Arial" w:cs="Arial" w:eastAsia="Arial" w:hAnsi="Arial"/>
@@ -27149,7 +27149,7 @@
               <w:spacing w:after="10" w:before="0"/>
               <w:ind w:left="120"/>
             </w:pPr>
-            <w:hyperlink w:history="1" r:id="rIdbbatjis8mxtpev9wvfmdv">
+            <w:hyperlink w:history="1" r:id="rIdkkrazca8pbtw2bxpy4hg7">
               <w:r>
                 <w:rPr>
                   <w:rFonts w:ascii="Arial" w:cs="Arial" w:eastAsia="Arial" w:hAnsi="Arial"/>
@@ -27194,7 +27194,7 @@
               </w:rPr>
               <w:t xml:space="preserve">Although the DQB was created progressively from Lesson 1, this phase in Lesson 6 serves as the formal closure of the board. Students first do a silent gallery walk (</w:t>
             </w:r>
-            <w:del w:id="9351" w:author="Claude (AI) - proposed" w:date="2026-10-15T08:04:24Z">
+            <w:del w:id="9351" w:author="Claude (AI) - proposed" w:date="2026-10-18T00:32:10Z">
               <w:r>
                 <w:rPr>
                   <w:rFonts w:ascii="Arial" w:cs="Arial" w:eastAsia="Arial" w:hAnsi="Arial"/>
@@ -27209,7 +27209,7 @@
                 <w:delText xml:space="preserve">2 minutes</w:delText>
               </w:r>
             </w:del>
-            <w:ins w:id="9352" w:author="Claude (AI) - proposed" w:date="2026-10-15T08:04:24Z">
+            <w:ins w:id="9352" w:author="Claude (AI) - proposed" w:date="2026-10-18T00:32:10Z">
               <w:r>
                 <w:rPr>
                   <w:rFonts w:ascii="Arial" w:cs="Arial" w:eastAsia="Arial" w:hAnsi="Arial"/>
@@ -27237,7 +27237,7 @@
               </w:rPr>
               <w:t xml:space="preserve">) around the room to re-read all cards posted since Lesson 1. Each student places a small green dot sticker on the card whose question they feel the unit answered most completely, and a small orange dot on any card they feel is still not fully answered for them personally. The class then gathers and the teacher leads a </w:t>
             </w:r>
-            <w:del w:id="9353" w:author="Claude (AI) - proposed" w:date="2026-10-15T08:04:24Z">
+            <w:del w:id="9353" w:author="Claude (AI) - proposed" w:date="2026-10-18T00:32:10Z">
               <w:r>
                 <w:rPr>
                   <w:rFonts w:ascii="Arial" w:cs="Arial" w:eastAsia="Arial" w:hAnsi="Arial"/>
@@ -27252,7 +27252,7 @@
                 <w:delText xml:space="preserve">4</w:delText>
               </w:r>
             </w:del>
-            <w:ins w:id="9354" w:author="Claude (AI) - proposed" w:date="2026-10-15T08:04:24Z">
+            <w:ins w:id="9354" w:author="Claude (AI) - proposed" w:date="2026-10-18T00:32:10Z">
               <w:r>
                 <w:rPr>
                   <w:rFonts w:ascii="Arial" w:cs="Arial" w:eastAsia="Arial" w:hAnsi="Arial"/>
@@ -27280,7 +27280,7 @@
               </w:rPr>
               <w:t xml:space="preserve">-minute structured discussion: three green-dot questions are read aloud and answered collectively with evidence; any orange-dot questions are discussed — if resolvable with unit knowledge, a student volunteer answers; if genuinely beyond the sub-strand, the teacher names the future topic (e.g., torque </w:t>
             </w:r>
-            <w:del w:id="9355" w:author="Claude (AI) - proposed" w:date="2026-10-15T08:04:24Z">
+            <w:del w:id="9355" w:author="Claude (AI) - proposed" w:date="2026-10-18T00:32:10Z">
               <w:r>
                 <w:rPr>
                   <w:rFonts w:ascii="Arial" w:cs="Arial" w:eastAsia="Arial" w:hAnsi="Arial"/>
@@ -27295,7 +27295,7 @@
                 <w:delText xml:space="preserve">in rotational dynamics at A-level,</w:delText>
               </w:r>
             </w:del>
-            <w:ins w:id="9356" w:author="Claude (AI) - proposed" w:date="2026-10-15T08:04:24Z">
+            <w:ins w:id="9356" w:author="Claude (AI) - proposed" w:date="2026-10-18T00:32:10Z">
               <w:r>
                 <w:rPr>
                   <w:rFonts w:ascii="Arial" w:cs="Arial" w:eastAsia="Arial" w:hAnsi="Arial"/>
@@ -27323,7 +27323,7 @@
               </w:rPr>
               <w:t xml:space="preserve"> structural engineering in technical training). Students add one final card to the DQB: a Career Connection card</w:t>
             </w:r>
-            <w:ins w:id="9357" w:author="Claude (AI) - proposed" w:date="2026-10-15T08:04:24Z">
+            <w:ins w:id="9357" w:author="Claude (AI) - proposed" w:date="2026-10-18T00:32:10Z">
               <w:r>
                 <w:rPr>
                   <w:rFonts w:ascii="Arial" w:cs="Arial" w:eastAsia="Arial" w:hAnsi="Arial"/>
@@ -27384,7 +27384,7 @@
               </w:rPr>
               <w:t xml:space="preserve">Teacher facilitates the gallery walk by saying: 'Read every card as if you are a scientist checking whether your community of learners has answered the question you posted weeks ago. Be honest with your dots.' WAIT TIME: The full </w:t>
             </w:r>
-            <w:del w:id="9358" w:author="Claude (AI) - proposed" w:date="2026-10-15T08:04:24Z">
+            <w:del w:id="9358" w:author="Claude (AI) - proposed" w:date="2026-10-18T00:32:10Z">
               <w:r>
                 <w:rPr>
                   <w:rFonts w:ascii="Arial" w:cs="Arial" w:eastAsia="Arial" w:hAnsi="Arial"/>
@@ -27399,7 +27399,7 @@
                 <w:delText xml:space="preserve">2 minutes</w:delText>
               </w:r>
             </w:del>
-            <w:ins w:id="9359" w:author="Claude (AI) - proposed" w:date="2026-10-15T08:04:24Z">
+            <w:ins w:id="9359" w:author="Claude (AI) - proposed" w:date="2026-10-18T00:32:10Z">
               <w:r>
                 <w:rPr>
                   <w:rFonts w:ascii="Arial" w:cs="Arial" w:eastAsia="Arial" w:hAnsi="Arial"/>
@@ -27427,7 +27427,7 @@
               </w:rPr>
               <w:t xml:space="preserve"> of gallery walk </w:t>
             </w:r>
-            <w:del w:id="9360" w:author="Claude (AI) - proposed" w:date="2026-10-15T08:04:24Z">
+            <w:del w:id="9360" w:author="Claude (AI) - proposed" w:date="2026-10-18T00:32:10Z">
               <w:r>
                 <w:rPr>
                   <w:rFonts w:ascii="Arial" w:cs="Arial" w:eastAsia="Arial" w:hAnsi="Arial"/>
@@ -27442,7 +27442,7 @@
                 <w:delText xml:space="preserve">are</w:delText>
               </w:r>
             </w:del>
-            <w:ins w:id="9361" w:author="Claude (AI) - proposed" w:date="2026-10-15T08:04:24Z">
+            <w:ins w:id="9361" w:author="Claude (AI) - proposed" w:date="2026-10-18T00:32:10Z">
               <w:r>
                 <w:rPr>
                   <w:rFonts w:ascii="Arial" w:cs="Arial" w:eastAsia="Arial" w:hAnsi="Arial"/>
@@ -27592,7 +27592,7 @@
             <w:pPr>
               <w:spacing w:after="20" w:before="0"/>
             </w:pPr>
-            <w:hyperlink w:history="1" r:id="rId-m5r9pjhbwvsne5jjlgwl">
+            <w:hyperlink w:history="1" r:id="rIdlkt7jfhajt_ld3lux2_lr">
               <w:r>
                 <w:rPr>
                   <w:rFonts w:ascii="Arial" w:cs="Arial" w:eastAsia="Arial" w:hAnsi="Arial"/>
@@ -27641,7 +27641,7 @@
               <w:spacing w:after="10" w:before="0"/>
               <w:ind w:left="120"/>
             </w:pPr>
-            <w:hyperlink w:history="1" r:id="rIdupyn1zd7xahuaeaoqbyyz">
+            <w:hyperlink w:history="1" r:id="rIdfxgjsxsz5jg-e-kbv8fxa">
               <w:r>
                 <w:rPr>
                   <w:rFonts w:ascii="Arial" w:cs="Arial" w:eastAsia="Arial" w:hAnsi="Arial"/>
@@ -27686,7 +27686,7 @@
             <w:pPr>
               <w:spacing w:after="20" w:before="0"/>
             </w:pPr>
-            <w:hyperlink w:history="1" r:id="rIdf11lulfxl7j08fqsbd2cd">
+            <w:hyperlink w:history="1" r:id="rId_3si_vuiqaqpbpidfcxmk">
               <w:r>
                 <w:rPr>
                   <w:rFonts w:ascii="Arial" w:cs="Arial" w:eastAsia="Arial" w:hAnsi="Arial"/>
@@ -27735,7 +27735,7 @@
               <w:spacing w:after="10" w:before="0"/>
               <w:ind w:left="120"/>
             </w:pPr>
-            <w:hyperlink w:history="1" r:id="rIdjfy629xnp2vtdaxuvdij6">
+            <w:hyperlink w:history="1" r:id="rIdkstndmkyc_qof3x_qyunq">
               <w:r>
                 <w:rPr>
                   <w:rFonts w:ascii="Arial" w:cs="Arial" w:eastAsia="Arial" w:hAnsi="Arial"/>
@@ -27780,7 +27780,7 @@
               </w:rPr>
               <w:t xml:space="preserve">Students complete the final update to their cumulative model by attaching a Explanation Strip — a written paragraph (minimum </w:t>
             </w:r>
-            <w:del w:id="9362" w:author="Claude (AI) - proposed" w:date="2026-10-15T08:04:24Z">
+            <w:del w:id="9362" w:author="Claude (AI) - proposed" w:date="2026-10-18T00:32:10Z">
               <w:r>
                 <w:rPr>
                   <w:rFonts w:ascii="Arial" w:cs="Arial" w:eastAsia="Arial" w:hAnsi="Arial"/>
@@ -27795,7 +27795,7 @@
                 <w:delText xml:space="preserve">5 sentences</w:delText>
               </w:r>
             </w:del>
-            <w:ins w:id="9363" w:author="Claude (AI) - proposed" w:date="2026-10-15T08:04:24Z">
+            <w:ins w:id="9363" w:author="Claude (AI) - proposed" w:date="2026-10-18T00:32:10Z">
               <w:r>
                 <w:rPr>
                   <w:rFonts w:ascii="Arial" w:cs="Arial" w:eastAsia="Arial" w:hAnsi="Arial"/>
@@ -27823,7 +27823,7 @@
               </w:rPr>
               <w:t xml:space="preserve">) at the bottom of their diagram. The strip must: (1) state when an object will topple (toppling condition); (2) reference the anchoring phenomenon specifically (the Jiko stool and the jerrycan); (3) use the terms moment, centre of gravity, base of support, stable equilibrium, and perpendicular distance each at least once; (4) include one quantitative example — students calculate the moment of the 20-litre jerrycan (mass 20 kg, g = 10 N/kg, pivoting about the nearest stool leg, </w:t>
             </w:r>
-            <w:del w:id="9364" w:author="Claude (AI) - proposed" w:date="2026-10-15T08:04:24Z">
+            <w:del w:id="9364" w:author="Claude (AI) - proposed" w:date="2026-10-18T00:32:10Z">
               <w:r>
                 <w:rPr>
                   <w:rFonts w:ascii="Arial" w:cs="Arial" w:eastAsia="Arial" w:hAnsi="Arial"/>
@@ -27838,7 +27838,7 @@
                 <w:delText xml:space="preserve">perpendicular distance</w:delText>
               </w:r>
             </w:del>
-            <w:ins w:id="9365" w:author="Claude (AI) - proposed" w:date="2026-10-15T08:04:24Z">
+            <w:ins w:id="9365" w:author="Claude (AI) - proposed" w:date="2026-10-18T00:32:10Z">
               <w:r>
                 <w:rPr>
                   <w:rFonts w:ascii="Arial" w:cs="Arial" w:eastAsia="Arial" w:hAnsi="Arial"/>
@@ -27866,7 +27866,7 @@
               </w:rPr>
               <w:t xml:space="preserve"> estimated as 0.</w:t>
             </w:r>
-            <w:del w:id="9366" w:author="Claude (AI) - proposed" w:date="2026-10-15T08:04:24Z">
+            <w:del w:id="9366" w:author="Claude (AI) - proposed" w:date="2026-10-18T00:32:10Z">
               <w:r>
                 <w:rPr>
                   <w:rFonts w:ascii="Arial" w:cs="Arial" w:eastAsia="Arial" w:hAnsi="Arial"/>
@@ -27881,7 +27881,7 @@
                 <w:delText xml:space="preserve">3 m</w:delText>
               </w:r>
             </w:del>
-            <w:ins w:id="9367" w:author="Claude (AI) - proposed" w:date="2026-10-15T08:04:24Z">
+            <w:ins w:id="9367" w:author="Claude (AI) - proposed" w:date="2026-10-18T00:32:10Z">
               <w:r>
                 <w:rPr>
                   <w:rFonts w:ascii="Arial" w:cs="Arial" w:eastAsia="Arial" w:hAnsi="Arial"/>
@@ -27909,7 +27909,7 @@
               </w:rPr>
               <w:t xml:space="preserve">) and state whether this moment is balanced or unbalanced given the counteracting moment of the stool weight (stool mass 3 kg, centre of gravity 0.15 m from the same leg). Students then complete the individual summative problem set </w:t>
             </w:r>
-            <w:del w:id="9368" w:author="Claude (AI) - proposed" w:date="2026-10-15T08:04:24Z">
+            <w:del w:id="9368" w:author="Claude (AI) - proposed" w:date="2026-10-18T00:32:10Z">
               <w:r>
                 <w:rPr>
                   <w:rFonts w:ascii="Arial" w:cs="Arial" w:eastAsia="Arial" w:hAnsi="Arial"/>
@@ -27937,7 +27937,7 @@
               </w:rPr>
               <w:t xml:space="preserve">printed on a half-sheet</w:t>
             </w:r>
-            <w:ins w:id="9369" w:author="Claude (AI) - proposed" w:date="2026-10-15T08:04:24Z">
+            <w:ins w:id="9369" w:author="Claude (AI) - proposed" w:date="2026-10-18T00:32:10Z">
               <w:r>
                 <w:rPr>
                   <w:rFonts w:ascii="Arial" w:cs="Arial" w:eastAsia="Arial" w:hAnsi="Arial"/>
@@ -27965,7 +27965,7 @@
               </w:rPr>
               <w:t xml:space="preserve">). Question 1: Define moment of a force and state its SI unit. Question 2: A student pushes a school gate with a force of 40 N at 0.8 m from the hinge. Calculate the moment. Question 3: A see-saw has a child of weight 300 N sitting 1.2 m from the pivot. Where must a second child of weight 400 N sit for the see-saw to balance? Question 4: Explain why a double-decker bus is designed with a heavy lower deck and a lighter upper deck. Use the terms centre of gravity and base of support. Question 5 (the jerrycan-on-stool problem): A 20-litre jerrycan of water (weight 200 N) is placed </w:t>
             </w:r>
-            <w:del w:id="9370" w:author="Claude (AI) - proposed" w:date="2026-10-15T08:04:24Z">
+            <w:del w:id="9370" w:author="Claude (AI) - proposed" w:date="2026-10-18T00:32:10Z">
               <w:r>
                 <w:rPr>
                   <w:rFonts w:ascii="Arial" w:cs="Arial" w:eastAsia="Arial" w:hAnsi="Arial"/>
@@ -27980,7 +27980,7 @@
                 <w:delText xml:space="preserve">0.4 m from</w:delText>
               </w:r>
             </w:del>
-            <w:ins w:id="9371" w:author="Claude (AI) - proposed" w:date="2026-10-15T08:04:24Z">
+            <w:ins w:id="9371" w:author="Claude (AI) - proposed" w:date="2026-10-18T00:32:10Z">
               <w:r>
                 <w:rPr>
                   <w:rFonts w:ascii="Arial" w:cs="Arial" w:eastAsia="Arial" w:hAnsi="Arial"/>
@@ -28008,7 +28008,7 @@
               </w:rPr>
               <w:t xml:space="preserve"> the pivot leg of a three-legged stool. The stool weighs 30 N and its centre of gravity is 0.1 m on the other side of the pivot leg. (a) Calculate the clockwise moment of the jerrycan. (b) Calculate the anticlockwise moment of the stool weight. (c) State whether the stool topples or remains stable and justify your answer using the Principle of Moments. After completing the problem set individually, students write a personal Reflection Prompt in their notebooks</w:t>
             </w:r>
-            <w:ins w:id="9372" w:author="Claude (AI) - proposed" w:date="2026-10-15T08:04:24Z">
+            <w:ins w:id="9372" w:author="Claude (AI) - proposed" w:date="2026-10-18T00:32:10Z">
               <w:r>
                 <w:rPr>
                   <w:rFonts w:ascii="Arial" w:cs="Arial" w:eastAsia="Arial" w:hAnsi="Arial"/>
@@ -28069,7 +28069,7 @@
               </w:rPr>
               <w:t xml:space="preserve">Teacher introduces the Explanation Strip task by saying: 'This strip is the scientific legacy of your model. If someone picks up your diagram in ten years, this paragraph must be enough for them to understand the physics of toppling without asking you a single question. Write it for that future reader.' Teacher circulates during individual summative work, ensuring no collaboration. Teacher reads over shoulders for Question 5 specifically — if students subtract moments rather than compare them, teacher points to the student work and says quietly: 'Which moment is larger? What does a larger net moment tell you about the direction of rotation?' — without giving the answer. WAIT TIME: After distributing the summative sheet, teacher allows 30 seconds of silent reading before students begin writing — this reduces anxiety and allows students to plan their approach. At the </w:t>
             </w:r>
-            <w:del w:id="9373" w:author="Claude (AI) - proposed" w:date="2026-10-15T08:04:24Z">
+            <w:del w:id="9373" w:author="Claude (AI) - proposed" w:date="2026-10-18T00:32:10Z">
               <w:r>
                 <w:rPr>
                   <w:rFonts w:ascii="Arial" w:cs="Arial" w:eastAsia="Arial" w:hAnsi="Arial"/>
@@ -28084,7 +28084,7 @@
                 <w:delText xml:space="preserve">5</w:delText>
               </w:r>
             </w:del>
-            <w:ins w:id="9374" w:author="Claude (AI) - proposed" w:date="2026-10-15T08:04:24Z">
+            <w:ins w:id="9374" w:author="Claude (AI) - proposed" w:date="2026-10-18T00:32:10Z">
               <w:r>
                 <w:rPr>
                   <w:rFonts w:ascii="Arial" w:cs="Arial" w:eastAsia="Arial" w:hAnsi="Arial"/>
@@ -28112,7 +28112,7 @@
               </w:rPr>
               <w:t xml:space="preserve">-minute mark teacher announces: 'You should be on Question 3 or </w:t>
             </w:r>
-            <w:del w:id="9375" w:author="Claude (AI) - proposed" w:date="2026-10-15T08:04:24Z">
+            <w:del w:id="9375" w:author="Claude (AI) - proposed" w:date="2026-10-18T00:32:10Z">
               <w:r>
                 <w:rPr>
                   <w:rFonts w:ascii="Arial" w:cs="Arial" w:eastAsia="Arial" w:hAnsi="Arial"/>
@@ -28127,7 +28127,7 @@
                 <w:delText xml:space="preserve">4</w:delText>
               </w:r>
             </w:del>
-            <w:ins w:id="9376" w:author="Claude (AI) - proposed" w:date="2026-10-15T08:04:24Z">
+            <w:ins w:id="9376" w:author="Claude (AI) - proposed" w:date="2026-10-18T00:32:10Z">
               <w:r>
                 <w:rPr>
                   <w:rFonts w:ascii="Arial" w:cs="Arial" w:eastAsia="Arial" w:hAnsi="Arial"/>
@@ -28221,7 +28221,7 @@
               </w:rPr>
               <w:t xml:space="preserve">Teacher collects summative problem sets at the end of the lesson</w:t>
             </w:r>
-            <w:ins w:id="9377" w:author="Claude (AI) - proposed" w:date="2026-10-15T08:04:24Z">
+            <w:ins w:id="9377" w:author="Claude (AI) - proposed" w:date="2026-10-18T00:32:10Z">
               <w:r>
                 <w:rPr>
                   <w:rFonts w:ascii="Arial" w:cs="Arial" w:eastAsia="Arial" w:hAnsi="Arial"/>
@@ -28249,7 +28249,7 @@
               </w:rPr>
               <w:t xml:space="preserve">. Marking focus: Question 5c is the highest-order item — students must correctly compare </w:t>
             </w:r>
-            <w:del w:id="9378" w:author="Claude (AI) - proposed" w:date="2026-10-15T08:04:24Z">
+            <w:del w:id="9378" w:author="Claude (AI) - proposed" w:date="2026-10-18T00:32:10Z">
               <w:r>
                 <w:rPr>
                   <w:rFonts w:ascii="Arial" w:cs="Arial" w:eastAsia="Arial" w:hAnsi="Arial"/>
@@ -28264,7 +28264,7 @@
                 <w:delText xml:space="preserve">80 Nm</w:delText>
               </w:r>
             </w:del>
-            <w:ins w:id="9379" w:author="Claude (AI) - proposed" w:date="2026-10-15T08:04:24Z">
+            <w:ins w:id="9379" w:author="Claude (AI) - proposed" w:date="2026-10-18T00:32:10Z">
               <w:r>
                 <w:rPr>
                   <w:rFonts w:ascii="Arial" w:cs="Arial" w:eastAsia="Arial" w:hAnsi="Arial"/>
@@ -28292,7 +28292,7 @@
               </w:rPr>
               <w:t xml:space="preserve"> (jerrycan moment</w:t>
             </w:r>
-            <w:del w:id="9380" w:author="Claude (AI) - proposed" w:date="2026-10-15T08:04:24Z">
+            <w:del w:id="9380" w:author="Claude (AI) - proposed" w:date="2026-10-18T00:32:10Z">
               <w:r>
                 <w:rPr>
                   <w:rFonts w:ascii="Arial" w:cs="Arial" w:eastAsia="Arial" w:hAnsi="Arial"/>
@@ -28320,7 +28320,7 @@
               </w:rPr>
               <w:t xml:space="preserve">) with 3 </w:t>
             </w:r>
-            <w:del w:id="9381" w:author="Claude (AI) - proposed" w:date="2026-10-15T08:04:24Z">
+            <w:del w:id="9381" w:author="Claude (AI) - proposed" w:date="2026-10-18T00:32:10Z">
               <w:r>
                 <w:rPr>
                   <w:rFonts w:ascii="Arial" w:cs="Arial" w:eastAsia="Arial" w:hAnsi="Arial"/>
@@ -28335,7 +28335,7 @@
                 <w:delText xml:space="preserve">Nm</w:delText>
               </w:r>
             </w:del>
-            <w:ins w:id="9382" w:author="Claude (AI) - proposed" w:date="2026-10-15T08:04:24Z">
+            <w:ins w:id="9382" w:author="Claude (AI) - proposed" w:date="2026-10-18T00:32:10Z">
               <w:r>
                 <w:rPr>
                   <w:rFonts w:ascii="Arial" w:cs="Arial" w:eastAsia="Arial" w:hAnsi="Arial"/>
@@ -28363,7 +28363,7 @@
               </w:rPr>
               <w:t xml:space="preserve"> (stool countermoment</w:t>
             </w:r>
-            <w:del w:id="9383" w:author="Claude (AI) - proposed" w:date="2026-10-15T08:04:24Z">
+            <w:del w:id="9383" w:author="Claude (AI) - proposed" w:date="2026-10-18T00:32:10Z">
               <w:r>
                 <w:rPr>
                   <w:rFonts w:ascii="Arial" w:cs="Arial" w:eastAsia="Arial" w:hAnsi="Arial"/>
@@ -28772,7 +28772,7 @@
         </w:rPr>
         <w:t xml:space="preserve">© 2026 SeaVuria and ARES. Aligned with KICD objectives. Developed by SeaVuria; technical implementation by ARES (with AI assistance from Claude). Licensed under </w:t>
       </w:r>
-      <w:hyperlink w:history="1" r:id="rId06wo2r7igr49zpesq4yms">
+      <w:hyperlink w:history="1" r:id="rIds-sqwyk9rej5qlg_tgtgm">
         <w:r>
           <w:rPr>
             <w:rFonts w:ascii="Arial" w:cs="Arial" w:eastAsia="Arial" w:hAnsi="Arial"/>
@@ -28793,7 +28793,7 @@
         </w:rPr>
         <w:t xml:space="preserve"> (</w:t>
       </w:r>
-      <w:hyperlink w:history="1" r:id="rId1qnduczwmi-jtt7r2mu1w">
+      <w:hyperlink w:history="1" r:id="rIdsiiwuoz08btzbgrq8q2vg">
         <w:r>
           <w:rPr>
             <w:rFonts w:ascii="Arial" w:cs="Arial" w:eastAsia="Arial" w:hAnsi="Arial"/>
